--- a/lab1/Лабораторная работа №1.docx
+++ b/lab1/Лабораторная работа №1.docx
@@ -683,7 +683,29 @@
           <w:sz w:val="28"/>
           <w:szCs w:val="28"/>
         </w:rPr>
-        <w:t>Математическое программирование</w:t>
+        <w:t xml:space="preserve">Технологии разработки </w:t>
+      </w:r>
+      <w:r>
+        <w:rPr>
+          <w:sz w:val="28"/>
+          <w:szCs w:val="28"/>
+          <w:lang w:val="en-US"/>
+        </w:rPr>
+        <w:t>WEB</w:t>
+      </w:r>
+      <w:r>
+        <w:rPr>
+          <w:sz w:val="28"/>
+          <w:szCs w:val="28"/>
+        </w:rPr>
+        <w:t>-</w:t>
+      </w:r>
+      <w:r>
+        <w:rPr>
+          <w:sz w:val="28"/>
+          <w:szCs w:val="28"/>
+        </w:rPr>
+        <w:t>приложений</w:t>
       </w:r>
       <w:r>
         <w:rPr>
@@ -728,7 +750,29 @@
           <w:sz w:val="28"/>
           <w:szCs w:val="28"/>
         </w:rPr>
-        <w:t>Решение систем нелинейных уравнений</w:t>
+        <w:t xml:space="preserve">Введение в </w:t>
+      </w:r>
+      <w:r>
+        <w:rPr>
+          <w:sz w:val="28"/>
+          <w:szCs w:val="28"/>
+          <w:lang w:val="en-US"/>
+        </w:rPr>
+        <w:t>Docker</w:t>
+      </w:r>
+      <w:r>
+        <w:rPr>
+          <w:sz w:val="28"/>
+          <w:szCs w:val="28"/>
+        </w:rPr>
+        <w:t xml:space="preserve"> </w:t>
+      </w:r>
+      <w:r>
+        <w:rPr>
+          <w:sz w:val="28"/>
+          <w:szCs w:val="28"/>
+        </w:rPr>
+        <w:t>и настройка окружения</w:t>
       </w:r>
       <w:r>
         <w:rPr>
@@ -1601,7 +1645,63 @@
           <w:sz w:val="28"/>
           <w:szCs w:val="28"/>
         </w:rPr>
-        <w:t>5</w:t>
+        <w:t>6 г.</w:t>
+      </w:r>
+    </w:p>
+    <w:p>
+      <w:pPr>
+        <w:spacing w:line="360" w:lineRule="auto"/>
+        <w:ind w:firstLine="708"/>
+        <w:rPr>
+          <w:b/>
+          <w:bCs/>
+          <w:sz w:val="28"/>
+          <w:szCs w:val="28"/>
+        </w:rPr>
+      </w:pPr>
+      <w:r>
+        <w:rPr>
+          <w:b/>
+          <w:bCs/>
+          <w:sz w:val="28"/>
+          <w:szCs w:val="28"/>
+        </w:rPr>
+        <w:lastRenderedPageBreak/>
+        <w:t>Цель работы</w:t>
+      </w:r>
+    </w:p>
+    <w:p>
+      <w:pPr>
+        <w:spacing w:after="200" w:line="360" w:lineRule="auto"/>
+        <w:rPr>
+          <w:b/>
+          <w:bCs/>
+          <w:sz w:val="28"/>
+          <w:szCs w:val="28"/>
+        </w:rPr>
+      </w:pPr>
+      <w:r>
+        <w:rPr>
+          <w:sz w:val="28"/>
+          <w:szCs w:val="28"/>
+        </w:rPr>
+        <w:tab/>
+      </w:r>
+      <w:r>
+        <w:rPr>
+          <w:sz w:val="28"/>
+          <w:szCs w:val="28"/>
+        </w:rPr>
+        <w:t>Научиться запускать PHP-приложения в контейнерах, организовать среду для дальнейших лабораторных.</w:t>
+      </w:r>
+      <w:r>
+        <w:rPr>
+          <w:b/>
+          <w:bCs/>
+          <w:sz w:val="28"/>
+          <w:szCs w:val="28"/>
+        </w:rPr>
+        <w:br w:type="page"/>
       </w:r>
     </w:p>
     <w:p>
@@ -1623,482 +1723,1118 @@
           <w:szCs w:val="28"/>
         </w:rPr>
         <w:lastRenderedPageBreak/>
-        <w:t>Задание кафедры</w:t>
-      </w:r>
-    </w:p>
-    <w:p>
-      <w:pPr>
-        <w:pStyle w:val="a8"/>
+        <w:t>Задание</w:t>
+      </w:r>
+    </w:p>
+    <w:p>
+      <w:pPr>
         <w:numPr>
           <w:ilvl w:val="0"/>
-          <w:numId w:val="1"/>
+          <w:numId w:val="4"/>
         </w:numPr>
+        <w:suppressAutoHyphens/>
         <w:spacing w:line="360" w:lineRule="auto"/>
-        <w:ind w:left="0" w:firstLine="709"/>
         <w:jc w:val="both"/>
         <w:rPr>
-          <w:sz w:val="32"/>
-          <w:szCs w:val="28"/>
-        </w:rPr>
-      </w:pPr>
-      <w:r>
-        <w:rPr>
-          <w:sz w:val="28"/>
-        </w:rPr>
-        <w:t xml:space="preserve">В соответствие с заданием составить систему нелинейных уравнений. </w:t>
-      </w:r>
-    </w:p>
-    <w:p>
-      <w:pPr>
-        <w:pStyle w:val="a8"/>
+          <w:sz w:val="28"/>
+          <w:szCs w:val="28"/>
+          <w:lang w:val="en-US"/>
+        </w:rPr>
+      </w:pPr>
+      <w:r>
+        <w:rPr>
+          <w:sz w:val="28"/>
+          <w:szCs w:val="28"/>
+        </w:rPr>
+        <w:t>Установить</w:t>
+      </w:r>
+      <w:r>
+        <w:rPr>
+          <w:sz w:val="28"/>
+          <w:szCs w:val="28"/>
+          <w:lang w:val="en-US"/>
+        </w:rPr>
+        <w:t xml:space="preserve"> </w:t>
+      </w:r>
+      <w:r>
+        <w:rPr>
+          <w:b/>
+          <w:bCs/>
+          <w:sz w:val="28"/>
+          <w:szCs w:val="28"/>
+          <w:lang w:val="en-US"/>
+        </w:rPr>
+        <w:t>Docker</w:t>
+      </w:r>
+      <w:r>
+        <w:rPr>
+          <w:sz w:val="28"/>
+          <w:szCs w:val="28"/>
+          <w:lang w:val="en-US"/>
+        </w:rPr>
+        <w:t xml:space="preserve"> </w:t>
+      </w:r>
+      <w:r>
+        <w:rPr>
+          <w:sz w:val="28"/>
+          <w:szCs w:val="28"/>
+        </w:rPr>
+        <w:t>и</w:t>
+      </w:r>
+      <w:r>
+        <w:rPr>
+          <w:sz w:val="28"/>
+          <w:szCs w:val="28"/>
+          <w:lang w:val="en-US"/>
+        </w:rPr>
+        <w:t xml:space="preserve"> </w:t>
+      </w:r>
+      <w:r>
+        <w:rPr>
+          <w:b/>
+          <w:bCs/>
+          <w:sz w:val="28"/>
+          <w:szCs w:val="28"/>
+          <w:lang w:val="en-US"/>
+        </w:rPr>
+        <w:t>Docker Compose</w:t>
+      </w:r>
+      <w:r>
+        <w:rPr>
+          <w:sz w:val="28"/>
+          <w:szCs w:val="28"/>
+          <w:lang w:val="en-US"/>
+        </w:rPr>
+        <w:t>.</w:t>
+      </w:r>
+    </w:p>
+    <w:p>
+      <w:pPr>
         <w:numPr>
           <w:ilvl w:val="0"/>
-          <w:numId w:val="1"/>
+          <w:numId w:val="4"/>
         </w:numPr>
+        <w:suppressAutoHyphens/>
         <w:spacing w:line="360" w:lineRule="auto"/>
-        <w:ind w:left="0" w:firstLine="709"/>
         <w:jc w:val="both"/>
         <w:rPr>
-          <w:sz w:val="32"/>
-          <w:szCs w:val="28"/>
-        </w:rPr>
-      </w:pPr>
-      <w:r>
-        <w:rPr>
-          <w:sz w:val="28"/>
-        </w:rPr>
-        <w:t>Составит</w:t>
-      </w:r>
-      <w:r>
-        <w:rPr>
-          <w:sz w:val="28"/>
-        </w:rPr>
-        <w:t xml:space="preserve">ь минимизируемый функционал. </w:t>
-      </w:r>
-    </w:p>
-    <w:p>
-      <w:pPr>
-        <w:pStyle w:val="a8"/>
+          <w:sz w:val="28"/>
+          <w:szCs w:val="28"/>
+        </w:rPr>
+      </w:pPr>
+      <w:bookmarkStart w:id="0" w:name="_Hlk221805892"/>
+      <w:r>
+        <w:rPr>
+          <w:sz w:val="28"/>
+          <w:szCs w:val="28"/>
+        </w:rPr>
+        <w:t xml:space="preserve">Написать </w:t>
+      </w:r>
+      <w:proofErr w:type="spellStart"/>
+      <w:r>
+        <w:rPr>
+          <w:sz w:val="28"/>
+          <w:szCs w:val="28"/>
+        </w:rPr>
+        <w:t>docker-compose.yml</w:t>
+      </w:r>
+      <w:bookmarkEnd w:id="0"/>
+      <w:proofErr w:type="spellEnd"/>
+      <w:r>
+        <w:rPr>
+          <w:sz w:val="28"/>
+          <w:szCs w:val="28"/>
+        </w:rPr>
+        <w:t>, который:</w:t>
+      </w:r>
+    </w:p>
+    <w:p>
+      <w:pPr>
+        <w:numPr>
+          <w:ilvl w:val="1"/>
+          <w:numId w:val="4"/>
+        </w:numPr>
+        <w:suppressAutoHyphens/>
+        <w:spacing w:line="360" w:lineRule="auto"/>
+        <w:jc w:val="both"/>
+        <w:rPr>
+          <w:sz w:val="28"/>
+          <w:szCs w:val="28"/>
+        </w:rPr>
+      </w:pPr>
+      <w:r>
+        <w:rPr>
+          <w:sz w:val="28"/>
+          <w:szCs w:val="28"/>
+        </w:rPr>
+        <w:t xml:space="preserve">Запускает контейнер с </w:t>
+      </w:r>
+      <w:r>
+        <w:rPr>
+          <w:b/>
+          <w:bCs/>
+          <w:sz w:val="28"/>
+          <w:szCs w:val="28"/>
+        </w:rPr>
+        <w:t>PHP</w:t>
+      </w:r>
+      <w:r>
+        <w:rPr>
+          <w:sz w:val="28"/>
+          <w:szCs w:val="28"/>
+        </w:rPr>
+        <w:t xml:space="preserve"> и </w:t>
+      </w:r>
+      <w:proofErr w:type="spellStart"/>
+      <w:r>
+        <w:rPr>
+          <w:sz w:val="28"/>
+          <w:szCs w:val="28"/>
+        </w:rPr>
+        <w:t>Apache</w:t>
+      </w:r>
+      <w:proofErr w:type="spellEnd"/>
+      <w:r>
+        <w:rPr>
+          <w:sz w:val="28"/>
+          <w:szCs w:val="28"/>
+        </w:rPr>
+        <w:t>.</w:t>
+      </w:r>
+    </w:p>
+    <w:p>
+      <w:pPr>
+        <w:numPr>
+          <w:ilvl w:val="1"/>
+          <w:numId w:val="4"/>
+        </w:numPr>
+        <w:suppressAutoHyphens/>
+        <w:spacing w:line="360" w:lineRule="auto"/>
+        <w:jc w:val="both"/>
+        <w:rPr>
+          <w:sz w:val="28"/>
+          <w:szCs w:val="28"/>
+        </w:rPr>
+      </w:pPr>
+      <w:r>
+        <w:rPr>
+          <w:sz w:val="28"/>
+          <w:szCs w:val="28"/>
+        </w:rPr>
+        <w:t xml:space="preserve">Поднимает контейнер с </w:t>
+      </w:r>
+      <w:proofErr w:type="spellStart"/>
+      <w:r>
+        <w:rPr>
+          <w:b/>
+          <w:bCs/>
+          <w:sz w:val="28"/>
+          <w:szCs w:val="28"/>
+        </w:rPr>
+        <w:t>MySQL</w:t>
+      </w:r>
+      <w:proofErr w:type="spellEnd"/>
+      <w:r>
+        <w:rPr>
+          <w:sz w:val="28"/>
+          <w:szCs w:val="28"/>
+        </w:rPr>
+        <w:t>.</w:t>
+      </w:r>
+    </w:p>
+    <w:p>
+      <w:pPr>
+        <w:numPr>
+          <w:ilvl w:val="1"/>
+          <w:numId w:val="4"/>
+        </w:numPr>
+        <w:suppressAutoHyphens/>
+        <w:spacing w:line="360" w:lineRule="auto"/>
+        <w:jc w:val="both"/>
+        <w:rPr>
+          <w:sz w:val="28"/>
+          <w:szCs w:val="28"/>
+        </w:rPr>
+      </w:pPr>
+      <w:r>
+        <w:rPr>
+          <w:sz w:val="28"/>
+          <w:szCs w:val="28"/>
+        </w:rPr>
+        <w:t xml:space="preserve">Подключает PHP к базе через </w:t>
+      </w:r>
+      <w:r>
+        <w:rPr>
+          <w:b/>
+          <w:bCs/>
+          <w:sz w:val="28"/>
+          <w:szCs w:val="28"/>
+        </w:rPr>
+        <w:t>PDO</w:t>
+      </w:r>
+      <w:r>
+        <w:rPr>
+          <w:sz w:val="28"/>
+          <w:szCs w:val="28"/>
+        </w:rPr>
+        <w:t>.</w:t>
+      </w:r>
+    </w:p>
+    <w:p>
+      <w:pPr>
         <w:numPr>
           <w:ilvl w:val="0"/>
-          <w:numId w:val="1"/>
+          <w:numId w:val="4"/>
         </w:numPr>
+        <w:suppressAutoHyphens/>
         <w:spacing w:line="360" w:lineRule="auto"/>
-        <w:ind w:left="0" w:firstLine="709"/>
         <w:jc w:val="both"/>
         <w:rPr>
-          <w:sz w:val="32"/>
-          <w:szCs w:val="28"/>
-        </w:rPr>
-      </w:pPr>
-      <w:r>
-        <w:rPr>
-          <w:sz w:val="28"/>
-        </w:rPr>
-        <w:t xml:space="preserve">Написать якобиан. </w:t>
-      </w:r>
-    </w:p>
-    <w:p>
-      <w:pPr>
-        <w:pStyle w:val="a8"/>
+          <w:sz w:val="28"/>
+          <w:szCs w:val="28"/>
+        </w:rPr>
+      </w:pPr>
+      <w:bookmarkStart w:id="1" w:name="_Hlk221806605"/>
+      <w:r>
+        <w:rPr>
+          <w:sz w:val="28"/>
+          <w:szCs w:val="28"/>
+        </w:rPr>
+        <w:t xml:space="preserve">Проверить, что PHP работает (создать </w:t>
+      </w:r>
+      <w:proofErr w:type="spellStart"/>
+      <w:r>
+        <w:rPr>
+          <w:sz w:val="28"/>
+          <w:szCs w:val="28"/>
+        </w:rPr>
+        <w:t>index.php</w:t>
+      </w:r>
+      <w:proofErr w:type="spellEnd"/>
+      <w:r>
+        <w:rPr>
+          <w:sz w:val="28"/>
+          <w:szCs w:val="28"/>
+        </w:rPr>
+        <w:t xml:space="preserve">, который выводит </w:t>
+      </w:r>
+      <w:proofErr w:type="spellStart"/>
+      <w:proofErr w:type="gramStart"/>
+      <w:r>
+        <w:rPr>
+          <w:sz w:val="28"/>
+          <w:szCs w:val="28"/>
+        </w:rPr>
+        <w:t>phpinfo</w:t>
+      </w:r>
+      <w:proofErr w:type="spellEnd"/>
+      <w:r>
+        <w:rPr>
+          <w:sz w:val="28"/>
+          <w:szCs w:val="28"/>
+        </w:rPr>
+        <w:t>(</w:t>
+      </w:r>
+      <w:proofErr w:type="gramEnd"/>
+      <w:r>
+        <w:rPr>
+          <w:sz w:val="28"/>
+          <w:szCs w:val="28"/>
+        </w:rPr>
+        <w:t>)).</w:t>
+      </w:r>
+    </w:p>
+    <w:p>
+      <w:pPr>
         <w:numPr>
           <w:ilvl w:val="0"/>
-          <w:numId w:val="1"/>
+          <w:numId w:val="4"/>
         </w:numPr>
+        <w:suppressAutoHyphens/>
         <w:spacing w:line="360" w:lineRule="auto"/>
-        <w:ind w:left="0" w:firstLine="709"/>
         <w:jc w:val="both"/>
         <w:rPr>
-          <w:sz w:val="32"/>
-          <w:szCs w:val="28"/>
-        </w:rPr>
-      </w:pPr>
-      <w:r>
-        <w:rPr>
-          <w:sz w:val="28"/>
-        </w:rPr>
-        <w:t xml:space="preserve">Используя программу MO_KURS, решить систему нелинейных уравнений методом Ньютона и методом </w:t>
+          <w:sz w:val="28"/>
+          <w:szCs w:val="28"/>
+        </w:rPr>
+      </w:pPr>
+      <w:bookmarkStart w:id="2" w:name="_Hlk221806830"/>
+      <w:bookmarkEnd w:id="1"/>
+      <w:r>
+        <w:rPr>
+          <w:sz w:val="28"/>
+          <w:szCs w:val="28"/>
+        </w:rPr>
+        <w:t xml:space="preserve">Написать </w:t>
       </w:r>
       <w:proofErr w:type="spellStart"/>
       <w:r>
         <w:rPr>
-          <w:sz w:val="28"/>
-        </w:rPr>
-        <w:t>Бройдена</w:t>
+          <w:b/>
+          <w:bCs/>
+          <w:sz w:val="28"/>
+          <w:szCs w:val="28"/>
+        </w:rPr>
+        <w:t>Dockerfile</w:t>
       </w:r>
       <w:proofErr w:type="spellEnd"/>
       <w:r>
         <w:rPr>
           <w:sz w:val="28"/>
-        </w:rPr>
-        <w:t xml:space="preserve"> (якобиан р</w:t>
-      </w:r>
-      <w:r>
-        <w:rPr>
-          <w:sz w:val="28"/>
-        </w:rPr>
-        <w:t xml:space="preserve">ассчитывается аналитически). </w:t>
-      </w:r>
-    </w:p>
-    <w:p>
-      <w:pPr>
-        <w:pStyle w:val="a8"/>
+          <w:szCs w:val="28"/>
+        </w:rPr>
+        <w:t xml:space="preserve"> для PHP-приложения.</w:t>
+      </w:r>
+    </w:p>
+    <w:p>
+      <w:pPr>
         <w:numPr>
           <w:ilvl w:val="0"/>
-          <w:numId w:val="1"/>
+          <w:numId w:val="4"/>
         </w:numPr>
+        <w:suppressAutoHyphens/>
+        <w:spacing w:after="100" w:afterAutospacing="1" w:line="360" w:lineRule="auto"/>
+        <w:jc w:val="both"/>
+        <w:rPr>
+          <w:sz w:val="28"/>
+          <w:szCs w:val="28"/>
+        </w:rPr>
+      </w:pPr>
+      <w:bookmarkStart w:id="3" w:name="_Hlk221807013"/>
+      <w:bookmarkEnd w:id="2"/>
+      <w:r>
+        <w:rPr>
+          <w:sz w:val="28"/>
+          <w:szCs w:val="28"/>
+        </w:rPr>
+        <w:t xml:space="preserve">Подключить контейнер </w:t>
+      </w:r>
+      <w:proofErr w:type="spellStart"/>
+      <w:r>
+        <w:rPr>
+          <w:b/>
+          <w:bCs/>
+          <w:sz w:val="28"/>
+          <w:szCs w:val="28"/>
+        </w:rPr>
+        <w:t>phpMyAdmin</w:t>
+      </w:r>
+      <w:proofErr w:type="spellEnd"/>
+      <w:r>
+        <w:rPr>
+          <w:sz w:val="28"/>
+          <w:szCs w:val="28"/>
+        </w:rPr>
+        <w:t xml:space="preserve"> для работы с базой данных.</w:t>
+      </w:r>
+    </w:p>
+    <w:bookmarkEnd w:id="3"/>
+    <w:p>
+      <w:pPr>
+        <w:spacing w:after="200" w:line="276" w:lineRule="auto"/>
+        <w:rPr>
+          <w:sz w:val="28"/>
+          <w:szCs w:val="28"/>
+        </w:rPr>
+      </w:pPr>
+    </w:p>
+    <w:p>
+      <w:pPr>
+        <w:spacing w:after="200" w:line="276" w:lineRule="auto"/>
+        <w:rPr>
+          <w:b/>
+          <w:bCs/>
+          <w:sz w:val="28"/>
+          <w:szCs w:val="28"/>
+        </w:rPr>
+      </w:pPr>
+      <w:r>
+        <w:rPr>
+          <w:b/>
+          <w:bCs/>
+          <w:sz w:val="28"/>
+          <w:szCs w:val="28"/>
+        </w:rPr>
+        <w:br w:type="page"/>
+      </w:r>
+    </w:p>
+    <w:p>
+      <w:pPr>
+        <w:spacing w:after="200" w:line="276" w:lineRule="auto"/>
+        <w:ind w:firstLine="708"/>
+        <w:rPr>
+          <w:b/>
+          <w:bCs/>
+          <w:sz w:val="28"/>
+          <w:szCs w:val="28"/>
+        </w:rPr>
+      </w:pPr>
+      <w:r>
+        <w:rPr>
+          <w:b/>
+          <w:bCs/>
+          <w:sz w:val="28"/>
+          <w:szCs w:val="28"/>
+        </w:rPr>
+        <w:lastRenderedPageBreak/>
+        <w:t>Ход работы</w:t>
+      </w:r>
+    </w:p>
+    <w:p>
+      <w:pPr>
+        <w:spacing w:after="200" w:line="276" w:lineRule="auto"/>
+        <w:ind w:firstLine="708"/>
+        <w:rPr>
+          <w:b/>
+          <w:bCs/>
+          <w:sz w:val="28"/>
+          <w:szCs w:val="28"/>
+          <w:lang w:val="en-US"/>
+        </w:rPr>
+      </w:pPr>
+      <w:r>
+        <w:rPr>
+          <w:b/>
+          <w:bCs/>
+          <w:sz w:val="28"/>
+          <w:szCs w:val="28"/>
+          <w:lang w:val="en-US"/>
+        </w:rPr>
+        <w:t xml:space="preserve">1. </w:t>
+      </w:r>
+      <w:r>
+        <w:rPr>
+          <w:b/>
+          <w:bCs/>
+          <w:sz w:val="28"/>
+          <w:szCs w:val="28"/>
+        </w:rPr>
+        <w:t>Установить</w:t>
+      </w:r>
+      <w:r>
+        <w:rPr>
+          <w:b/>
+          <w:bCs/>
+          <w:sz w:val="28"/>
+          <w:szCs w:val="28"/>
+          <w:lang w:val="en-US"/>
+        </w:rPr>
+        <w:t xml:space="preserve"> Docker </w:t>
+      </w:r>
+      <w:r>
+        <w:rPr>
+          <w:b/>
+          <w:bCs/>
+          <w:sz w:val="28"/>
+          <w:szCs w:val="28"/>
+        </w:rPr>
+        <w:t>и</w:t>
+      </w:r>
+      <w:r>
+        <w:rPr>
+          <w:b/>
+          <w:bCs/>
+          <w:sz w:val="28"/>
+          <w:szCs w:val="28"/>
+          <w:lang w:val="en-US"/>
+        </w:rPr>
+        <w:t xml:space="preserve"> Docker Compose</w:t>
+      </w:r>
+    </w:p>
+    <w:p>
+      <w:pPr>
+        <w:spacing w:after="200" w:line="360" w:lineRule="auto"/>
+        <w:ind w:firstLine="708"/>
+        <w:jc w:val="both"/>
+        <w:rPr>
+          <w:sz w:val="28"/>
+          <w:szCs w:val="28"/>
+        </w:rPr>
+      </w:pPr>
+      <w:r>
+        <w:rPr>
+          <w:b/>
+          <w:bCs/>
+          <w:sz w:val="28"/>
+          <w:szCs w:val="28"/>
+        </w:rPr>
+        <w:t xml:space="preserve">Платформа </w:t>
+      </w:r>
+      <w:proofErr w:type="spellStart"/>
+      <w:r>
+        <w:rPr>
+          <w:b/>
+          <w:bCs/>
+          <w:sz w:val="28"/>
+          <w:szCs w:val="28"/>
+        </w:rPr>
+        <w:t>Docker</w:t>
+      </w:r>
+      <w:proofErr w:type="spellEnd"/>
+      <w:r>
+        <w:rPr>
+          <w:b/>
+          <w:bCs/>
+          <w:sz w:val="28"/>
+          <w:szCs w:val="28"/>
+        </w:rPr>
+        <w:t xml:space="preserve"> (</w:t>
+      </w:r>
+      <w:proofErr w:type="spellStart"/>
+      <w:r>
+        <w:rPr>
+          <w:b/>
+          <w:bCs/>
+          <w:sz w:val="28"/>
+          <w:szCs w:val="28"/>
+        </w:rPr>
+        <w:t>Docker</w:t>
+      </w:r>
+      <w:proofErr w:type="spellEnd"/>
+      <w:r>
+        <w:rPr>
+          <w:b/>
+          <w:bCs/>
+          <w:sz w:val="28"/>
+          <w:szCs w:val="28"/>
+        </w:rPr>
+        <w:t xml:space="preserve"> </w:t>
+      </w:r>
+      <w:proofErr w:type="spellStart"/>
+      <w:r>
+        <w:rPr>
+          <w:b/>
+          <w:bCs/>
+          <w:sz w:val="28"/>
+          <w:szCs w:val="28"/>
+        </w:rPr>
+        <w:t>Platform</w:t>
+      </w:r>
+      <w:proofErr w:type="spellEnd"/>
+      <w:r>
+        <w:rPr>
+          <w:b/>
+          <w:bCs/>
+          <w:sz w:val="28"/>
+          <w:szCs w:val="28"/>
+        </w:rPr>
+        <w:t>)</w:t>
+      </w:r>
+      <w:r>
+        <w:rPr>
+          <w:sz w:val="28"/>
+          <w:szCs w:val="28"/>
+        </w:rPr>
+        <w:t xml:space="preserve"> — это программа, которая даёт возможность упаковывать приложения в контейнеры и запускать их на серверах. Платформа </w:t>
+      </w:r>
+      <w:proofErr w:type="spellStart"/>
+      <w:r>
+        <w:rPr>
+          <w:sz w:val="28"/>
+          <w:szCs w:val="28"/>
+        </w:rPr>
+        <w:t>Docker</w:t>
+      </w:r>
+      <w:proofErr w:type="spellEnd"/>
+      <w:r>
+        <w:rPr>
+          <w:sz w:val="28"/>
+          <w:szCs w:val="28"/>
+        </w:rPr>
+        <w:t xml:space="preserve"> позволяет помещать в контейнеры код и его зависимости. Как результат, системы, основанные на контейнерах, легко масштабировать, так как контейнеры можно переносить и воспроизводить.</w:t>
+      </w:r>
+    </w:p>
+    <w:p>
+      <w:pPr>
+        <w:spacing w:after="200" w:line="360" w:lineRule="auto"/>
+        <w:ind w:firstLine="708"/>
+        <w:jc w:val="both"/>
+        <w:rPr>
+          <w:sz w:val="28"/>
+          <w:szCs w:val="28"/>
+        </w:rPr>
+      </w:pPr>
+      <w:proofErr w:type="spellStart"/>
+      <w:r>
+        <w:rPr>
+          <w:b/>
+          <w:bCs/>
+          <w:sz w:val="28"/>
+          <w:szCs w:val="28"/>
+        </w:rPr>
+        <w:t>Docker</w:t>
+      </w:r>
+      <w:proofErr w:type="spellEnd"/>
+      <w:r>
+        <w:rPr>
+          <w:b/>
+          <w:bCs/>
+          <w:sz w:val="28"/>
+          <w:szCs w:val="28"/>
+        </w:rPr>
+        <w:t xml:space="preserve"> </w:t>
+      </w:r>
+      <w:proofErr w:type="spellStart"/>
+      <w:r>
+        <w:rPr>
+          <w:b/>
+          <w:bCs/>
+          <w:sz w:val="28"/>
+          <w:szCs w:val="28"/>
+        </w:rPr>
+        <w:t>Compose</w:t>
+      </w:r>
+      <w:proofErr w:type="spellEnd"/>
+      <w:r>
+        <w:rPr>
+          <w:sz w:val="28"/>
+          <w:szCs w:val="28"/>
+        </w:rPr>
+        <w:t xml:space="preserve"> — это инструмент, который упрощает развёртывание приложений, для работы которых требуется несколько контейнеров </w:t>
+      </w:r>
+      <w:proofErr w:type="spellStart"/>
+      <w:r>
+        <w:rPr>
+          <w:sz w:val="28"/>
+          <w:szCs w:val="28"/>
+        </w:rPr>
+        <w:t>Docker</w:t>
+      </w:r>
+      <w:proofErr w:type="spellEnd"/>
+      <w:r>
+        <w:rPr>
+          <w:sz w:val="28"/>
+          <w:szCs w:val="28"/>
+        </w:rPr>
+        <w:t xml:space="preserve">. </w:t>
+      </w:r>
+      <w:proofErr w:type="spellStart"/>
+      <w:r>
+        <w:rPr>
+          <w:sz w:val="28"/>
+          <w:szCs w:val="28"/>
+        </w:rPr>
+        <w:t>Docker</w:t>
+      </w:r>
+      <w:proofErr w:type="spellEnd"/>
+      <w:r>
+        <w:rPr>
+          <w:sz w:val="28"/>
+          <w:szCs w:val="28"/>
+        </w:rPr>
+        <w:t xml:space="preserve"> </w:t>
+      </w:r>
+      <w:proofErr w:type="spellStart"/>
+      <w:r>
+        <w:rPr>
+          <w:sz w:val="28"/>
+          <w:szCs w:val="28"/>
+        </w:rPr>
+        <w:t>Compose</w:t>
+      </w:r>
+      <w:proofErr w:type="spellEnd"/>
+      <w:r>
+        <w:rPr>
+          <w:sz w:val="28"/>
+          <w:szCs w:val="28"/>
+        </w:rPr>
+        <w:t xml:space="preserve"> позволяет выполнять команды, описываемые в файле </w:t>
+      </w:r>
+      <w:proofErr w:type="spellStart"/>
+      <w:r>
+        <w:rPr>
+          <w:sz w:val="28"/>
+          <w:szCs w:val="28"/>
+        </w:rPr>
+        <w:t>docker-compose.yml</w:t>
+      </w:r>
+      <w:proofErr w:type="spellEnd"/>
+      <w:r>
+        <w:rPr>
+          <w:sz w:val="28"/>
+          <w:szCs w:val="28"/>
+        </w:rPr>
+        <w:t xml:space="preserve">. Эти команды можно выполнять столько раз, сколько потребуется. Интерфейс командной строки </w:t>
+      </w:r>
+      <w:proofErr w:type="spellStart"/>
+      <w:r>
+        <w:rPr>
+          <w:sz w:val="28"/>
+          <w:szCs w:val="28"/>
+        </w:rPr>
+        <w:t>Docker</w:t>
+      </w:r>
+      <w:proofErr w:type="spellEnd"/>
+      <w:r>
+        <w:rPr>
+          <w:sz w:val="28"/>
+          <w:szCs w:val="28"/>
+        </w:rPr>
+        <w:t xml:space="preserve"> </w:t>
+      </w:r>
+      <w:proofErr w:type="spellStart"/>
+      <w:r>
+        <w:rPr>
+          <w:sz w:val="28"/>
+          <w:szCs w:val="28"/>
+        </w:rPr>
+        <w:t>Compose</w:t>
+      </w:r>
+      <w:proofErr w:type="spellEnd"/>
+      <w:r>
+        <w:rPr>
+          <w:sz w:val="28"/>
+          <w:szCs w:val="28"/>
+        </w:rPr>
+        <w:t xml:space="preserve"> упрощает взаимодействие с </w:t>
+      </w:r>
+      <w:proofErr w:type="spellStart"/>
+      <w:r>
+        <w:rPr>
+          <w:sz w:val="28"/>
+          <w:szCs w:val="28"/>
+        </w:rPr>
+        <w:t>многоконтейнерными</w:t>
+      </w:r>
+      <w:proofErr w:type="spellEnd"/>
+      <w:r>
+        <w:rPr>
+          <w:sz w:val="28"/>
+          <w:szCs w:val="28"/>
+        </w:rPr>
+        <w:t xml:space="preserve"> приложениями. Этот инструмент устанавливается при установке </w:t>
+      </w:r>
+      <w:proofErr w:type="spellStart"/>
+      <w:r>
+        <w:rPr>
+          <w:sz w:val="28"/>
+          <w:szCs w:val="28"/>
+        </w:rPr>
+        <w:t>Docker</w:t>
+      </w:r>
+      <w:proofErr w:type="spellEnd"/>
+      <w:r>
+        <w:rPr>
+          <w:sz w:val="28"/>
+          <w:szCs w:val="28"/>
+        </w:rPr>
+        <w:t>.</w:t>
+      </w:r>
+    </w:p>
+    <w:p>
+      <w:pPr>
+        <w:spacing w:after="200" w:line="360" w:lineRule="auto"/>
+        <w:ind w:firstLine="708"/>
+        <w:jc w:val="both"/>
+        <w:rPr>
+          <w:sz w:val="28"/>
+          <w:szCs w:val="28"/>
+        </w:rPr>
+      </w:pPr>
+      <w:r>
+        <w:rPr>
+          <w:sz w:val="28"/>
+          <w:szCs w:val="28"/>
+        </w:rPr>
+        <w:t xml:space="preserve">Для установки </w:t>
+      </w:r>
+      <w:r>
+        <w:rPr>
+          <w:sz w:val="28"/>
+          <w:szCs w:val="28"/>
+          <w:lang w:val="en-US"/>
+        </w:rPr>
+        <w:t>Docker</w:t>
+      </w:r>
+      <w:r>
+        <w:rPr>
+          <w:sz w:val="28"/>
+          <w:szCs w:val="28"/>
+        </w:rPr>
+        <w:t xml:space="preserve"> </w:t>
+      </w:r>
+      <w:r>
+        <w:rPr>
+          <w:sz w:val="28"/>
+          <w:szCs w:val="28"/>
+        </w:rPr>
+        <w:t xml:space="preserve">и </w:t>
+      </w:r>
+      <w:r>
+        <w:rPr>
+          <w:sz w:val="28"/>
+          <w:szCs w:val="28"/>
+          <w:lang w:val="en-US"/>
+        </w:rPr>
+        <w:t>Docker</w:t>
+      </w:r>
+      <w:r>
+        <w:rPr>
+          <w:sz w:val="28"/>
+          <w:szCs w:val="28"/>
+        </w:rPr>
+        <w:t xml:space="preserve"> </w:t>
+      </w:r>
+      <w:r>
+        <w:rPr>
+          <w:sz w:val="28"/>
+          <w:szCs w:val="28"/>
+          <w:lang w:val="en-US"/>
+        </w:rPr>
+        <w:t>Compose</w:t>
+      </w:r>
+      <w:r>
+        <w:rPr>
+          <w:sz w:val="28"/>
+          <w:szCs w:val="28"/>
+        </w:rPr>
+        <w:t xml:space="preserve">, </w:t>
+      </w:r>
+      <w:r>
+        <w:rPr>
+          <w:sz w:val="28"/>
+          <w:szCs w:val="28"/>
+        </w:rPr>
+        <w:t xml:space="preserve">зайдём на официальный сайт </w:t>
+      </w:r>
+      <w:r>
+        <w:rPr>
+          <w:sz w:val="28"/>
+          <w:szCs w:val="28"/>
+          <w:lang w:val="en-US"/>
+        </w:rPr>
+        <w:t>Docker</w:t>
+      </w:r>
+      <w:r>
+        <w:rPr>
+          <w:sz w:val="28"/>
+          <w:szCs w:val="28"/>
+        </w:rPr>
+        <w:t xml:space="preserve"> </w:t>
+      </w:r>
+      <w:r>
+        <w:rPr>
+          <w:sz w:val="28"/>
+          <w:szCs w:val="28"/>
+        </w:rPr>
+        <w:t>и установим его. После установки ОС перезагрузится.</w:t>
+      </w:r>
+    </w:p>
+    <w:p>
+      <w:pPr>
+        <w:spacing w:after="200" w:line="276" w:lineRule="auto"/>
+        <w:rPr>
+          <w:b/>
+          <w:bCs/>
+          <w:sz w:val="28"/>
+          <w:szCs w:val="28"/>
+        </w:rPr>
+      </w:pPr>
+      <w:r>
+        <w:rPr>
+          <w:b/>
+          <w:bCs/>
+          <w:sz w:val="28"/>
+          <w:szCs w:val="28"/>
+        </w:rPr>
+        <w:br w:type="page"/>
+      </w:r>
+    </w:p>
+    <w:p>
+      <w:pPr>
         <w:spacing w:line="360" w:lineRule="auto"/>
-        <w:ind w:left="0" w:firstLine="709"/>
+        <w:ind w:firstLine="708"/>
         <w:jc w:val="both"/>
         <w:rPr>
-          <w:sz w:val="32"/>
-          <w:szCs w:val="28"/>
-        </w:rPr>
-      </w:pPr>
-      <w:r>
-        <w:rPr>
-          <w:sz w:val="28"/>
-        </w:rPr>
-        <w:t xml:space="preserve">Используя программу MO_KURS, решить систему нелинейных уравнений методом Ньютона и методом </w:t>
+          <w:b/>
+          <w:bCs/>
+          <w:sz w:val="28"/>
+          <w:szCs w:val="28"/>
+        </w:rPr>
+      </w:pPr>
+      <w:r>
+        <w:rPr>
+          <w:b/>
+          <w:bCs/>
+          <w:sz w:val="28"/>
+          <w:szCs w:val="28"/>
+        </w:rPr>
+        <w:lastRenderedPageBreak/>
+        <w:t>2.</w:t>
+      </w:r>
+      <w:r>
+        <w:rPr>
+          <w:b/>
+          <w:bCs/>
+          <w:sz w:val="28"/>
+          <w:szCs w:val="28"/>
+        </w:rPr>
+        <w:t xml:space="preserve"> </w:t>
+      </w:r>
+      <w:r>
+        <w:rPr>
+          <w:b/>
+          <w:bCs/>
+          <w:sz w:val="28"/>
+          <w:szCs w:val="28"/>
+        </w:rPr>
+        <w:t xml:space="preserve">Написать </w:t>
       </w:r>
       <w:proofErr w:type="spellStart"/>
       <w:r>
         <w:rPr>
-          <w:sz w:val="28"/>
-        </w:rPr>
-        <w:t>Бройдена</w:t>
+          <w:b/>
+          <w:bCs/>
+          <w:sz w:val="28"/>
+          <w:szCs w:val="28"/>
+        </w:rPr>
+        <w:t>docker-compose.yml</w:t>
       </w:r>
       <w:proofErr w:type="spellEnd"/>
-      <w:r>
-        <w:rPr>
-          <w:sz w:val="28"/>
-        </w:rPr>
-        <w:t xml:space="preserve"> (якоби</w:t>
-      </w:r>
-      <w:r>
-        <w:rPr>
-          <w:sz w:val="28"/>
-        </w:rPr>
-        <w:t>ан рассчитывается численно).</w:t>
-      </w:r>
-    </w:p>
-    <w:p>
-      <w:pPr>
-        <w:pStyle w:val="a8"/>
+    </w:p>
+    <w:p>
+      <w:pPr>
+        <w:suppressAutoHyphens/>
+        <w:spacing w:line="360" w:lineRule="auto"/>
+        <w:ind w:left="720"/>
+        <w:jc w:val="both"/>
+        <w:rPr>
+          <w:sz w:val="28"/>
+          <w:szCs w:val="28"/>
+        </w:rPr>
+      </w:pPr>
+      <w:r>
+        <w:rPr>
+          <w:sz w:val="28"/>
+          <w:szCs w:val="28"/>
+        </w:rPr>
+        <w:t>Нашей задачей является н</w:t>
+      </w:r>
+      <w:r>
+        <w:rPr>
+          <w:sz w:val="28"/>
+          <w:szCs w:val="28"/>
+        </w:rPr>
+        <w:t xml:space="preserve">аписать </w:t>
+      </w:r>
+      <w:proofErr w:type="spellStart"/>
+      <w:r>
+        <w:rPr>
+          <w:sz w:val="28"/>
+          <w:szCs w:val="28"/>
+        </w:rPr>
+        <w:t>docker-compose.yml</w:t>
+      </w:r>
+      <w:proofErr w:type="spellEnd"/>
+      <w:r>
+        <w:rPr>
+          <w:sz w:val="28"/>
+          <w:szCs w:val="28"/>
+        </w:rPr>
+        <w:t>, который:</w:t>
+      </w:r>
+    </w:p>
+    <w:p>
+      <w:pPr>
         <w:numPr>
-          <w:ilvl w:val="0"/>
-          <w:numId w:val="1"/>
+          <w:ilvl w:val="1"/>
+          <w:numId w:val="4"/>
         </w:numPr>
-        <w:spacing w:line="360" w:lineRule="auto"/>
-        <w:ind w:left="0" w:firstLine="709"/>
-        <w:jc w:val="both"/>
-        <w:rPr>
-          <w:sz w:val="32"/>
-          <w:szCs w:val="28"/>
-        </w:rPr>
-      </w:pPr>
-      <w:r>
-        <w:rPr>
-          <w:sz w:val="28"/>
-        </w:rPr>
-        <w:t>Полученные результаты представи</w:t>
-      </w:r>
-      <w:r>
-        <w:rPr>
-          <w:sz w:val="28"/>
-        </w:rPr>
-        <w:t>ть в виде таблицы.</w:t>
-      </w:r>
-    </w:p>
-    <w:p>
-      <w:pPr>
-        <w:pStyle w:val="a8"/>
-        <w:numPr>
-          <w:ilvl w:val="0"/>
-          <w:numId w:val="1"/>
-        </w:numPr>
-        <w:spacing w:line="360" w:lineRule="auto"/>
-        <w:ind w:left="0" w:firstLine="709"/>
-        <w:jc w:val="both"/>
-        <w:rPr>
-          <w:sz w:val="32"/>
-          <w:szCs w:val="28"/>
-        </w:rPr>
-      </w:pPr>
-      <w:r>
-        <w:rPr>
-          <w:sz w:val="28"/>
-        </w:rPr>
-        <w:t xml:space="preserve">Сделать выводы о решении системы нелинейных уравнений </w:t>
-      </w:r>
-      <w:r>
-        <w:rPr>
-          <w:sz w:val="28"/>
-        </w:rPr>
-        <w:t xml:space="preserve">методами Ньютона и </w:t>
-      </w:r>
-      <w:proofErr w:type="spellStart"/>
-      <w:r>
-        <w:rPr>
-          <w:sz w:val="28"/>
-        </w:rPr>
-        <w:t>Бройдена</w:t>
-      </w:r>
-      <w:proofErr w:type="spellEnd"/>
-      <w:r>
-        <w:rPr>
-          <w:sz w:val="28"/>
-        </w:rPr>
-        <w:t xml:space="preserve">. </w:t>
-      </w:r>
-    </w:p>
-    <w:p>
-      <w:pPr>
-        <w:pStyle w:val="a8"/>
-        <w:numPr>
-          <w:ilvl w:val="0"/>
-          <w:numId w:val="1"/>
-        </w:numPr>
-        <w:spacing w:line="360" w:lineRule="auto"/>
-        <w:ind w:left="0" w:firstLine="709"/>
-        <w:jc w:val="both"/>
-        <w:rPr>
-          <w:sz w:val="32"/>
-          <w:szCs w:val="28"/>
-        </w:rPr>
-      </w:pPr>
-      <w:r>
-        <w:rPr>
-          <w:sz w:val="28"/>
-        </w:rPr>
-        <w:t>Сделать выводы о влиянии способа расчета градиента на точность вычислений</w:t>
-      </w:r>
-    </w:p>
-    <w:p>
-      <w:pPr>
-        <w:spacing w:line="360" w:lineRule="auto"/>
-        <w:ind w:firstLine="709"/>
-        <w:rPr>
-          <w:b/>
-          <w:bCs/>
-          <w:sz w:val="28"/>
-          <w:szCs w:val="28"/>
-        </w:rPr>
-      </w:pPr>
-      <w:r>
-        <w:rPr>
-          <w:b/>
-          <w:bCs/>
-          <w:sz w:val="28"/>
-          <w:szCs w:val="28"/>
-        </w:rPr>
-        <w:t xml:space="preserve">Вариант </w:t>
-      </w:r>
-      <w:r>
-        <w:rPr>
-          <w:b/>
-          <w:bCs/>
-          <w:sz w:val="28"/>
-          <w:szCs w:val="28"/>
-        </w:rPr>
-        <w:t>2</w:t>
-      </w:r>
-      <w:r>
-        <w:rPr>
-          <w:b/>
-          <w:bCs/>
-          <w:sz w:val="28"/>
-          <w:szCs w:val="28"/>
-        </w:rPr>
-        <w:t>-</w:t>
-      </w:r>
-      <w:r>
-        <w:rPr>
-          <w:b/>
-          <w:bCs/>
-          <w:sz w:val="28"/>
-          <w:szCs w:val="28"/>
-        </w:rPr>
-        <w:t>2</w:t>
-      </w:r>
-      <w:r>
-        <w:rPr>
-          <w:b/>
-          <w:bCs/>
-          <w:sz w:val="28"/>
-          <w:szCs w:val="28"/>
-        </w:rPr>
-        <w:t xml:space="preserve"> (задача </w:t>
-      </w:r>
-      <w:r>
-        <w:rPr>
-          <w:b/>
-          <w:bCs/>
-          <w:sz w:val="28"/>
-          <w:szCs w:val="28"/>
-        </w:rPr>
-        <w:t>2</w:t>
-      </w:r>
-      <w:r>
-        <w:rPr>
-          <w:b/>
-          <w:bCs/>
-          <w:sz w:val="28"/>
-          <w:szCs w:val="28"/>
-        </w:rPr>
-        <w:t xml:space="preserve">, вариант </w:t>
-      </w:r>
-      <w:r>
-        <w:rPr>
-          <w:b/>
-          <w:bCs/>
-          <w:sz w:val="28"/>
-          <w:szCs w:val="28"/>
-        </w:rPr>
-        <w:t>2</w:t>
-      </w:r>
-      <w:r>
-        <w:rPr>
-          <w:b/>
-          <w:bCs/>
-          <w:sz w:val="28"/>
-          <w:szCs w:val="28"/>
-        </w:rPr>
-        <w:t>)</w:t>
-      </w:r>
-    </w:p>
-    <w:p>
-      <w:pPr>
+        <w:suppressAutoHyphens/>
         <w:spacing w:line="360" w:lineRule="auto"/>
         <w:jc w:val="both"/>
         <w:rPr>
-          <w:noProof/>
-          <w:sz w:val="28"/>
-          <w:szCs w:val="28"/>
-        </w:rPr>
-      </w:pPr>
-      <w:r>
-        <w:rPr>
-          <w:sz w:val="28"/>
-          <w:szCs w:val="28"/>
-        </w:rPr>
-        <w:tab/>
-      </w:r>
-      <w:r>
-        <w:rPr>
-          <w:sz w:val="28"/>
-        </w:rPr>
-        <w:t xml:space="preserve">Студенту 2-го курса АСУ достался такой курсовой по экономике: необходимо исследовать рынок и найти оптимальную цену одной дискеты. </w:t>
-      </w:r>
-      <w:proofErr w:type="gramStart"/>
-      <w:r>
-        <w:rPr>
-          <w:sz w:val="28"/>
-        </w:rPr>
-        <w:t>Он  рассчитал</w:t>
-      </w:r>
-      <w:proofErr w:type="gramEnd"/>
-      <w:r>
-        <w:rPr>
-          <w:sz w:val="28"/>
-        </w:rPr>
-        <w:t xml:space="preserve">, что кривая спроса описывается уравнением: </w:t>
+          <w:sz w:val="28"/>
+          <w:szCs w:val="28"/>
+        </w:rPr>
+      </w:pPr>
+      <w:r>
+        <w:rPr>
+          <w:sz w:val="28"/>
+          <w:szCs w:val="28"/>
+        </w:rPr>
+        <w:t xml:space="preserve">Запускает контейнер с </w:t>
+      </w:r>
+      <w:r>
+        <w:rPr>
+          <w:b/>
+          <w:bCs/>
+          <w:sz w:val="28"/>
+          <w:szCs w:val="28"/>
+        </w:rPr>
+        <w:t>PHP</w:t>
+      </w:r>
+      <w:r>
+        <w:rPr>
+          <w:sz w:val="28"/>
+          <w:szCs w:val="28"/>
+        </w:rPr>
+        <w:t xml:space="preserve"> и </w:t>
       </w:r>
       <w:proofErr w:type="spellStart"/>
       <w:r>
         <w:rPr>
           <w:sz w:val="28"/>
-          <w:lang w:val="en-US"/>
-        </w:rPr>
-        <w:t>acosy</w:t>
+          <w:szCs w:val="28"/>
+        </w:rPr>
+        <w:t>Apache</w:t>
       </w:r>
       <w:proofErr w:type="spellEnd"/>
       <w:r>
         <w:rPr>
           <w:sz w:val="28"/>
-        </w:rPr>
-        <w:t xml:space="preserve">=0, </w:t>
-      </w:r>
-      <w:r>
-        <w:rPr>
-          <w:sz w:val="28"/>
-        </w:rPr>
-        <w:t xml:space="preserve">а кривая предложений </w:t>
-      </w:r>
-      <w:r>
-        <w:rPr>
-          <w:noProof/>
-          <w:sz w:val="28"/>
-          <w:szCs w:val="28"/>
-        </w:rPr>
-        <w:t xml:space="preserve">– </w:t>
-      </w:r>
-      <w:r>
-        <w:rPr>
-          <w:noProof/>
-          <w:sz w:val="28"/>
-          <w:szCs w:val="28"/>
-          <w:lang w:val="en-US"/>
-        </w:rPr>
-        <w:t>bx</w:t>
-      </w:r>
-      <w:r>
-        <w:rPr>
-          <w:noProof/>
-          <w:sz w:val="28"/>
-          <w:szCs w:val="28"/>
-          <w:vertAlign w:val="superscript"/>
-        </w:rPr>
-        <w:t>2</w:t>
-      </w:r>
-      <w:r>
-        <w:rPr>
-          <w:noProof/>
-          <w:sz w:val="28"/>
-          <w:szCs w:val="28"/>
-        </w:rPr>
-        <w:t xml:space="preserve"> + </w:t>
-      </w:r>
-      <w:r>
-        <w:rPr>
-          <w:noProof/>
-          <w:sz w:val="28"/>
-          <w:szCs w:val="28"/>
-          <w:lang w:val="en-US"/>
-        </w:rPr>
-        <w:t>cyz</w:t>
-      </w:r>
-      <w:r>
-        <w:rPr>
-          <w:noProof/>
-          <w:sz w:val="28"/>
-          <w:szCs w:val="28"/>
-        </w:rPr>
-        <w:t xml:space="preserve"> = 0.</w:t>
-      </w:r>
-    </w:p>
-    <w:p>
-      <w:pPr>
+          <w:szCs w:val="28"/>
+        </w:rPr>
+        <w:t>.</w:t>
+      </w:r>
+    </w:p>
+    <w:p>
+      <w:pPr>
+        <w:numPr>
+          <w:ilvl w:val="1"/>
+          <w:numId w:val="4"/>
+        </w:numPr>
+        <w:suppressAutoHyphens/>
         <w:spacing w:line="360" w:lineRule="auto"/>
         <w:jc w:val="both"/>
         <w:rPr>
-          <w:noProof/>
-          <w:sz w:val="28"/>
-          <w:szCs w:val="28"/>
-        </w:rPr>
-      </w:pPr>
-      <w:r>
-        <w:rPr>
-          <w:noProof/>
-          <w:sz w:val="28"/>
-          <w:szCs w:val="28"/>
-        </w:rPr>
-        <w:tab/>
-        <w:t>Т.е. надо решить систему нелинейных уравнений:</w:t>
-      </w:r>
-    </w:p>
-    <w:p>
-      <w:pPr>
+          <w:sz w:val="28"/>
+          <w:szCs w:val="28"/>
+        </w:rPr>
+      </w:pPr>
+      <w:r>
+        <w:rPr>
+          <w:sz w:val="28"/>
+          <w:szCs w:val="28"/>
+        </w:rPr>
+        <w:t xml:space="preserve">Поднимает контейнер с </w:t>
+      </w:r>
+      <w:proofErr w:type="spellStart"/>
+      <w:r>
+        <w:rPr>
+          <w:b/>
+          <w:bCs/>
+          <w:sz w:val="28"/>
+          <w:szCs w:val="28"/>
+        </w:rPr>
+        <w:t>MySQL</w:t>
+      </w:r>
+      <w:proofErr w:type="spellEnd"/>
+      <w:r>
+        <w:rPr>
+          <w:sz w:val="28"/>
+          <w:szCs w:val="28"/>
+        </w:rPr>
+        <w:t>.</w:t>
+      </w:r>
+    </w:p>
+    <w:p>
+      <w:pPr>
+        <w:numPr>
+          <w:ilvl w:val="1"/>
+          <w:numId w:val="4"/>
+        </w:numPr>
+        <w:suppressAutoHyphens/>
         <w:spacing w:line="360" w:lineRule="auto"/>
         <w:jc w:val="both"/>
         <w:rPr>
@@ -2108,635 +2844,3189 @@
       </w:pPr>
       <w:r>
         <w:rPr>
-          <w:noProof/>
-        </w:rPr>
-        <w:drawing>
-          <wp:inline distT="0" distB="0" distL="0" distR="0" wp14:anchorId="636C8466" wp14:editId="55203BFB">
-            <wp:extent cx="1190625" cy="533400"/>
-            <wp:effectExtent l="0" t="0" r="9525" b="0"/>
-            <wp:docPr id="3" name="Рисунок 3"/>
-            <wp:cNvGraphicFramePr>
-              <a:graphicFrameLocks xmlns:a="http://schemas.openxmlformats.org/drawingml/2006/main" noChangeAspect="1"/>
-            </wp:cNvGraphicFramePr>
-            <a:graphic xmlns:a="http://schemas.openxmlformats.org/drawingml/2006/main">
-              <a:graphicData uri="http://schemas.openxmlformats.org/drawingml/2006/picture">
-                <pic:pic xmlns:pic="http://schemas.openxmlformats.org/drawingml/2006/picture">
-                  <pic:nvPicPr>
-                    <pic:cNvPr id="1" name=""/>
-                    <pic:cNvPicPr/>
-                  </pic:nvPicPr>
-                  <pic:blipFill>
-                    <a:blip r:embed="rId7"/>
-                    <a:stretch>
-                      <a:fillRect/>
-                    </a:stretch>
-                  </pic:blipFill>
-                  <pic:spPr>
-                    <a:xfrm>
-                      <a:off x="0" y="0"/>
-                      <a:ext cx="1190625" cy="533400"/>
-                    </a:xfrm>
-                    <a:prstGeom prst="rect">
-                      <a:avLst/>
-                    </a:prstGeom>
-                  </pic:spPr>
-                </pic:pic>
-              </a:graphicData>
-            </a:graphic>
-          </wp:inline>
-        </w:drawing>
+          <w:sz w:val="28"/>
+          <w:szCs w:val="28"/>
+        </w:rPr>
+        <w:t xml:space="preserve">Подключает PHP к базе через </w:t>
+      </w:r>
+      <w:r>
+        <w:rPr>
+          <w:b/>
+          <w:bCs/>
+          <w:sz w:val="28"/>
+          <w:szCs w:val="28"/>
+        </w:rPr>
+        <w:t>PDO</w:t>
+      </w:r>
+      <w:r>
+        <w:rPr>
+          <w:sz w:val="28"/>
+          <w:szCs w:val="28"/>
+        </w:rPr>
+        <w:t>.</w:t>
+      </w:r>
+    </w:p>
+    <w:p>
+      <w:pPr>
+        <w:spacing w:before="100" w:beforeAutospacing="1" w:line="360" w:lineRule="auto"/>
+        <w:ind w:left="720"/>
+        <w:jc w:val="both"/>
+        <w:rPr>
+          <w:sz w:val="28"/>
+          <w:szCs w:val="28"/>
+        </w:rPr>
+      </w:pPr>
+      <w:r>
+        <w:rPr>
+          <w:sz w:val="28"/>
+          <w:szCs w:val="28"/>
+        </w:rPr>
+        <w:t xml:space="preserve">Был создан файл </w:t>
+      </w:r>
+      <w:proofErr w:type="spellStart"/>
+      <w:r>
+        <w:rPr>
+          <w:b/>
+          <w:bCs/>
+          <w:sz w:val="28"/>
+          <w:szCs w:val="28"/>
+        </w:rPr>
+        <w:t>docker-compose.yml</w:t>
+      </w:r>
+      <w:proofErr w:type="spellEnd"/>
+      <w:r>
+        <w:rPr>
+          <w:sz w:val="28"/>
+          <w:szCs w:val="28"/>
+        </w:rPr>
+        <w:t>, который запускает три сервиса:</w:t>
       </w:r>
     </w:p>
     <w:p>
       <w:pPr>
         <w:spacing w:line="360" w:lineRule="auto"/>
-        <w:ind w:left="708"/>
-        <w:rPr>
-          <w:sz w:val="28"/>
-          <w:szCs w:val="28"/>
-        </w:rPr>
-      </w:pPr>
-      <w:r>
-        <w:rPr>
-          <w:sz w:val="28"/>
-          <w:szCs w:val="28"/>
-        </w:rPr>
-        <w:t>Данные для задачи:</w:t>
-      </w:r>
-    </w:p>
-    <w:tbl>
-      <w:tblPr>
-        <w:tblStyle w:val="a5"/>
-        <w:tblW w:w="0" w:type="auto"/>
-        <w:tblInd w:w="708" w:type="dxa"/>
-        <w:tblLook w:val="04A0" w:firstRow="1" w:lastRow="0" w:firstColumn="1" w:lastColumn="0" w:noHBand="0" w:noVBand="1"/>
-      </w:tblPr>
-      <w:tblGrid>
-        <w:gridCol w:w="676"/>
-        <w:gridCol w:w="851"/>
-        <w:gridCol w:w="850"/>
-        <w:gridCol w:w="567"/>
-        <w:gridCol w:w="1275"/>
-        <w:gridCol w:w="1134"/>
-        <w:gridCol w:w="993"/>
-      </w:tblGrid>
-      <w:tr>
-        <w:tc>
-          <w:tcPr>
-            <w:tcW w:w="676" w:type="dxa"/>
-          </w:tcPr>
-          <w:p>
-            <w:pPr>
-              <w:spacing w:line="360" w:lineRule="auto"/>
-              <w:rPr>
-                <w:sz w:val="28"/>
-                <w:szCs w:val="28"/>
-              </w:rPr>
-            </w:pPr>
-            <w:r>
-              <w:rPr>
-                <w:sz w:val="28"/>
-                <w:szCs w:val="28"/>
-              </w:rPr>
-              <w:t>№</w:t>
-            </w:r>
-          </w:p>
-        </w:tc>
-        <w:tc>
-          <w:tcPr>
-            <w:tcW w:w="851" w:type="dxa"/>
-          </w:tcPr>
-          <w:p>
-            <w:pPr>
-              <w:spacing w:line="360" w:lineRule="auto"/>
-              <w:rPr>
-                <w:sz w:val="28"/>
-                <w:szCs w:val="28"/>
-                <w:lang w:val="en-US"/>
-              </w:rPr>
-            </w:pPr>
-            <w:r>
-              <w:rPr>
-                <w:sz w:val="28"/>
-                <w:szCs w:val="28"/>
-                <w:lang w:val="en-US"/>
-              </w:rPr>
-              <w:t>A</w:t>
-            </w:r>
-          </w:p>
-        </w:tc>
-        <w:tc>
-          <w:tcPr>
-            <w:tcW w:w="850" w:type="dxa"/>
-          </w:tcPr>
-          <w:p>
-            <w:pPr>
-              <w:spacing w:line="360" w:lineRule="auto"/>
-              <w:rPr>
-                <w:sz w:val="28"/>
-                <w:szCs w:val="28"/>
-                <w:lang w:val="en-US"/>
-              </w:rPr>
-            </w:pPr>
-            <w:r>
-              <w:rPr>
-                <w:sz w:val="28"/>
-                <w:szCs w:val="28"/>
-                <w:lang w:val="en-US"/>
-              </w:rPr>
-              <w:t>B</w:t>
-            </w:r>
-          </w:p>
-        </w:tc>
-        <w:tc>
-          <w:tcPr>
-            <w:tcW w:w="567" w:type="dxa"/>
-          </w:tcPr>
-          <w:p>
-            <w:pPr>
-              <w:spacing w:line="360" w:lineRule="auto"/>
-              <w:rPr>
-                <w:sz w:val="28"/>
-                <w:szCs w:val="28"/>
-                <w:lang w:val="en-US"/>
-              </w:rPr>
-            </w:pPr>
-            <w:r>
-              <w:rPr>
-                <w:sz w:val="28"/>
-                <w:szCs w:val="28"/>
-                <w:lang w:val="en-US"/>
-              </w:rPr>
-              <w:t>C</w:t>
-            </w:r>
-          </w:p>
-        </w:tc>
-        <w:tc>
-          <w:tcPr>
-            <w:tcW w:w="1275" w:type="dxa"/>
-          </w:tcPr>
-          <w:p>
-            <w:pPr>
-              <w:spacing w:line="360" w:lineRule="auto"/>
-              <w:rPr>
-                <w:sz w:val="28"/>
-                <w:szCs w:val="28"/>
-              </w:rPr>
-            </w:pPr>
-            <m:oMathPara>
-              <m:oMath>
-                <m:sSubSup>
-                  <m:sSubSupPr>
-                    <m:ctrlPr>
-                      <w:rPr>
-                        <w:rFonts w:ascii="Cambria Math" w:hAnsi="Cambria Math"/>
-                        <w:i/>
-                        <w:sz w:val="28"/>
-                        <w:szCs w:val="28"/>
-                      </w:rPr>
-                    </m:ctrlPr>
-                  </m:sSubSupPr>
-                  <m:e>
-                    <m:r>
-                      <w:rPr>
-                        <w:rFonts w:ascii="Cambria Math" w:hAnsi="Cambria Math"/>
-                        <w:sz w:val="28"/>
-                        <w:szCs w:val="28"/>
-                      </w:rPr>
-                      <m:t>x</m:t>
-                    </m:r>
-                  </m:e>
-                  <m:sub>
-                    <m:r>
-                      <w:rPr>
-                        <w:rFonts w:ascii="Cambria Math" w:hAnsi="Cambria Math"/>
-                        <w:sz w:val="28"/>
-                        <w:szCs w:val="28"/>
-                      </w:rPr>
-                      <m:t>1</m:t>
-                    </m:r>
-                  </m:sub>
-                  <m:sup>
-                    <m:d>
-                      <m:dPr>
-                        <m:ctrlPr>
-                          <w:rPr>
-                            <w:rFonts w:ascii="Cambria Math" w:hAnsi="Cambria Math"/>
-                            <w:i/>
-                            <w:sz w:val="28"/>
-                            <w:szCs w:val="28"/>
-                          </w:rPr>
-                        </m:ctrlPr>
-                      </m:dPr>
-                      <m:e>
-                        <m:r>
-                          <w:rPr>
-                            <w:rFonts w:ascii="Cambria Math" w:hAnsi="Cambria Math"/>
-                            <w:sz w:val="28"/>
-                            <w:szCs w:val="28"/>
-                          </w:rPr>
-                          <m:t>0</m:t>
-                        </m:r>
-                      </m:e>
-                    </m:d>
-                  </m:sup>
-                </m:sSubSup>
-              </m:oMath>
-            </m:oMathPara>
-          </w:p>
-        </w:tc>
-        <w:tc>
-          <w:tcPr>
-            <w:tcW w:w="1134" w:type="dxa"/>
-          </w:tcPr>
-          <w:p>
-            <w:pPr>
-              <w:spacing w:line="360" w:lineRule="auto"/>
-              <w:rPr>
-                <w:sz w:val="28"/>
-                <w:szCs w:val="28"/>
-              </w:rPr>
-            </w:pPr>
-            <m:oMathPara>
-              <m:oMath>
-                <m:sSubSup>
-                  <m:sSubSupPr>
-                    <m:ctrlPr>
-                      <w:rPr>
-                        <w:rFonts w:ascii="Cambria Math" w:hAnsi="Cambria Math"/>
-                        <w:i/>
-                        <w:sz w:val="28"/>
-                        <w:szCs w:val="28"/>
-                      </w:rPr>
-                    </m:ctrlPr>
-                  </m:sSubSupPr>
-                  <m:e>
-                    <m:r>
-                      <w:rPr>
-                        <w:rFonts w:ascii="Cambria Math" w:hAnsi="Cambria Math"/>
-                        <w:sz w:val="28"/>
-                        <w:szCs w:val="28"/>
-                      </w:rPr>
-                      <m:t>x</m:t>
-                    </m:r>
-                  </m:e>
-                  <m:sub>
-                    <m:r>
-                      <w:rPr>
-                        <w:rFonts w:ascii="Cambria Math" w:hAnsi="Cambria Math"/>
-                        <w:sz w:val="28"/>
-                        <w:szCs w:val="28"/>
-                      </w:rPr>
-                      <m:t>2</m:t>
-                    </m:r>
-                  </m:sub>
-                  <m:sup>
-                    <m:d>
-                      <m:dPr>
-                        <m:ctrlPr>
-                          <w:rPr>
-                            <w:rFonts w:ascii="Cambria Math" w:hAnsi="Cambria Math"/>
-                            <w:i/>
-                            <w:sz w:val="28"/>
-                            <w:szCs w:val="28"/>
-                          </w:rPr>
-                        </m:ctrlPr>
-                      </m:dPr>
-                      <m:e>
-                        <m:r>
-                          <w:rPr>
-                            <w:rFonts w:ascii="Cambria Math" w:hAnsi="Cambria Math"/>
-                            <w:sz w:val="28"/>
-                            <w:szCs w:val="28"/>
-                          </w:rPr>
-                          <m:t>0</m:t>
-                        </m:r>
-                      </m:e>
-                    </m:d>
-                  </m:sup>
-                </m:sSubSup>
-              </m:oMath>
-            </m:oMathPara>
-          </w:p>
-        </w:tc>
-        <w:tc>
-          <w:tcPr>
-            <w:tcW w:w="993" w:type="dxa"/>
-          </w:tcPr>
-          <w:p>
-            <w:pPr>
-              <w:spacing w:line="360" w:lineRule="auto"/>
-              <w:rPr>
-                <w:sz w:val="28"/>
-                <w:szCs w:val="28"/>
-              </w:rPr>
-            </w:pPr>
-            <m:oMathPara>
-              <m:oMath>
-                <m:sSubSup>
-                  <m:sSubSupPr>
-                    <m:ctrlPr>
-                      <w:rPr>
-                        <w:rFonts w:ascii="Cambria Math" w:hAnsi="Cambria Math"/>
-                        <w:i/>
-                        <w:sz w:val="28"/>
-                        <w:szCs w:val="28"/>
-                      </w:rPr>
-                    </m:ctrlPr>
-                  </m:sSubSupPr>
-                  <m:e>
-                    <m:r>
-                      <w:rPr>
-                        <w:rFonts w:ascii="Cambria Math" w:hAnsi="Cambria Math"/>
-                        <w:sz w:val="28"/>
-                        <w:szCs w:val="28"/>
-                      </w:rPr>
-                      <m:t>x</m:t>
-                    </m:r>
-                  </m:e>
-                  <m:sub>
-                    <m:r>
-                      <w:rPr>
-                        <w:rFonts w:ascii="Cambria Math" w:hAnsi="Cambria Math"/>
-                        <w:sz w:val="28"/>
-                        <w:szCs w:val="28"/>
-                      </w:rPr>
-                      <m:t>3</m:t>
-                    </m:r>
-                  </m:sub>
-                  <m:sup>
-                    <m:d>
-                      <m:dPr>
-                        <m:ctrlPr>
-                          <w:rPr>
-                            <w:rFonts w:ascii="Cambria Math" w:hAnsi="Cambria Math"/>
-                            <w:i/>
-                            <w:sz w:val="28"/>
-                            <w:szCs w:val="28"/>
-                          </w:rPr>
-                        </m:ctrlPr>
-                      </m:dPr>
-                      <m:e>
-                        <m:r>
-                          <w:rPr>
-                            <w:rFonts w:ascii="Cambria Math" w:hAnsi="Cambria Math"/>
-                            <w:sz w:val="28"/>
-                            <w:szCs w:val="28"/>
-                          </w:rPr>
-                          <m:t>0</m:t>
-                        </m:r>
-                      </m:e>
-                    </m:d>
-                  </m:sup>
-                </m:sSubSup>
-              </m:oMath>
-            </m:oMathPara>
-          </w:p>
-        </w:tc>
-      </w:tr>
-      <w:tr>
-        <w:tc>
-          <w:tcPr>
-            <w:tcW w:w="676" w:type="dxa"/>
-          </w:tcPr>
-          <w:p>
-            <w:pPr>
-              <w:spacing w:line="360" w:lineRule="auto"/>
-              <w:rPr>
-                <w:sz w:val="28"/>
-                <w:szCs w:val="28"/>
-              </w:rPr>
-            </w:pPr>
-            <w:r>
-              <w:rPr>
-                <w:sz w:val="28"/>
-                <w:szCs w:val="28"/>
-              </w:rPr>
-              <w:t>2</w:t>
-            </w:r>
-          </w:p>
-        </w:tc>
-        <w:tc>
-          <w:tcPr>
-            <w:tcW w:w="851" w:type="dxa"/>
-          </w:tcPr>
-          <w:p>
-            <w:pPr>
-              <w:spacing w:line="360" w:lineRule="auto"/>
-              <w:rPr>
-                <w:sz w:val="28"/>
-                <w:szCs w:val="28"/>
-              </w:rPr>
-            </w:pPr>
-            <w:r>
-              <w:rPr>
-                <w:sz w:val="28"/>
-                <w:szCs w:val="28"/>
-              </w:rPr>
-              <w:t>3</w:t>
-            </w:r>
-          </w:p>
-        </w:tc>
-        <w:tc>
-          <w:tcPr>
-            <w:tcW w:w="850" w:type="dxa"/>
-          </w:tcPr>
-          <w:p>
-            <w:pPr>
-              <w:spacing w:line="360" w:lineRule="auto"/>
-              <w:rPr>
-                <w:sz w:val="28"/>
-                <w:szCs w:val="28"/>
-              </w:rPr>
-            </w:pPr>
-            <w:r>
-              <w:rPr>
-                <w:sz w:val="28"/>
-                <w:szCs w:val="28"/>
-              </w:rPr>
-              <w:t>2</w:t>
-            </w:r>
-          </w:p>
-        </w:tc>
-        <w:tc>
-          <w:tcPr>
-            <w:tcW w:w="567" w:type="dxa"/>
-          </w:tcPr>
-          <w:p>
-            <w:pPr>
-              <w:spacing w:line="360" w:lineRule="auto"/>
-              <w:rPr>
-                <w:sz w:val="28"/>
-                <w:szCs w:val="28"/>
-              </w:rPr>
-            </w:pPr>
-            <w:r>
-              <w:rPr>
-                <w:sz w:val="28"/>
-                <w:szCs w:val="28"/>
-              </w:rPr>
-              <w:t>10</w:t>
-            </w:r>
-          </w:p>
-        </w:tc>
-        <w:tc>
-          <w:tcPr>
-            <w:tcW w:w="1275" w:type="dxa"/>
-          </w:tcPr>
-          <w:p>
-            <w:pPr>
-              <w:spacing w:line="360" w:lineRule="auto"/>
-              <w:jc w:val="center"/>
-              <w:rPr>
-                <w:sz w:val="28"/>
-                <w:szCs w:val="28"/>
-              </w:rPr>
-            </w:pPr>
-            <w:r>
-              <w:rPr>
-                <w:sz w:val="28"/>
-                <w:szCs w:val="28"/>
-              </w:rPr>
-              <w:t>-5</w:t>
-            </w:r>
-          </w:p>
-        </w:tc>
-        <w:tc>
-          <w:tcPr>
-            <w:tcW w:w="1134" w:type="dxa"/>
-          </w:tcPr>
-          <w:p>
-            <w:pPr>
-              <w:spacing w:line="360" w:lineRule="auto"/>
-              <w:jc w:val="center"/>
-              <w:rPr>
-                <w:sz w:val="28"/>
-                <w:szCs w:val="28"/>
-              </w:rPr>
-            </w:pPr>
-            <w:r>
-              <w:rPr>
-                <w:sz w:val="28"/>
-                <w:szCs w:val="28"/>
-              </w:rPr>
-              <w:t>0.5</w:t>
-            </w:r>
-          </w:p>
-        </w:tc>
-        <w:tc>
-          <w:tcPr>
-            <w:tcW w:w="993" w:type="dxa"/>
-          </w:tcPr>
-          <w:p>
-            <w:pPr>
-              <w:spacing w:line="360" w:lineRule="auto"/>
-              <w:jc w:val="center"/>
-              <w:rPr>
-                <w:sz w:val="28"/>
-                <w:szCs w:val="28"/>
-              </w:rPr>
-            </w:pPr>
-            <w:r>
-              <w:rPr>
-                <w:sz w:val="28"/>
-                <w:szCs w:val="28"/>
-              </w:rPr>
-              <w:t>3</w:t>
-            </w:r>
-          </w:p>
-        </w:tc>
-      </w:tr>
-    </w:tbl>
-    <w:p>
-      <w:pPr>
-        <w:spacing w:after="200" w:line="276" w:lineRule="auto"/>
-        <w:rPr>
-          <w:sz w:val="28"/>
-          <w:szCs w:val="28"/>
-        </w:rPr>
-      </w:pPr>
-    </w:p>
-    <w:p>
-      <w:pPr>
-        <w:spacing w:after="200" w:line="276" w:lineRule="auto"/>
-        <w:rPr>
-          <w:b/>
-          <w:bCs/>
-          <w:sz w:val="28"/>
-          <w:szCs w:val="28"/>
-        </w:rPr>
-      </w:pPr>
-      <w:r>
-        <w:rPr>
-          <w:b/>
-          <w:bCs/>
-          <w:sz w:val="28"/>
-          <w:szCs w:val="28"/>
-        </w:rPr>
-        <w:br w:type="page"/>
+        <w:ind w:left="720"/>
+        <w:jc w:val="both"/>
+        <w:rPr>
+          <w:sz w:val="28"/>
+          <w:szCs w:val="28"/>
+        </w:rPr>
+      </w:pPr>
+      <w:proofErr w:type="spellStart"/>
+      <w:r>
+        <w:rPr>
+          <w:sz w:val="28"/>
+          <w:szCs w:val="28"/>
+        </w:rPr>
+        <w:t>web</w:t>
+      </w:r>
+      <w:proofErr w:type="spellEnd"/>
+      <w:r>
+        <w:rPr>
+          <w:sz w:val="28"/>
+          <w:szCs w:val="28"/>
+        </w:rPr>
+        <w:t xml:space="preserve"> — PHP 8.3 + </w:t>
+      </w:r>
+      <w:proofErr w:type="spellStart"/>
+      <w:r>
+        <w:rPr>
+          <w:sz w:val="28"/>
+          <w:szCs w:val="28"/>
+        </w:rPr>
+        <w:t>Apache</w:t>
+      </w:r>
+      <w:proofErr w:type="spellEnd"/>
+      <w:r>
+        <w:rPr>
+          <w:sz w:val="28"/>
+          <w:szCs w:val="28"/>
+        </w:rPr>
+        <w:t xml:space="preserve"> (сборка через собственный </w:t>
+      </w:r>
+      <w:proofErr w:type="spellStart"/>
+      <w:r>
+        <w:rPr>
+          <w:sz w:val="28"/>
+          <w:szCs w:val="28"/>
+        </w:rPr>
+        <w:t>Dockerfile</w:t>
+      </w:r>
+      <w:proofErr w:type="spellEnd"/>
+      <w:r>
+        <w:rPr>
+          <w:sz w:val="28"/>
+          <w:szCs w:val="28"/>
+        </w:rPr>
+        <w:t>)</w:t>
+      </w:r>
+    </w:p>
+    <w:p>
+      <w:pPr>
+        <w:spacing w:line="360" w:lineRule="auto"/>
+        <w:ind w:left="720"/>
+        <w:jc w:val="both"/>
+        <w:rPr>
+          <w:sz w:val="28"/>
+          <w:szCs w:val="28"/>
+        </w:rPr>
+      </w:pPr>
+      <w:proofErr w:type="spellStart"/>
+      <w:r>
+        <w:rPr>
+          <w:sz w:val="28"/>
+          <w:szCs w:val="28"/>
+        </w:rPr>
+        <w:t>db</w:t>
+      </w:r>
+      <w:proofErr w:type="spellEnd"/>
+      <w:r>
+        <w:rPr>
+          <w:sz w:val="28"/>
+          <w:szCs w:val="28"/>
+        </w:rPr>
+        <w:t xml:space="preserve"> — </w:t>
+      </w:r>
+      <w:proofErr w:type="spellStart"/>
+      <w:r>
+        <w:rPr>
+          <w:sz w:val="28"/>
+          <w:szCs w:val="28"/>
+        </w:rPr>
+        <w:t>MySQL</w:t>
+      </w:r>
+      <w:proofErr w:type="spellEnd"/>
+      <w:r>
+        <w:rPr>
+          <w:sz w:val="28"/>
+          <w:szCs w:val="28"/>
+        </w:rPr>
+        <w:t xml:space="preserve"> 8.0</w:t>
+      </w:r>
+    </w:p>
+    <w:p>
+      <w:pPr>
+        <w:spacing w:line="360" w:lineRule="auto"/>
+        <w:ind w:left="720"/>
+        <w:jc w:val="both"/>
+        <w:rPr>
+          <w:sz w:val="28"/>
+          <w:szCs w:val="28"/>
+        </w:rPr>
+      </w:pPr>
+      <w:proofErr w:type="spellStart"/>
+      <w:r>
+        <w:rPr>
+          <w:sz w:val="28"/>
+          <w:szCs w:val="28"/>
+        </w:rPr>
+        <w:t>phpmyadmin</w:t>
+      </w:r>
+      <w:proofErr w:type="spellEnd"/>
+      <w:r>
+        <w:rPr>
+          <w:sz w:val="28"/>
+          <w:szCs w:val="28"/>
+        </w:rPr>
+        <w:t xml:space="preserve"> — для удобного администрирования базы данных</w:t>
+      </w:r>
+    </w:p>
+    <w:p>
+      <w:pPr>
+        <w:spacing w:line="360" w:lineRule="auto"/>
+        <w:ind w:left="720"/>
+        <w:jc w:val="both"/>
+        <w:rPr>
+          <w:sz w:val="28"/>
+          <w:szCs w:val="28"/>
+          <w:lang w:val="en-US"/>
+        </w:rPr>
+      </w:pPr>
+      <w:r>
+        <w:rPr>
+          <w:sz w:val="28"/>
+          <w:szCs w:val="28"/>
+        </w:rPr>
+        <w:t>Содержимое</w:t>
+      </w:r>
+      <w:r>
+        <w:rPr>
+          <w:sz w:val="28"/>
+          <w:szCs w:val="28"/>
+          <w:lang w:val="en-US"/>
+        </w:rPr>
+        <w:t xml:space="preserve"> </w:t>
+      </w:r>
+      <w:r>
+        <w:rPr>
+          <w:sz w:val="28"/>
+          <w:szCs w:val="28"/>
+        </w:rPr>
+        <w:t>ф</w:t>
+      </w:r>
+      <w:r>
+        <w:rPr>
+          <w:sz w:val="28"/>
+          <w:szCs w:val="28"/>
+        </w:rPr>
+        <w:t>айл</w:t>
+      </w:r>
+      <w:r>
+        <w:rPr>
+          <w:sz w:val="28"/>
+          <w:szCs w:val="28"/>
+        </w:rPr>
+        <w:t>а</w:t>
+      </w:r>
+      <w:r>
+        <w:rPr>
+          <w:sz w:val="28"/>
+          <w:szCs w:val="28"/>
+          <w:lang w:val="en-US"/>
+        </w:rPr>
+        <w:t xml:space="preserve"> </w:t>
+      </w:r>
+      <w:r>
+        <w:rPr>
+          <w:b/>
+          <w:bCs/>
+          <w:sz w:val="28"/>
+          <w:szCs w:val="28"/>
+          <w:lang w:val="en-US"/>
+        </w:rPr>
+        <w:t>docker-</w:t>
+      </w:r>
+      <w:proofErr w:type="spellStart"/>
+      <w:r>
+        <w:rPr>
+          <w:b/>
+          <w:bCs/>
+          <w:sz w:val="28"/>
+          <w:szCs w:val="28"/>
+          <w:lang w:val="en-US"/>
+        </w:rPr>
+        <w:t>compose.yml</w:t>
+      </w:r>
+      <w:proofErr w:type="spellEnd"/>
+      <w:r>
+        <w:rPr>
+          <w:sz w:val="28"/>
+          <w:szCs w:val="28"/>
+          <w:lang w:val="en-US"/>
+        </w:rPr>
+        <w:t>:</w:t>
+      </w:r>
+    </w:p>
+    <w:p>
+      <w:pPr>
+        <w:shd w:val="clear" w:color="auto" w:fill="FFFFFF"/>
+        <w:spacing w:line="285" w:lineRule="atLeast"/>
+        <w:rPr>
+          <w:rFonts w:ascii="Consolas" w:hAnsi="Consolas"/>
+          <w:b/>
+          <w:bCs/>
+          <w:sz w:val="21"/>
+          <w:szCs w:val="21"/>
+          <w:lang w:val="en-US"/>
+        </w:rPr>
+      </w:pPr>
+      <w:r>
+        <w:rPr>
+          <w:rFonts w:ascii="Consolas" w:hAnsi="Consolas"/>
+          <w:b/>
+          <w:bCs/>
+          <w:sz w:val="21"/>
+          <w:szCs w:val="21"/>
+          <w:lang w:val="en-US"/>
+        </w:rPr>
+        <w:tab/>
+      </w:r>
+      <w:r>
+        <w:rPr>
+          <w:rFonts w:ascii="Consolas" w:hAnsi="Consolas"/>
+          <w:b/>
+          <w:bCs/>
+          <w:sz w:val="21"/>
+          <w:szCs w:val="21"/>
+          <w:lang w:val="en-US"/>
+        </w:rPr>
+        <w:t>version: '3.9'</w:t>
+      </w:r>
+    </w:p>
+    <w:p>
+      <w:pPr>
+        <w:shd w:val="clear" w:color="auto" w:fill="FFFFFF"/>
+        <w:spacing w:line="285" w:lineRule="atLeast"/>
+        <w:rPr>
+          <w:rFonts w:ascii="Consolas" w:hAnsi="Consolas"/>
+          <w:b/>
+          <w:bCs/>
+          <w:sz w:val="21"/>
+          <w:szCs w:val="21"/>
+          <w:lang w:val="en-US"/>
+        </w:rPr>
+      </w:pPr>
+    </w:p>
+    <w:p>
+      <w:pPr>
+        <w:shd w:val="clear" w:color="auto" w:fill="FFFFFF"/>
+        <w:spacing w:line="285" w:lineRule="atLeast"/>
+        <w:rPr>
+          <w:rFonts w:ascii="Consolas" w:hAnsi="Consolas"/>
+          <w:b/>
+          <w:bCs/>
+          <w:sz w:val="21"/>
+          <w:szCs w:val="21"/>
+          <w:lang w:val="en-US"/>
+        </w:rPr>
+      </w:pPr>
+      <w:r>
+        <w:rPr>
+          <w:rFonts w:ascii="Consolas" w:hAnsi="Consolas"/>
+          <w:b/>
+          <w:bCs/>
+          <w:sz w:val="21"/>
+          <w:szCs w:val="21"/>
+          <w:lang w:val="en-US"/>
+        </w:rPr>
+        <w:tab/>
+      </w:r>
+      <w:r>
+        <w:rPr>
+          <w:rFonts w:ascii="Consolas" w:hAnsi="Consolas"/>
+          <w:b/>
+          <w:bCs/>
+          <w:sz w:val="21"/>
+          <w:szCs w:val="21"/>
+          <w:lang w:val="en-US"/>
+        </w:rPr>
+        <w:t>services:</w:t>
+      </w:r>
+    </w:p>
+    <w:p>
+      <w:pPr>
+        <w:shd w:val="clear" w:color="auto" w:fill="FFFFFF"/>
+        <w:spacing w:line="285" w:lineRule="atLeast"/>
+        <w:rPr>
+          <w:rFonts w:ascii="Consolas" w:hAnsi="Consolas"/>
+          <w:b/>
+          <w:bCs/>
+          <w:sz w:val="21"/>
+          <w:szCs w:val="21"/>
+          <w:lang w:val="en-US"/>
+        </w:rPr>
+      </w:pPr>
+      <w:r>
+        <w:rPr>
+          <w:rFonts w:ascii="Consolas" w:hAnsi="Consolas"/>
+          <w:b/>
+          <w:bCs/>
+          <w:sz w:val="21"/>
+          <w:szCs w:val="21"/>
+          <w:lang w:val="en-US"/>
+        </w:rPr>
+        <w:tab/>
+      </w:r>
+      <w:r>
+        <w:rPr>
+          <w:rFonts w:ascii="Consolas" w:hAnsi="Consolas"/>
+          <w:b/>
+          <w:bCs/>
+          <w:sz w:val="21"/>
+          <w:szCs w:val="21"/>
+          <w:lang w:val="en-US"/>
+        </w:rPr>
+        <w:t>  web:</w:t>
+      </w:r>
+    </w:p>
+    <w:p>
+      <w:pPr>
+        <w:shd w:val="clear" w:color="auto" w:fill="FFFFFF"/>
+        <w:spacing w:line="285" w:lineRule="atLeast"/>
+        <w:rPr>
+          <w:rFonts w:ascii="Consolas" w:hAnsi="Consolas"/>
+          <w:b/>
+          <w:bCs/>
+          <w:sz w:val="21"/>
+          <w:szCs w:val="21"/>
+          <w:lang w:val="en-US"/>
+        </w:rPr>
+      </w:pPr>
+      <w:r>
+        <w:rPr>
+          <w:rFonts w:ascii="Consolas" w:hAnsi="Consolas"/>
+          <w:b/>
+          <w:bCs/>
+          <w:sz w:val="21"/>
+          <w:szCs w:val="21"/>
+          <w:lang w:val="en-US"/>
+        </w:rPr>
+        <w:tab/>
+      </w:r>
+      <w:r>
+        <w:rPr>
+          <w:rFonts w:ascii="Consolas" w:hAnsi="Consolas"/>
+          <w:b/>
+          <w:bCs/>
+          <w:sz w:val="21"/>
+          <w:szCs w:val="21"/>
+          <w:lang w:val="en-US"/>
+        </w:rPr>
+        <w:t>    build</w:t>
+      </w:r>
+      <w:proofErr w:type="gramStart"/>
+      <w:r>
+        <w:rPr>
+          <w:rFonts w:ascii="Consolas" w:hAnsi="Consolas"/>
+          <w:b/>
+          <w:bCs/>
+          <w:sz w:val="21"/>
+          <w:szCs w:val="21"/>
+          <w:lang w:val="en-US"/>
+        </w:rPr>
+        <w:t>: .</w:t>
+      </w:r>
+      <w:proofErr w:type="gramEnd"/>
+    </w:p>
+    <w:p>
+      <w:pPr>
+        <w:shd w:val="clear" w:color="auto" w:fill="FFFFFF"/>
+        <w:spacing w:line="285" w:lineRule="atLeast"/>
+        <w:rPr>
+          <w:rFonts w:ascii="Consolas" w:hAnsi="Consolas"/>
+          <w:b/>
+          <w:bCs/>
+          <w:sz w:val="21"/>
+          <w:szCs w:val="21"/>
+          <w:lang w:val="en-US"/>
+        </w:rPr>
+      </w:pPr>
+      <w:r>
+        <w:rPr>
+          <w:rFonts w:ascii="Consolas" w:hAnsi="Consolas"/>
+          <w:b/>
+          <w:bCs/>
+          <w:sz w:val="21"/>
+          <w:szCs w:val="21"/>
+          <w:lang w:val="en-US"/>
+        </w:rPr>
+        <w:tab/>
+      </w:r>
+      <w:r>
+        <w:rPr>
+          <w:rFonts w:ascii="Consolas" w:hAnsi="Consolas"/>
+          <w:b/>
+          <w:bCs/>
+          <w:sz w:val="21"/>
+          <w:szCs w:val="21"/>
+          <w:lang w:val="en-US"/>
+        </w:rPr>
+        <w:t xml:space="preserve">    </w:t>
+      </w:r>
+      <w:proofErr w:type="spellStart"/>
+      <w:r>
+        <w:rPr>
+          <w:rFonts w:ascii="Consolas" w:hAnsi="Consolas"/>
+          <w:b/>
+          <w:bCs/>
+          <w:sz w:val="21"/>
+          <w:szCs w:val="21"/>
+          <w:lang w:val="en-US"/>
+        </w:rPr>
+        <w:t>container_name</w:t>
+      </w:r>
+      <w:proofErr w:type="spellEnd"/>
+      <w:r>
+        <w:rPr>
+          <w:rFonts w:ascii="Consolas" w:hAnsi="Consolas"/>
+          <w:b/>
+          <w:bCs/>
+          <w:sz w:val="21"/>
+          <w:szCs w:val="21"/>
+          <w:lang w:val="en-US"/>
+        </w:rPr>
+        <w:t>: lab1-web</w:t>
+      </w:r>
+    </w:p>
+    <w:p>
+      <w:pPr>
+        <w:shd w:val="clear" w:color="auto" w:fill="FFFFFF"/>
+        <w:spacing w:line="285" w:lineRule="atLeast"/>
+        <w:rPr>
+          <w:rFonts w:ascii="Consolas" w:hAnsi="Consolas"/>
+          <w:b/>
+          <w:bCs/>
+          <w:sz w:val="21"/>
+          <w:szCs w:val="21"/>
+          <w:lang w:val="en-US"/>
+        </w:rPr>
+      </w:pPr>
+      <w:r>
+        <w:rPr>
+          <w:rFonts w:ascii="Consolas" w:hAnsi="Consolas"/>
+          <w:b/>
+          <w:bCs/>
+          <w:sz w:val="21"/>
+          <w:szCs w:val="21"/>
+          <w:lang w:val="en-US"/>
+        </w:rPr>
+        <w:tab/>
+      </w:r>
+      <w:r>
+        <w:rPr>
+          <w:rFonts w:ascii="Consolas" w:hAnsi="Consolas"/>
+          <w:b/>
+          <w:bCs/>
+          <w:sz w:val="21"/>
+          <w:szCs w:val="21"/>
+          <w:lang w:val="en-US"/>
+        </w:rPr>
+        <w:t>    ports:</w:t>
+      </w:r>
+    </w:p>
+    <w:p>
+      <w:pPr>
+        <w:shd w:val="clear" w:color="auto" w:fill="FFFFFF"/>
+        <w:spacing w:line="285" w:lineRule="atLeast"/>
+        <w:rPr>
+          <w:rFonts w:ascii="Consolas" w:hAnsi="Consolas"/>
+          <w:b/>
+          <w:bCs/>
+          <w:sz w:val="21"/>
+          <w:szCs w:val="21"/>
+          <w:lang w:val="en-US"/>
+        </w:rPr>
+      </w:pPr>
+      <w:r>
+        <w:rPr>
+          <w:rFonts w:ascii="Consolas" w:hAnsi="Consolas"/>
+          <w:b/>
+          <w:bCs/>
+          <w:sz w:val="21"/>
+          <w:szCs w:val="21"/>
+          <w:lang w:val="en-US"/>
+        </w:rPr>
+        <w:tab/>
+      </w:r>
+      <w:r>
+        <w:rPr>
+          <w:rFonts w:ascii="Consolas" w:hAnsi="Consolas"/>
+          <w:b/>
+          <w:bCs/>
+          <w:sz w:val="21"/>
+          <w:szCs w:val="21"/>
+          <w:lang w:val="en-US"/>
+        </w:rPr>
+        <w:t>      - "8080:80"          </w:t>
+      </w:r>
+    </w:p>
+    <w:p>
+      <w:pPr>
+        <w:shd w:val="clear" w:color="auto" w:fill="FFFFFF"/>
+        <w:spacing w:line="285" w:lineRule="atLeast"/>
+        <w:rPr>
+          <w:rFonts w:ascii="Consolas" w:hAnsi="Consolas"/>
+          <w:b/>
+          <w:bCs/>
+          <w:sz w:val="21"/>
+          <w:szCs w:val="21"/>
+          <w:lang w:val="en-US"/>
+        </w:rPr>
+      </w:pPr>
+      <w:r>
+        <w:rPr>
+          <w:rFonts w:ascii="Consolas" w:hAnsi="Consolas"/>
+          <w:b/>
+          <w:bCs/>
+          <w:sz w:val="21"/>
+          <w:szCs w:val="21"/>
+          <w:lang w:val="en-US"/>
+        </w:rPr>
+        <w:tab/>
+      </w:r>
+      <w:r>
+        <w:rPr>
+          <w:rFonts w:ascii="Consolas" w:hAnsi="Consolas"/>
+          <w:b/>
+          <w:bCs/>
+          <w:sz w:val="21"/>
+          <w:szCs w:val="21"/>
+          <w:lang w:val="en-US"/>
+        </w:rPr>
+        <w:t xml:space="preserve">    </w:t>
+      </w:r>
+      <w:proofErr w:type="spellStart"/>
+      <w:r>
+        <w:rPr>
+          <w:rFonts w:ascii="Consolas" w:hAnsi="Consolas"/>
+          <w:b/>
+          <w:bCs/>
+          <w:sz w:val="21"/>
+          <w:szCs w:val="21"/>
+          <w:lang w:val="en-US"/>
+        </w:rPr>
+        <w:t>depends_on</w:t>
+      </w:r>
+      <w:proofErr w:type="spellEnd"/>
+      <w:r>
+        <w:rPr>
+          <w:rFonts w:ascii="Consolas" w:hAnsi="Consolas"/>
+          <w:b/>
+          <w:bCs/>
+          <w:sz w:val="21"/>
+          <w:szCs w:val="21"/>
+          <w:lang w:val="en-US"/>
+        </w:rPr>
+        <w:t>:</w:t>
+      </w:r>
+    </w:p>
+    <w:p>
+      <w:pPr>
+        <w:shd w:val="clear" w:color="auto" w:fill="FFFFFF"/>
+        <w:spacing w:line="285" w:lineRule="atLeast"/>
+        <w:rPr>
+          <w:rFonts w:ascii="Consolas" w:hAnsi="Consolas"/>
+          <w:b/>
+          <w:bCs/>
+          <w:sz w:val="21"/>
+          <w:szCs w:val="21"/>
+          <w:lang w:val="en-US"/>
+        </w:rPr>
+      </w:pPr>
+      <w:r>
+        <w:rPr>
+          <w:rFonts w:ascii="Consolas" w:hAnsi="Consolas"/>
+          <w:b/>
+          <w:bCs/>
+          <w:sz w:val="21"/>
+          <w:szCs w:val="21"/>
+          <w:lang w:val="en-US"/>
+        </w:rPr>
+        <w:tab/>
+      </w:r>
+      <w:r>
+        <w:rPr>
+          <w:rFonts w:ascii="Consolas" w:hAnsi="Consolas"/>
+          <w:b/>
+          <w:bCs/>
+          <w:sz w:val="21"/>
+          <w:szCs w:val="21"/>
+          <w:lang w:val="en-US"/>
+        </w:rPr>
+        <w:t xml:space="preserve">      - </w:t>
+      </w:r>
+      <w:proofErr w:type="spellStart"/>
+      <w:r>
+        <w:rPr>
+          <w:rFonts w:ascii="Consolas" w:hAnsi="Consolas"/>
+          <w:b/>
+          <w:bCs/>
+          <w:sz w:val="21"/>
+          <w:szCs w:val="21"/>
+          <w:lang w:val="en-US"/>
+        </w:rPr>
+        <w:t>db</w:t>
+      </w:r>
+      <w:proofErr w:type="spellEnd"/>
+    </w:p>
+    <w:p>
+      <w:pPr>
+        <w:shd w:val="clear" w:color="auto" w:fill="FFFFFF"/>
+        <w:spacing w:line="285" w:lineRule="atLeast"/>
+        <w:rPr>
+          <w:rFonts w:ascii="Consolas" w:hAnsi="Consolas"/>
+          <w:b/>
+          <w:bCs/>
+          <w:sz w:val="21"/>
+          <w:szCs w:val="21"/>
+          <w:lang w:val="en-US"/>
+        </w:rPr>
+      </w:pPr>
+    </w:p>
+    <w:p>
+      <w:pPr>
+        <w:shd w:val="clear" w:color="auto" w:fill="FFFFFF"/>
+        <w:spacing w:line="285" w:lineRule="atLeast"/>
+        <w:rPr>
+          <w:rFonts w:ascii="Consolas" w:hAnsi="Consolas"/>
+          <w:b/>
+          <w:bCs/>
+          <w:sz w:val="21"/>
+          <w:szCs w:val="21"/>
+          <w:lang w:val="en-US"/>
+        </w:rPr>
+      </w:pPr>
+      <w:r>
+        <w:rPr>
+          <w:rFonts w:ascii="Consolas" w:hAnsi="Consolas"/>
+          <w:b/>
+          <w:bCs/>
+          <w:sz w:val="21"/>
+          <w:szCs w:val="21"/>
+          <w:lang w:val="en-US"/>
+        </w:rPr>
+        <w:tab/>
+      </w:r>
+      <w:r>
+        <w:rPr>
+          <w:rFonts w:ascii="Consolas" w:hAnsi="Consolas"/>
+          <w:b/>
+          <w:bCs/>
+          <w:sz w:val="21"/>
+          <w:szCs w:val="21"/>
+          <w:lang w:val="en-US"/>
+        </w:rPr>
+        <w:t xml:space="preserve">  </w:t>
+      </w:r>
+      <w:proofErr w:type="spellStart"/>
+      <w:r>
+        <w:rPr>
+          <w:rFonts w:ascii="Consolas" w:hAnsi="Consolas"/>
+          <w:b/>
+          <w:bCs/>
+          <w:sz w:val="21"/>
+          <w:szCs w:val="21"/>
+          <w:lang w:val="en-US"/>
+        </w:rPr>
+        <w:t>db</w:t>
+      </w:r>
+      <w:proofErr w:type="spellEnd"/>
+      <w:r>
+        <w:rPr>
+          <w:rFonts w:ascii="Consolas" w:hAnsi="Consolas"/>
+          <w:b/>
+          <w:bCs/>
+          <w:sz w:val="21"/>
+          <w:szCs w:val="21"/>
+          <w:lang w:val="en-US"/>
+        </w:rPr>
+        <w:t>:</w:t>
+      </w:r>
+    </w:p>
+    <w:p>
+      <w:pPr>
+        <w:shd w:val="clear" w:color="auto" w:fill="FFFFFF"/>
+        <w:spacing w:line="285" w:lineRule="atLeast"/>
+        <w:rPr>
+          <w:rFonts w:ascii="Consolas" w:hAnsi="Consolas"/>
+          <w:b/>
+          <w:bCs/>
+          <w:sz w:val="21"/>
+          <w:szCs w:val="21"/>
+          <w:lang w:val="en-US"/>
+        </w:rPr>
+      </w:pPr>
+      <w:r>
+        <w:rPr>
+          <w:rFonts w:ascii="Consolas" w:hAnsi="Consolas"/>
+          <w:b/>
+          <w:bCs/>
+          <w:sz w:val="21"/>
+          <w:szCs w:val="21"/>
+          <w:lang w:val="en-US"/>
+        </w:rPr>
+        <w:tab/>
+      </w:r>
+      <w:r>
+        <w:rPr>
+          <w:rFonts w:ascii="Consolas" w:hAnsi="Consolas"/>
+          <w:b/>
+          <w:bCs/>
+          <w:sz w:val="21"/>
+          <w:szCs w:val="21"/>
+          <w:lang w:val="en-US"/>
+        </w:rPr>
+        <w:t>    image: mysql:8.0</w:t>
+      </w:r>
+    </w:p>
+    <w:p>
+      <w:pPr>
+        <w:shd w:val="clear" w:color="auto" w:fill="FFFFFF"/>
+        <w:spacing w:line="285" w:lineRule="atLeast"/>
+        <w:rPr>
+          <w:rFonts w:ascii="Consolas" w:hAnsi="Consolas"/>
+          <w:b/>
+          <w:bCs/>
+          <w:sz w:val="21"/>
+          <w:szCs w:val="21"/>
+          <w:lang w:val="en-US"/>
+        </w:rPr>
+      </w:pPr>
+      <w:r>
+        <w:rPr>
+          <w:rFonts w:ascii="Consolas" w:hAnsi="Consolas"/>
+          <w:b/>
+          <w:bCs/>
+          <w:sz w:val="21"/>
+          <w:szCs w:val="21"/>
+          <w:lang w:val="en-US"/>
+        </w:rPr>
+        <w:tab/>
+      </w:r>
+      <w:r>
+        <w:rPr>
+          <w:rFonts w:ascii="Consolas" w:hAnsi="Consolas"/>
+          <w:b/>
+          <w:bCs/>
+          <w:sz w:val="21"/>
+          <w:szCs w:val="21"/>
+          <w:lang w:val="en-US"/>
+        </w:rPr>
+        <w:t xml:space="preserve">    </w:t>
+      </w:r>
+      <w:proofErr w:type="spellStart"/>
+      <w:r>
+        <w:rPr>
+          <w:rFonts w:ascii="Consolas" w:hAnsi="Consolas"/>
+          <w:b/>
+          <w:bCs/>
+          <w:sz w:val="21"/>
+          <w:szCs w:val="21"/>
+          <w:lang w:val="en-US"/>
+        </w:rPr>
+        <w:t>container_name</w:t>
+      </w:r>
+      <w:proofErr w:type="spellEnd"/>
+      <w:r>
+        <w:rPr>
+          <w:rFonts w:ascii="Consolas" w:hAnsi="Consolas"/>
+          <w:b/>
+          <w:bCs/>
+          <w:sz w:val="21"/>
+          <w:szCs w:val="21"/>
+          <w:lang w:val="en-US"/>
+        </w:rPr>
+        <w:t>: lab1-db</w:t>
+      </w:r>
+    </w:p>
+    <w:p>
+      <w:pPr>
+        <w:shd w:val="clear" w:color="auto" w:fill="FFFFFF"/>
+        <w:spacing w:line="285" w:lineRule="atLeast"/>
+        <w:rPr>
+          <w:rFonts w:ascii="Consolas" w:hAnsi="Consolas"/>
+          <w:b/>
+          <w:bCs/>
+          <w:sz w:val="21"/>
+          <w:szCs w:val="21"/>
+          <w:lang w:val="en-US"/>
+        </w:rPr>
+      </w:pPr>
+      <w:r>
+        <w:rPr>
+          <w:rFonts w:ascii="Consolas" w:hAnsi="Consolas"/>
+          <w:b/>
+          <w:bCs/>
+          <w:sz w:val="21"/>
+          <w:szCs w:val="21"/>
+          <w:lang w:val="en-US"/>
+        </w:rPr>
+        <w:t> </w:t>
+      </w:r>
+      <w:r>
+        <w:rPr>
+          <w:rFonts w:ascii="Consolas" w:hAnsi="Consolas"/>
+          <w:b/>
+          <w:bCs/>
+          <w:sz w:val="21"/>
+          <w:szCs w:val="21"/>
+          <w:lang w:val="en-US"/>
+        </w:rPr>
+        <w:tab/>
+      </w:r>
+      <w:r>
+        <w:rPr>
+          <w:rFonts w:ascii="Consolas" w:hAnsi="Consolas"/>
+          <w:b/>
+          <w:bCs/>
+          <w:sz w:val="21"/>
+          <w:szCs w:val="21"/>
+          <w:lang w:val="en-US"/>
+        </w:rPr>
+        <w:t xml:space="preserve">   restart: always</w:t>
+      </w:r>
+    </w:p>
+    <w:p>
+      <w:pPr>
+        <w:shd w:val="clear" w:color="auto" w:fill="FFFFFF"/>
+        <w:spacing w:line="285" w:lineRule="atLeast"/>
+        <w:rPr>
+          <w:rFonts w:ascii="Consolas" w:hAnsi="Consolas"/>
+          <w:b/>
+          <w:bCs/>
+          <w:sz w:val="21"/>
+          <w:szCs w:val="21"/>
+          <w:lang w:val="en-US"/>
+        </w:rPr>
+      </w:pPr>
+      <w:r>
+        <w:rPr>
+          <w:rFonts w:ascii="Consolas" w:hAnsi="Consolas"/>
+          <w:b/>
+          <w:bCs/>
+          <w:sz w:val="21"/>
+          <w:szCs w:val="21"/>
+          <w:lang w:val="en-US"/>
+        </w:rPr>
+        <w:tab/>
+      </w:r>
+      <w:r>
+        <w:rPr>
+          <w:rFonts w:ascii="Consolas" w:hAnsi="Consolas"/>
+          <w:b/>
+          <w:bCs/>
+          <w:sz w:val="21"/>
+          <w:szCs w:val="21"/>
+          <w:lang w:val="en-US"/>
+        </w:rPr>
+        <w:t>    environment:</w:t>
+      </w:r>
+    </w:p>
+    <w:p>
+      <w:pPr>
+        <w:shd w:val="clear" w:color="auto" w:fill="FFFFFF"/>
+        <w:spacing w:line="285" w:lineRule="atLeast"/>
+        <w:rPr>
+          <w:rFonts w:ascii="Consolas" w:hAnsi="Consolas"/>
+          <w:b/>
+          <w:bCs/>
+          <w:sz w:val="21"/>
+          <w:szCs w:val="21"/>
+          <w:lang w:val="en-US"/>
+        </w:rPr>
+      </w:pPr>
+      <w:r>
+        <w:rPr>
+          <w:rFonts w:ascii="Consolas" w:hAnsi="Consolas"/>
+          <w:b/>
+          <w:bCs/>
+          <w:sz w:val="21"/>
+          <w:szCs w:val="21"/>
+          <w:lang w:val="en-US"/>
+        </w:rPr>
+        <w:tab/>
+      </w:r>
+      <w:r>
+        <w:rPr>
+          <w:rFonts w:ascii="Consolas" w:hAnsi="Consolas"/>
+          <w:b/>
+          <w:bCs/>
+          <w:sz w:val="21"/>
+          <w:szCs w:val="21"/>
+          <w:lang w:val="en-US"/>
+        </w:rPr>
+        <w:t>      MYSQL_ROOT_PASSWORD: root123      </w:t>
+      </w:r>
+    </w:p>
+    <w:p>
+      <w:pPr>
+        <w:shd w:val="clear" w:color="auto" w:fill="FFFFFF"/>
+        <w:spacing w:line="285" w:lineRule="atLeast"/>
+        <w:rPr>
+          <w:rFonts w:ascii="Consolas" w:hAnsi="Consolas"/>
+          <w:b/>
+          <w:bCs/>
+          <w:sz w:val="21"/>
+          <w:szCs w:val="21"/>
+          <w:lang w:val="en-US"/>
+        </w:rPr>
+      </w:pPr>
+      <w:r>
+        <w:rPr>
+          <w:rFonts w:ascii="Consolas" w:hAnsi="Consolas"/>
+          <w:b/>
+          <w:bCs/>
+          <w:sz w:val="21"/>
+          <w:szCs w:val="21"/>
+          <w:lang w:val="en-US"/>
+        </w:rPr>
+        <w:tab/>
+      </w:r>
+      <w:r>
+        <w:rPr>
+          <w:rFonts w:ascii="Consolas" w:hAnsi="Consolas"/>
+          <w:b/>
+          <w:bCs/>
+          <w:sz w:val="21"/>
+          <w:szCs w:val="21"/>
+          <w:lang w:val="en-US"/>
+        </w:rPr>
+        <w:t>      MYSQL_DATABASE: lab1_db</w:t>
+      </w:r>
+    </w:p>
+    <w:p>
+      <w:pPr>
+        <w:shd w:val="clear" w:color="auto" w:fill="FFFFFF"/>
+        <w:spacing w:line="285" w:lineRule="atLeast"/>
+        <w:rPr>
+          <w:rFonts w:ascii="Consolas" w:hAnsi="Consolas"/>
+          <w:b/>
+          <w:bCs/>
+          <w:sz w:val="21"/>
+          <w:szCs w:val="21"/>
+          <w:lang w:val="en-US"/>
+        </w:rPr>
+      </w:pPr>
+      <w:r>
+        <w:rPr>
+          <w:rFonts w:ascii="Consolas" w:hAnsi="Consolas"/>
+          <w:b/>
+          <w:bCs/>
+          <w:sz w:val="21"/>
+          <w:szCs w:val="21"/>
+          <w:lang w:val="en-US"/>
+        </w:rPr>
+        <w:tab/>
+      </w:r>
+      <w:r>
+        <w:rPr>
+          <w:rFonts w:ascii="Consolas" w:hAnsi="Consolas"/>
+          <w:b/>
+          <w:bCs/>
+          <w:sz w:val="21"/>
+          <w:szCs w:val="21"/>
+          <w:lang w:val="en-US"/>
+        </w:rPr>
+        <w:t xml:space="preserve">      MYSQL_USER: </w:t>
+      </w:r>
+      <w:proofErr w:type="spellStart"/>
+      <w:r>
+        <w:rPr>
+          <w:rFonts w:ascii="Consolas" w:hAnsi="Consolas"/>
+          <w:b/>
+          <w:bCs/>
+          <w:sz w:val="21"/>
+          <w:szCs w:val="21"/>
+          <w:lang w:val="en-US"/>
+        </w:rPr>
+        <w:t>appuser</w:t>
+      </w:r>
+      <w:proofErr w:type="spellEnd"/>
+    </w:p>
+    <w:p>
+      <w:pPr>
+        <w:shd w:val="clear" w:color="auto" w:fill="FFFFFF"/>
+        <w:spacing w:line="285" w:lineRule="atLeast"/>
+        <w:rPr>
+          <w:rFonts w:ascii="Consolas" w:hAnsi="Consolas"/>
+          <w:b/>
+          <w:bCs/>
+          <w:sz w:val="21"/>
+          <w:szCs w:val="21"/>
+          <w:lang w:val="en-US"/>
+        </w:rPr>
+      </w:pPr>
+      <w:r>
+        <w:rPr>
+          <w:rFonts w:ascii="Consolas" w:hAnsi="Consolas"/>
+          <w:b/>
+          <w:bCs/>
+          <w:sz w:val="21"/>
+          <w:szCs w:val="21"/>
+          <w:lang w:val="en-US"/>
+        </w:rPr>
+        <w:tab/>
+      </w:r>
+      <w:r>
+        <w:rPr>
+          <w:rFonts w:ascii="Consolas" w:hAnsi="Consolas"/>
+          <w:b/>
+          <w:bCs/>
+          <w:sz w:val="21"/>
+          <w:szCs w:val="21"/>
+          <w:lang w:val="en-US"/>
+        </w:rPr>
+        <w:t xml:space="preserve">      MYSQL_PASSWORD: </w:t>
+      </w:r>
+      <w:proofErr w:type="spellStart"/>
+      <w:r>
+        <w:rPr>
+          <w:rFonts w:ascii="Consolas" w:hAnsi="Consolas"/>
+          <w:b/>
+          <w:bCs/>
+          <w:sz w:val="21"/>
+          <w:szCs w:val="21"/>
+          <w:lang w:val="en-US"/>
+        </w:rPr>
+        <w:t>appPass</w:t>
+      </w:r>
+      <w:proofErr w:type="spellEnd"/>
+    </w:p>
+    <w:p>
+      <w:pPr>
+        <w:shd w:val="clear" w:color="auto" w:fill="FFFFFF"/>
+        <w:spacing w:line="285" w:lineRule="atLeast"/>
+        <w:rPr>
+          <w:rFonts w:ascii="Consolas" w:hAnsi="Consolas"/>
+          <w:b/>
+          <w:bCs/>
+          <w:sz w:val="21"/>
+          <w:szCs w:val="21"/>
+          <w:lang w:val="en-US"/>
+        </w:rPr>
+      </w:pPr>
+      <w:r>
+        <w:rPr>
+          <w:rFonts w:ascii="Consolas" w:hAnsi="Consolas"/>
+          <w:b/>
+          <w:bCs/>
+          <w:sz w:val="21"/>
+          <w:szCs w:val="21"/>
+          <w:lang w:val="en-US"/>
+        </w:rPr>
+        <w:tab/>
+      </w:r>
+      <w:r>
+        <w:rPr>
+          <w:rFonts w:ascii="Consolas" w:hAnsi="Consolas"/>
+          <w:b/>
+          <w:bCs/>
+          <w:sz w:val="21"/>
+          <w:szCs w:val="21"/>
+          <w:lang w:val="en-US"/>
+        </w:rPr>
+        <w:t>    volumes:</w:t>
+      </w:r>
+    </w:p>
+    <w:p>
+      <w:pPr>
+        <w:shd w:val="clear" w:color="auto" w:fill="FFFFFF"/>
+        <w:spacing w:line="285" w:lineRule="atLeast"/>
+        <w:rPr>
+          <w:rFonts w:ascii="Consolas" w:hAnsi="Consolas"/>
+          <w:b/>
+          <w:bCs/>
+          <w:sz w:val="21"/>
+          <w:szCs w:val="21"/>
+          <w:lang w:val="en-US"/>
+        </w:rPr>
+      </w:pPr>
+      <w:r>
+        <w:rPr>
+          <w:rFonts w:ascii="Consolas" w:hAnsi="Consolas"/>
+          <w:b/>
+          <w:bCs/>
+          <w:sz w:val="21"/>
+          <w:szCs w:val="21"/>
+          <w:lang w:val="en-US"/>
+        </w:rPr>
+        <w:tab/>
+      </w:r>
+      <w:r>
+        <w:rPr>
+          <w:rFonts w:ascii="Consolas" w:hAnsi="Consolas"/>
+          <w:b/>
+          <w:bCs/>
+          <w:sz w:val="21"/>
+          <w:szCs w:val="21"/>
+          <w:lang w:val="en-US"/>
+        </w:rPr>
+        <w:t xml:space="preserve">      - </w:t>
+      </w:r>
+      <w:proofErr w:type="spellStart"/>
+      <w:r>
+        <w:rPr>
+          <w:rFonts w:ascii="Consolas" w:hAnsi="Consolas"/>
+          <w:b/>
+          <w:bCs/>
+          <w:sz w:val="21"/>
+          <w:szCs w:val="21"/>
+          <w:lang w:val="en-US"/>
+        </w:rPr>
+        <w:t>db</w:t>
+      </w:r>
+      <w:proofErr w:type="spellEnd"/>
+      <w:r>
+        <w:rPr>
+          <w:rFonts w:ascii="Consolas" w:hAnsi="Consolas"/>
+          <w:b/>
+          <w:bCs/>
+          <w:sz w:val="21"/>
+          <w:szCs w:val="21"/>
+          <w:lang w:val="en-US"/>
+        </w:rPr>
+        <w:t>-data:/var/lib/</w:t>
+      </w:r>
+      <w:proofErr w:type="spellStart"/>
+      <w:r>
+        <w:rPr>
+          <w:rFonts w:ascii="Consolas" w:hAnsi="Consolas"/>
+          <w:b/>
+          <w:bCs/>
+          <w:sz w:val="21"/>
+          <w:szCs w:val="21"/>
+          <w:lang w:val="en-US"/>
+        </w:rPr>
+        <w:t>mysql</w:t>
+      </w:r>
+      <w:proofErr w:type="spellEnd"/>
+    </w:p>
+    <w:p>
+      <w:pPr>
+        <w:shd w:val="clear" w:color="auto" w:fill="FFFFFF"/>
+        <w:spacing w:line="285" w:lineRule="atLeast"/>
+        <w:rPr>
+          <w:rFonts w:ascii="Consolas" w:hAnsi="Consolas"/>
+          <w:b/>
+          <w:bCs/>
+          <w:sz w:val="21"/>
+          <w:szCs w:val="21"/>
+          <w:lang w:val="en-US"/>
+        </w:rPr>
+      </w:pPr>
+      <w:r>
+        <w:rPr>
+          <w:rFonts w:ascii="Consolas" w:hAnsi="Consolas"/>
+          <w:b/>
+          <w:bCs/>
+          <w:sz w:val="21"/>
+          <w:szCs w:val="21"/>
+          <w:lang w:val="en-US"/>
+        </w:rPr>
+        <w:tab/>
+      </w:r>
+      <w:r>
+        <w:rPr>
+          <w:rFonts w:ascii="Consolas" w:hAnsi="Consolas"/>
+          <w:b/>
+          <w:bCs/>
+          <w:sz w:val="21"/>
+          <w:szCs w:val="21"/>
+          <w:lang w:val="en-US"/>
+        </w:rPr>
+        <w:t>    ports:</w:t>
+      </w:r>
+    </w:p>
+    <w:p>
+      <w:pPr>
+        <w:shd w:val="clear" w:color="auto" w:fill="FFFFFF"/>
+        <w:spacing w:line="285" w:lineRule="atLeast"/>
+        <w:rPr>
+          <w:rFonts w:ascii="Consolas" w:hAnsi="Consolas"/>
+          <w:b/>
+          <w:bCs/>
+          <w:sz w:val="21"/>
+          <w:szCs w:val="21"/>
+          <w:lang w:val="en-US"/>
+        </w:rPr>
+      </w:pPr>
+      <w:r>
+        <w:rPr>
+          <w:rFonts w:ascii="Consolas" w:hAnsi="Consolas"/>
+          <w:b/>
+          <w:bCs/>
+          <w:sz w:val="21"/>
+          <w:szCs w:val="21"/>
+          <w:lang w:val="en-US"/>
+        </w:rPr>
+        <w:tab/>
+      </w:r>
+      <w:r>
+        <w:rPr>
+          <w:rFonts w:ascii="Consolas" w:hAnsi="Consolas"/>
+          <w:b/>
+          <w:bCs/>
+          <w:sz w:val="21"/>
+          <w:szCs w:val="21"/>
+          <w:lang w:val="en-US"/>
+        </w:rPr>
+        <w:t>      - "3307:3306"</w:t>
+      </w:r>
+    </w:p>
+    <w:p>
+      <w:pPr>
+        <w:shd w:val="clear" w:color="auto" w:fill="FFFFFF"/>
+        <w:spacing w:line="285" w:lineRule="atLeast"/>
+        <w:rPr>
+          <w:rFonts w:ascii="Consolas" w:hAnsi="Consolas"/>
+          <w:b/>
+          <w:bCs/>
+          <w:sz w:val="21"/>
+          <w:szCs w:val="21"/>
+          <w:lang w:val="en-US"/>
+        </w:rPr>
+      </w:pPr>
+    </w:p>
+    <w:p>
+      <w:pPr>
+        <w:shd w:val="clear" w:color="auto" w:fill="FFFFFF"/>
+        <w:spacing w:line="285" w:lineRule="atLeast"/>
+        <w:rPr>
+          <w:rFonts w:ascii="Consolas" w:hAnsi="Consolas"/>
+          <w:b/>
+          <w:bCs/>
+          <w:sz w:val="21"/>
+          <w:szCs w:val="21"/>
+          <w:lang w:val="en-US"/>
+        </w:rPr>
+      </w:pPr>
+      <w:r>
+        <w:rPr>
+          <w:rFonts w:ascii="Consolas" w:hAnsi="Consolas"/>
+          <w:b/>
+          <w:bCs/>
+          <w:sz w:val="21"/>
+          <w:szCs w:val="21"/>
+          <w:lang w:val="en-US"/>
+        </w:rPr>
+        <w:tab/>
+      </w:r>
+      <w:r>
+        <w:rPr>
+          <w:rFonts w:ascii="Consolas" w:hAnsi="Consolas"/>
+          <w:b/>
+          <w:bCs/>
+          <w:sz w:val="21"/>
+          <w:szCs w:val="21"/>
+          <w:lang w:val="en-US"/>
+        </w:rPr>
+        <w:t xml:space="preserve">  </w:t>
+      </w:r>
+      <w:proofErr w:type="spellStart"/>
+      <w:r>
+        <w:rPr>
+          <w:rFonts w:ascii="Consolas" w:hAnsi="Consolas"/>
+          <w:b/>
+          <w:bCs/>
+          <w:sz w:val="21"/>
+          <w:szCs w:val="21"/>
+          <w:lang w:val="en-US"/>
+        </w:rPr>
+        <w:t>phpmyadmin</w:t>
+      </w:r>
+      <w:proofErr w:type="spellEnd"/>
+      <w:r>
+        <w:rPr>
+          <w:rFonts w:ascii="Consolas" w:hAnsi="Consolas"/>
+          <w:b/>
+          <w:bCs/>
+          <w:sz w:val="21"/>
+          <w:szCs w:val="21"/>
+          <w:lang w:val="en-US"/>
+        </w:rPr>
+        <w:t>:</w:t>
+      </w:r>
+    </w:p>
+    <w:p>
+      <w:pPr>
+        <w:shd w:val="clear" w:color="auto" w:fill="FFFFFF"/>
+        <w:spacing w:line="285" w:lineRule="atLeast"/>
+        <w:rPr>
+          <w:rFonts w:ascii="Consolas" w:hAnsi="Consolas"/>
+          <w:b/>
+          <w:bCs/>
+          <w:sz w:val="21"/>
+          <w:szCs w:val="21"/>
+          <w:lang w:val="en-US"/>
+        </w:rPr>
+      </w:pPr>
+      <w:r>
+        <w:rPr>
+          <w:rFonts w:ascii="Consolas" w:hAnsi="Consolas"/>
+          <w:b/>
+          <w:bCs/>
+          <w:sz w:val="21"/>
+          <w:szCs w:val="21"/>
+          <w:lang w:val="en-US"/>
+        </w:rPr>
+        <w:tab/>
+      </w:r>
+      <w:r>
+        <w:rPr>
+          <w:rFonts w:ascii="Consolas" w:hAnsi="Consolas"/>
+          <w:b/>
+          <w:bCs/>
+          <w:sz w:val="21"/>
+          <w:szCs w:val="21"/>
+          <w:lang w:val="en-US"/>
+        </w:rPr>
+        <w:t>    image: phpmyadmin:5-apache</w:t>
+      </w:r>
+    </w:p>
+    <w:p>
+      <w:pPr>
+        <w:shd w:val="clear" w:color="auto" w:fill="FFFFFF"/>
+        <w:spacing w:line="285" w:lineRule="atLeast"/>
+        <w:rPr>
+          <w:rFonts w:ascii="Consolas" w:hAnsi="Consolas"/>
+          <w:b/>
+          <w:bCs/>
+          <w:sz w:val="21"/>
+          <w:szCs w:val="21"/>
+          <w:lang w:val="en-US"/>
+        </w:rPr>
+      </w:pPr>
+      <w:r>
+        <w:rPr>
+          <w:rFonts w:ascii="Consolas" w:hAnsi="Consolas"/>
+          <w:b/>
+          <w:bCs/>
+          <w:sz w:val="21"/>
+          <w:szCs w:val="21"/>
+          <w:lang w:val="en-US"/>
+        </w:rPr>
+        <w:tab/>
+      </w:r>
+      <w:r>
+        <w:rPr>
+          <w:rFonts w:ascii="Consolas" w:hAnsi="Consolas"/>
+          <w:b/>
+          <w:bCs/>
+          <w:sz w:val="21"/>
+          <w:szCs w:val="21"/>
+          <w:lang w:val="en-US"/>
+        </w:rPr>
+        <w:t xml:space="preserve">    </w:t>
+      </w:r>
+      <w:proofErr w:type="spellStart"/>
+      <w:r>
+        <w:rPr>
+          <w:rFonts w:ascii="Consolas" w:hAnsi="Consolas"/>
+          <w:b/>
+          <w:bCs/>
+          <w:sz w:val="21"/>
+          <w:szCs w:val="21"/>
+          <w:lang w:val="en-US"/>
+        </w:rPr>
+        <w:t>container_name</w:t>
+      </w:r>
+      <w:proofErr w:type="spellEnd"/>
+      <w:r>
+        <w:rPr>
+          <w:rFonts w:ascii="Consolas" w:hAnsi="Consolas"/>
+          <w:b/>
+          <w:bCs/>
+          <w:sz w:val="21"/>
+          <w:szCs w:val="21"/>
+          <w:lang w:val="en-US"/>
+        </w:rPr>
+        <w:t>: lab1-pma</w:t>
+      </w:r>
+    </w:p>
+    <w:p>
+      <w:pPr>
+        <w:shd w:val="clear" w:color="auto" w:fill="FFFFFF"/>
+        <w:spacing w:line="285" w:lineRule="atLeast"/>
+        <w:rPr>
+          <w:rFonts w:ascii="Consolas" w:hAnsi="Consolas"/>
+          <w:b/>
+          <w:bCs/>
+          <w:sz w:val="21"/>
+          <w:szCs w:val="21"/>
+          <w:lang w:val="en-US"/>
+        </w:rPr>
+      </w:pPr>
+      <w:r>
+        <w:rPr>
+          <w:rFonts w:ascii="Consolas" w:hAnsi="Consolas"/>
+          <w:b/>
+          <w:bCs/>
+          <w:sz w:val="21"/>
+          <w:szCs w:val="21"/>
+          <w:lang w:val="en-US"/>
+        </w:rPr>
+        <w:tab/>
+      </w:r>
+      <w:r>
+        <w:rPr>
+          <w:rFonts w:ascii="Consolas" w:hAnsi="Consolas"/>
+          <w:b/>
+          <w:bCs/>
+          <w:sz w:val="21"/>
+          <w:szCs w:val="21"/>
+          <w:lang w:val="en-US"/>
+        </w:rPr>
+        <w:t>    restart: always</w:t>
+      </w:r>
+    </w:p>
+    <w:p>
+      <w:pPr>
+        <w:shd w:val="clear" w:color="auto" w:fill="FFFFFF"/>
+        <w:spacing w:line="285" w:lineRule="atLeast"/>
+        <w:rPr>
+          <w:rFonts w:ascii="Consolas" w:hAnsi="Consolas"/>
+          <w:b/>
+          <w:bCs/>
+          <w:sz w:val="21"/>
+          <w:szCs w:val="21"/>
+          <w:lang w:val="en-US"/>
+        </w:rPr>
+      </w:pPr>
+      <w:r>
+        <w:rPr>
+          <w:rFonts w:ascii="Consolas" w:hAnsi="Consolas"/>
+          <w:b/>
+          <w:bCs/>
+          <w:sz w:val="21"/>
+          <w:szCs w:val="21"/>
+          <w:lang w:val="en-US"/>
+        </w:rPr>
+        <w:tab/>
+      </w:r>
+      <w:r>
+        <w:rPr>
+          <w:rFonts w:ascii="Consolas" w:hAnsi="Consolas"/>
+          <w:b/>
+          <w:bCs/>
+          <w:sz w:val="21"/>
+          <w:szCs w:val="21"/>
+          <w:lang w:val="en-US"/>
+        </w:rPr>
+        <w:t>    ports:</w:t>
+      </w:r>
+    </w:p>
+    <w:p>
+      <w:pPr>
+        <w:shd w:val="clear" w:color="auto" w:fill="FFFFFF"/>
+        <w:spacing w:line="285" w:lineRule="atLeast"/>
+        <w:rPr>
+          <w:rFonts w:ascii="Consolas" w:hAnsi="Consolas"/>
+          <w:b/>
+          <w:bCs/>
+          <w:sz w:val="21"/>
+          <w:szCs w:val="21"/>
+          <w:lang w:val="en-US"/>
+        </w:rPr>
+      </w:pPr>
+      <w:r>
+        <w:rPr>
+          <w:rFonts w:ascii="Consolas" w:hAnsi="Consolas"/>
+          <w:b/>
+          <w:bCs/>
+          <w:sz w:val="21"/>
+          <w:szCs w:val="21"/>
+          <w:lang w:val="en-US"/>
+        </w:rPr>
+        <w:tab/>
+      </w:r>
+      <w:r>
+        <w:rPr>
+          <w:rFonts w:ascii="Consolas" w:hAnsi="Consolas"/>
+          <w:b/>
+          <w:bCs/>
+          <w:sz w:val="21"/>
+          <w:szCs w:val="21"/>
+          <w:lang w:val="en-US"/>
+        </w:rPr>
+        <w:t xml:space="preserve">      - "8081:80"                       </w:t>
+      </w:r>
+    </w:p>
+    <w:p>
+      <w:pPr>
+        <w:shd w:val="clear" w:color="auto" w:fill="FFFFFF"/>
+        <w:spacing w:line="285" w:lineRule="atLeast"/>
+        <w:rPr>
+          <w:rFonts w:ascii="Consolas" w:hAnsi="Consolas"/>
+          <w:b/>
+          <w:bCs/>
+          <w:sz w:val="21"/>
+          <w:szCs w:val="21"/>
+          <w:lang w:val="en-US"/>
+        </w:rPr>
+      </w:pPr>
+      <w:r>
+        <w:rPr>
+          <w:rFonts w:ascii="Consolas" w:hAnsi="Consolas"/>
+          <w:b/>
+          <w:bCs/>
+          <w:sz w:val="21"/>
+          <w:szCs w:val="21"/>
+          <w:lang w:val="en-US"/>
+        </w:rPr>
+        <w:tab/>
+      </w:r>
+      <w:r>
+        <w:rPr>
+          <w:rFonts w:ascii="Consolas" w:hAnsi="Consolas"/>
+          <w:b/>
+          <w:bCs/>
+          <w:sz w:val="21"/>
+          <w:szCs w:val="21"/>
+          <w:lang w:val="en-US"/>
+        </w:rPr>
+        <w:t>    environment:</w:t>
+      </w:r>
+    </w:p>
+    <w:p>
+      <w:pPr>
+        <w:shd w:val="clear" w:color="auto" w:fill="FFFFFF"/>
+        <w:spacing w:line="285" w:lineRule="atLeast"/>
+        <w:rPr>
+          <w:rFonts w:ascii="Consolas" w:hAnsi="Consolas"/>
+          <w:b/>
+          <w:bCs/>
+          <w:sz w:val="21"/>
+          <w:szCs w:val="21"/>
+          <w:lang w:val="en-US"/>
+        </w:rPr>
+      </w:pPr>
+      <w:r>
+        <w:rPr>
+          <w:rFonts w:ascii="Consolas" w:hAnsi="Consolas"/>
+          <w:b/>
+          <w:bCs/>
+          <w:sz w:val="21"/>
+          <w:szCs w:val="21"/>
+          <w:lang w:val="en-US"/>
+        </w:rPr>
+        <w:tab/>
+      </w:r>
+      <w:r>
+        <w:rPr>
+          <w:rFonts w:ascii="Consolas" w:hAnsi="Consolas"/>
+          <w:b/>
+          <w:bCs/>
+          <w:sz w:val="21"/>
+          <w:szCs w:val="21"/>
+          <w:lang w:val="en-US"/>
+        </w:rPr>
+        <w:t xml:space="preserve">      PMA_HOST: </w:t>
+      </w:r>
+      <w:proofErr w:type="spellStart"/>
+      <w:r>
+        <w:rPr>
+          <w:rFonts w:ascii="Consolas" w:hAnsi="Consolas"/>
+          <w:b/>
+          <w:bCs/>
+          <w:sz w:val="21"/>
+          <w:szCs w:val="21"/>
+          <w:lang w:val="en-US"/>
+        </w:rPr>
+        <w:t>db</w:t>
+      </w:r>
+      <w:proofErr w:type="spellEnd"/>
+    </w:p>
+    <w:p>
+      <w:pPr>
+        <w:shd w:val="clear" w:color="auto" w:fill="FFFFFF"/>
+        <w:spacing w:line="285" w:lineRule="atLeast"/>
+        <w:rPr>
+          <w:rFonts w:ascii="Consolas" w:hAnsi="Consolas"/>
+          <w:b/>
+          <w:bCs/>
+          <w:sz w:val="21"/>
+          <w:szCs w:val="21"/>
+          <w:lang w:val="en-US"/>
+        </w:rPr>
+      </w:pPr>
+      <w:r>
+        <w:rPr>
+          <w:rFonts w:ascii="Consolas" w:hAnsi="Consolas"/>
+          <w:b/>
+          <w:bCs/>
+          <w:sz w:val="21"/>
+          <w:szCs w:val="21"/>
+          <w:lang w:val="en-US"/>
+        </w:rPr>
+        <w:lastRenderedPageBreak/>
+        <w:t xml:space="preserve">  </w:t>
+      </w:r>
+      <w:r>
+        <w:rPr>
+          <w:rFonts w:ascii="Consolas" w:hAnsi="Consolas"/>
+          <w:b/>
+          <w:bCs/>
+          <w:sz w:val="21"/>
+          <w:szCs w:val="21"/>
+          <w:lang w:val="en-US"/>
+        </w:rPr>
+        <w:tab/>
+      </w:r>
+      <w:r>
+        <w:rPr>
+          <w:rFonts w:ascii="Consolas" w:hAnsi="Consolas"/>
+          <w:b/>
+          <w:bCs/>
+          <w:sz w:val="21"/>
+          <w:szCs w:val="21"/>
+          <w:lang w:val="en-US"/>
+        </w:rPr>
+        <w:t>    PMA_PASSWORD: root123</w:t>
+      </w:r>
+    </w:p>
+    <w:p>
+      <w:pPr>
+        <w:shd w:val="clear" w:color="auto" w:fill="FFFFFF"/>
+        <w:spacing w:line="285" w:lineRule="atLeast"/>
+        <w:rPr>
+          <w:rFonts w:ascii="Consolas" w:hAnsi="Consolas"/>
+          <w:b/>
+          <w:bCs/>
+          <w:sz w:val="21"/>
+          <w:szCs w:val="21"/>
+          <w:lang w:val="en-US"/>
+        </w:rPr>
+      </w:pPr>
+      <w:r>
+        <w:rPr>
+          <w:rFonts w:ascii="Consolas" w:hAnsi="Consolas"/>
+          <w:b/>
+          <w:bCs/>
+          <w:sz w:val="21"/>
+          <w:szCs w:val="21"/>
+          <w:lang w:val="en-US"/>
+        </w:rPr>
+        <w:t> </w:t>
+      </w:r>
+      <w:r>
+        <w:rPr>
+          <w:rFonts w:ascii="Consolas" w:hAnsi="Consolas"/>
+          <w:b/>
+          <w:bCs/>
+          <w:sz w:val="21"/>
+          <w:szCs w:val="21"/>
+          <w:lang w:val="en-US"/>
+        </w:rPr>
+        <w:tab/>
+      </w:r>
+      <w:r>
+        <w:rPr>
+          <w:rFonts w:ascii="Consolas" w:hAnsi="Consolas"/>
+          <w:b/>
+          <w:bCs/>
+          <w:sz w:val="21"/>
+          <w:szCs w:val="21"/>
+          <w:lang w:val="en-US"/>
+        </w:rPr>
+        <w:t xml:space="preserve">     PMA_PORT: 3306</w:t>
+      </w:r>
+    </w:p>
+    <w:p>
+      <w:pPr>
+        <w:shd w:val="clear" w:color="auto" w:fill="FFFFFF"/>
+        <w:spacing w:line="285" w:lineRule="atLeast"/>
+        <w:rPr>
+          <w:rFonts w:ascii="Consolas" w:hAnsi="Consolas"/>
+          <w:b/>
+          <w:bCs/>
+          <w:sz w:val="21"/>
+          <w:szCs w:val="21"/>
+        </w:rPr>
+      </w:pPr>
+      <w:r>
+        <w:rPr>
+          <w:rFonts w:ascii="Consolas" w:hAnsi="Consolas"/>
+          <w:b/>
+          <w:bCs/>
+          <w:sz w:val="21"/>
+          <w:szCs w:val="21"/>
+          <w:lang w:val="en-US"/>
+        </w:rPr>
+        <w:t> </w:t>
+      </w:r>
+      <w:r>
+        <w:rPr>
+          <w:rFonts w:ascii="Consolas" w:hAnsi="Consolas"/>
+          <w:b/>
+          <w:bCs/>
+          <w:sz w:val="21"/>
+          <w:szCs w:val="21"/>
+          <w:lang w:val="en-US"/>
+        </w:rPr>
+        <w:tab/>
+      </w:r>
+      <w:r>
+        <w:rPr>
+          <w:rFonts w:ascii="Consolas" w:hAnsi="Consolas"/>
+          <w:b/>
+          <w:bCs/>
+          <w:sz w:val="21"/>
+          <w:szCs w:val="21"/>
+          <w:lang w:val="en-US"/>
+        </w:rPr>
+        <w:t xml:space="preserve">   </w:t>
+      </w:r>
+      <w:proofErr w:type="spellStart"/>
+      <w:r>
+        <w:rPr>
+          <w:rFonts w:ascii="Consolas" w:hAnsi="Consolas"/>
+          <w:b/>
+          <w:bCs/>
+          <w:sz w:val="21"/>
+          <w:szCs w:val="21"/>
+        </w:rPr>
+        <w:t>depends_on</w:t>
+      </w:r>
+      <w:proofErr w:type="spellEnd"/>
+      <w:r>
+        <w:rPr>
+          <w:rFonts w:ascii="Consolas" w:hAnsi="Consolas"/>
+          <w:b/>
+          <w:bCs/>
+          <w:sz w:val="21"/>
+          <w:szCs w:val="21"/>
+        </w:rPr>
+        <w:t>:</w:t>
+      </w:r>
+    </w:p>
+    <w:p>
+      <w:pPr>
+        <w:shd w:val="clear" w:color="auto" w:fill="FFFFFF"/>
+        <w:spacing w:line="285" w:lineRule="atLeast"/>
+        <w:rPr>
+          <w:rFonts w:ascii="Consolas" w:hAnsi="Consolas"/>
+          <w:b/>
+          <w:bCs/>
+          <w:sz w:val="21"/>
+          <w:szCs w:val="21"/>
+        </w:rPr>
+      </w:pPr>
+      <w:r>
+        <w:rPr>
+          <w:rFonts w:ascii="Consolas" w:hAnsi="Consolas"/>
+          <w:b/>
+          <w:bCs/>
+          <w:sz w:val="21"/>
+          <w:szCs w:val="21"/>
+        </w:rPr>
+        <w:t> </w:t>
+      </w:r>
+      <w:r>
+        <w:rPr>
+          <w:rFonts w:ascii="Consolas" w:hAnsi="Consolas"/>
+          <w:b/>
+          <w:bCs/>
+          <w:sz w:val="21"/>
+          <w:szCs w:val="21"/>
+        </w:rPr>
+        <w:tab/>
+      </w:r>
+      <w:r>
+        <w:rPr>
+          <w:rFonts w:ascii="Consolas" w:hAnsi="Consolas"/>
+          <w:b/>
+          <w:bCs/>
+          <w:sz w:val="21"/>
+          <w:szCs w:val="21"/>
+        </w:rPr>
+        <w:t xml:space="preserve">     - </w:t>
+      </w:r>
+      <w:proofErr w:type="spellStart"/>
+      <w:r>
+        <w:rPr>
+          <w:rFonts w:ascii="Consolas" w:hAnsi="Consolas"/>
+          <w:b/>
+          <w:bCs/>
+          <w:sz w:val="21"/>
+          <w:szCs w:val="21"/>
+        </w:rPr>
+        <w:t>db</w:t>
+      </w:r>
+      <w:proofErr w:type="spellEnd"/>
+    </w:p>
+    <w:p>
+      <w:pPr>
+        <w:spacing w:before="100" w:beforeAutospacing="1" w:line="360" w:lineRule="auto"/>
+        <w:jc w:val="both"/>
+        <w:rPr>
+          <w:sz w:val="28"/>
+          <w:szCs w:val="28"/>
+        </w:rPr>
+      </w:pPr>
+      <w:r>
+        <w:rPr>
+          <w:sz w:val="28"/>
+          <w:szCs w:val="28"/>
+        </w:rPr>
+        <w:tab/>
+      </w:r>
+      <w:r>
+        <w:rPr>
+          <w:sz w:val="28"/>
+          <w:szCs w:val="28"/>
+        </w:rPr>
+        <w:t>Основные настройки:</w:t>
+      </w:r>
+    </w:p>
+    <w:p>
+      <w:pPr>
+        <w:spacing w:line="360" w:lineRule="auto"/>
+        <w:ind w:left="720"/>
+        <w:jc w:val="both"/>
+        <w:rPr>
+          <w:sz w:val="28"/>
+          <w:szCs w:val="28"/>
+        </w:rPr>
+      </w:pPr>
+      <w:r>
+        <w:rPr>
+          <w:sz w:val="28"/>
+          <w:szCs w:val="28"/>
+        </w:rPr>
+        <w:t>П</w:t>
+      </w:r>
+      <w:r>
+        <w:rPr>
+          <w:sz w:val="28"/>
+          <w:szCs w:val="28"/>
+        </w:rPr>
+        <w:t>орты: 8080 (веб), 8081 (</w:t>
+      </w:r>
+      <w:proofErr w:type="spellStart"/>
+      <w:r>
+        <w:rPr>
+          <w:sz w:val="28"/>
+          <w:szCs w:val="28"/>
+        </w:rPr>
+        <w:t>phpMyAdmin</w:t>
+      </w:r>
+      <w:proofErr w:type="spellEnd"/>
+      <w:r>
+        <w:rPr>
+          <w:sz w:val="28"/>
+          <w:szCs w:val="28"/>
+        </w:rPr>
+        <w:t>), 3307 → 3306</w:t>
+      </w:r>
+    </w:p>
+    <w:p>
+      <w:pPr>
+        <w:spacing w:line="360" w:lineRule="auto"/>
+        <w:ind w:left="720"/>
+        <w:jc w:val="both"/>
+        <w:rPr>
+          <w:sz w:val="28"/>
+          <w:szCs w:val="28"/>
+        </w:rPr>
+      </w:pPr>
+      <w:r>
+        <w:rPr>
+          <w:sz w:val="28"/>
+          <w:szCs w:val="28"/>
+        </w:rPr>
+        <w:t>П</w:t>
+      </w:r>
+      <w:r>
+        <w:rPr>
+          <w:sz w:val="28"/>
+          <w:szCs w:val="28"/>
+        </w:rPr>
+        <w:t xml:space="preserve">еременные окружения для создания базы, пользователя и </w:t>
+      </w:r>
+      <w:proofErr w:type="spellStart"/>
+      <w:r>
+        <w:rPr>
+          <w:sz w:val="28"/>
+          <w:szCs w:val="28"/>
+        </w:rPr>
+        <w:t>root</w:t>
+      </w:r>
+      <w:proofErr w:type="spellEnd"/>
+      <w:r>
+        <w:rPr>
+          <w:sz w:val="28"/>
+          <w:szCs w:val="28"/>
+        </w:rPr>
+        <w:t>-пароля</w:t>
+      </w:r>
+    </w:p>
+    <w:p>
+      <w:pPr>
+        <w:spacing w:line="360" w:lineRule="auto"/>
+        <w:ind w:left="720"/>
+        <w:jc w:val="both"/>
+        <w:rPr>
+          <w:sz w:val="28"/>
+          <w:szCs w:val="28"/>
+        </w:rPr>
+      </w:pPr>
+      <w:r>
+        <w:rPr>
+          <w:sz w:val="28"/>
+          <w:szCs w:val="28"/>
+        </w:rPr>
+        <w:t>П</w:t>
+      </w:r>
+      <w:r>
+        <w:rPr>
+          <w:sz w:val="28"/>
+          <w:szCs w:val="28"/>
+        </w:rPr>
+        <w:t xml:space="preserve">остоянный том для данных </w:t>
+      </w:r>
+      <w:proofErr w:type="spellStart"/>
+      <w:r>
+        <w:rPr>
+          <w:sz w:val="28"/>
+          <w:szCs w:val="28"/>
+        </w:rPr>
+        <w:t>MySQL</w:t>
+      </w:r>
+      <w:proofErr w:type="spellEnd"/>
+    </w:p>
+    <w:p>
+      <w:pPr>
+        <w:shd w:val="clear" w:color="auto" w:fill="FFFFFF"/>
+        <w:spacing w:line="285" w:lineRule="atLeast"/>
+        <w:rPr>
+          <w:rFonts w:ascii="Consolas" w:hAnsi="Consolas"/>
+          <w:color w:val="000000"/>
+          <w:sz w:val="21"/>
+          <w:szCs w:val="21"/>
+        </w:rPr>
+      </w:pPr>
+    </w:p>
+    <w:p>
+      <w:pPr>
+        <w:spacing w:line="360" w:lineRule="auto"/>
+        <w:ind w:left="720"/>
+        <w:jc w:val="both"/>
+        <w:rPr>
+          <w:b/>
+          <w:bCs/>
+          <w:sz w:val="28"/>
+          <w:szCs w:val="28"/>
+        </w:rPr>
+      </w:pPr>
+      <w:r>
+        <w:rPr>
+          <w:b/>
+          <w:bCs/>
+          <w:sz w:val="28"/>
+          <w:szCs w:val="28"/>
+        </w:rPr>
+        <w:t>3.</w:t>
+      </w:r>
+      <w:r>
+        <w:rPr>
+          <w:b/>
+          <w:bCs/>
+          <w:sz w:val="28"/>
+          <w:szCs w:val="28"/>
+        </w:rPr>
+        <w:t xml:space="preserve"> </w:t>
+      </w:r>
+      <w:r>
+        <w:rPr>
+          <w:b/>
+          <w:bCs/>
+          <w:sz w:val="28"/>
+          <w:szCs w:val="28"/>
+        </w:rPr>
+        <w:t xml:space="preserve">Проверить, что PHP работает (создать </w:t>
+      </w:r>
+      <w:proofErr w:type="spellStart"/>
+      <w:r>
+        <w:rPr>
+          <w:b/>
+          <w:bCs/>
+          <w:sz w:val="28"/>
+          <w:szCs w:val="28"/>
+        </w:rPr>
+        <w:t>index.php</w:t>
+      </w:r>
+      <w:proofErr w:type="spellEnd"/>
+      <w:r>
+        <w:rPr>
+          <w:b/>
+          <w:bCs/>
+          <w:sz w:val="28"/>
+          <w:szCs w:val="28"/>
+        </w:rPr>
+        <w:t xml:space="preserve">, который выводит </w:t>
+      </w:r>
+      <w:proofErr w:type="spellStart"/>
+      <w:proofErr w:type="gramStart"/>
+      <w:r>
+        <w:rPr>
+          <w:b/>
+          <w:bCs/>
+          <w:sz w:val="28"/>
+          <w:szCs w:val="28"/>
+        </w:rPr>
+        <w:t>phpinfo</w:t>
+      </w:r>
+      <w:proofErr w:type="spellEnd"/>
+      <w:r>
+        <w:rPr>
+          <w:b/>
+          <w:bCs/>
+          <w:sz w:val="28"/>
+          <w:szCs w:val="28"/>
+        </w:rPr>
+        <w:t>(</w:t>
+      </w:r>
+      <w:proofErr w:type="gramEnd"/>
+      <w:r>
+        <w:rPr>
+          <w:b/>
+          <w:bCs/>
+          <w:sz w:val="28"/>
+          <w:szCs w:val="28"/>
+        </w:rPr>
+        <w:t>)).</w:t>
       </w:r>
     </w:p>
     <w:p>
       <w:pPr>
         <w:spacing w:line="360" w:lineRule="auto"/>
         <w:ind w:firstLine="708"/>
-        <w:rPr>
-          <w:b/>
-          <w:bCs/>
-          <w:sz w:val="28"/>
-          <w:szCs w:val="28"/>
-        </w:rPr>
-      </w:pPr>
-      <w:r>
-        <w:rPr>
-          <w:b/>
-          <w:bCs/>
-          <w:sz w:val="28"/>
-          <w:szCs w:val="28"/>
-        </w:rPr>
-        <w:lastRenderedPageBreak/>
-        <w:t>Цель работы</w:t>
+        <w:jc w:val="both"/>
+        <w:rPr>
+          <w:sz w:val="28"/>
+          <w:szCs w:val="28"/>
+        </w:rPr>
+      </w:pPr>
+      <w:r>
+        <w:rPr>
+          <w:sz w:val="28"/>
+          <w:szCs w:val="28"/>
+        </w:rPr>
+        <w:t xml:space="preserve">В директории </w:t>
+      </w:r>
+      <w:proofErr w:type="spellStart"/>
+      <w:r>
+        <w:rPr>
+          <w:sz w:val="28"/>
+          <w:szCs w:val="28"/>
+        </w:rPr>
+        <w:t>www</w:t>
+      </w:r>
+      <w:proofErr w:type="spellEnd"/>
+      <w:r>
+        <w:rPr>
+          <w:sz w:val="28"/>
+          <w:szCs w:val="28"/>
+        </w:rPr>
+        <w:t xml:space="preserve">/ создан файл </w:t>
+      </w:r>
+      <w:proofErr w:type="spellStart"/>
+      <w:r>
+        <w:rPr>
+          <w:sz w:val="28"/>
+          <w:szCs w:val="28"/>
+        </w:rPr>
+        <w:t>index.php</w:t>
+      </w:r>
+      <w:proofErr w:type="spellEnd"/>
+      <w:r>
+        <w:rPr>
+          <w:sz w:val="28"/>
+          <w:szCs w:val="28"/>
+        </w:rPr>
+        <w:t xml:space="preserve"> с содержимым:</w:t>
+      </w:r>
+    </w:p>
+    <w:p>
+      <w:pPr>
+        <w:spacing w:line="360" w:lineRule="auto"/>
+        <w:ind w:firstLine="708"/>
+        <w:jc w:val="both"/>
+        <w:rPr>
+          <w:sz w:val="28"/>
+          <w:szCs w:val="28"/>
+        </w:rPr>
+      </w:pPr>
+      <w:r>
+        <w:rPr>
+          <w:rFonts w:ascii="Consolas" w:hAnsi="Consolas"/>
+          <w:b/>
+          <w:bCs/>
+          <w:sz w:val="21"/>
+          <w:szCs w:val="21"/>
+          <w:lang w:val="en-US"/>
+        </w:rPr>
+        <w:t>&lt;?php</w:t>
+      </w:r>
+    </w:p>
+    <w:p>
+      <w:pPr>
+        <w:shd w:val="clear" w:color="auto" w:fill="FFFFFF"/>
+        <w:spacing w:after="240" w:line="285" w:lineRule="atLeast"/>
+        <w:rPr>
+          <w:rFonts w:ascii="Consolas" w:hAnsi="Consolas"/>
+          <w:b/>
+          <w:bCs/>
+          <w:sz w:val="21"/>
+          <w:szCs w:val="21"/>
+        </w:rPr>
+      </w:pPr>
+      <w:r>
+        <w:rPr>
+          <w:rFonts w:ascii="Consolas" w:hAnsi="Consolas"/>
+          <w:b/>
+          <w:bCs/>
+          <w:sz w:val="21"/>
+          <w:szCs w:val="21"/>
+          <w:lang w:val="en-US"/>
+        </w:rPr>
+        <w:tab/>
+      </w:r>
+      <w:proofErr w:type="spellStart"/>
+      <w:proofErr w:type="gramStart"/>
+      <w:r>
+        <w:rPr>
+          <w:rFonts w:ascii="Consolas" w:hAnsi="Consolas"/>
+          <w:b/>
+          <w:bCs/>
+          <w:sz w:val="21"/>
+          <w:szCs w:val="21"/>
+          <w:lang w:val="en-US"/>
+        </w:rPr>
+        <w:t>phpinfo</w:t>
+      </w:r>
+      <w:proofErr w:type="spellEnd"/>
+      <w:r>
+        <w:rPr>
+          <w:rFonts w:ascii="Consolas" w:hAnsi="Consolas"/>
+          <w:b/>
+          <w:bCs/>
+          <w:sz w:val="21"/>
+          <w:szCs w:val="21"/>
+        </w:rPr>
+        <w:t>(</w:t>
+      </w:r>
+      <w:proofErr w:type="gramEnd"/>
+      <w:r>
+        <w:rPr>
+          <w:rFonts w:ascii="Consolas" w:hAnsi="Consolas"/>
+          <w:b/>
+          <w:bCs/>
+          <w:sz w:val="21"/>
+          <w:szCs w:val="21"/>
+        </w:rPr>
+        <w:t>);</w:t>
+      </w:r>
+    </w:p>
+    <w:p>
+      <w:pPr>
+        <w:spacing w:before="100" w:beforeAutospacing="1" w:after="100" w:afterAutospacing="1" w:line="360" w:lineRule="auto"/>
+        <w:jc w:val="both"/>
+        <w:rPr>
+          <w:sz w:val="28"/>
+          <w:szCs w:val="28"/>
+        </w:rPr>
+      </w:pPr>
+      <w:r>
+        <w:rPr>
+          <w:sz w:val="28"/>
+          <w:szCs w:val="28"/>
+        </w:rPr>
+        <w:tab/>
+      </w:r>
+      <w:r>
+        <w:rPr>
+          <w:sz w:val="28"/>
+          <w:szCs w:val="28"/>
+        </w:rPr>
+        <w:t xml:space="preserve">После запуска </w:t>
+      </w:r>
+      <w:proofErr w:type="spellStart"/>
+      <w:r>
+        <w:rPr>
+          <w:sz w:val="28"/>
+          <w:szCs w:val="28"/>
+        </w:rPr>
+        <w:t>docker</w:t>
+      </w:r>
+      <w:proofErr w:type="spellEnd"/>
+      <w:r>
+        <w:rPr>
+          <w:sz w:val="28"/>
+          <w:szCs w:val="28"/>
+        </w:rPr>
+        <w:t xml:space="preserve"> </w:t>
+      </w:r>
+      <w:proofErr w:type="spellStart"/>
+      <w:r>
+        <w:rPr>
+          <w:sz w:val="28"/>
+          <w:szCs w:val="28"/>
+        </w:rPr>
+        <w:t>compose</w:t>
+      </w:r>
+      <w:proofErr w:type="spellEnd"/>
+      <w:r>
+        <w:rPr>
+          <w:sz w:val="28"/>
+          <w:szCs w:val="28"/>
+        </w:rPr>
+        <w:t xml:space="preserve"> </w:t>
+      </w:r>
+      <w:proofErr w:type="spellStart"/>
+      <w:r>
+        <w:rPr>
+          <w:sz w:val="28"/>
+          <w:szCs w:val="28"/>
+        </w:rPr>
+        <w:t>up</w:t>
+      </w:r>
+      <w:proofErr w:type="spellEnd"/>
+      <w:r>
+        <w:rPr>
+          <w:sz w:val="28"/>
+          <w:szCs w:val="28"/>
+        </w:rPr>
+        <w:t xml:space="preserve"> -d страница </w:t>
+      </w:r>
+      <w:proofErr w:type="spellStart"/>
+      <w:proofErr w:type="gramStart"/>
+      <w:r>
+        <w:rPr>
+          <w:sz w:val="28"/>
+          <w:szCs w:val="28"/>
+        </w:rPr>
+        <w:t>phpinfo</w:t>
+      </w:r>
+      <w:proofErr w:type="spellEnd"/>
+      <w:r>
+        <w:rPr>
+          <w:sz w:val="28"/>
+          <w:szCs w:val="28"/>
+        </w:rPr>
+        <w:t>(</w:t>
+      </w:r>
+      <w:proofErr w:type="gramEnd"/>
+      <w:r>
+        <w:rPr>
+          <w:sz w:val="28"/>
+          <w:szCs w:val="28"/>
+        </w:rPr>
+        <w:t xml:space="preserve">) успешно открывается </w:t>
+      </w:r>
+      <w:r>
+        <w:rPr>
+          <w:sz w:val="28"/>
+          <w:szCs w:val="28"/>
+        </w:rPr>
+        <w:tab/>
+      </w:r>
+      <w:r>
+        <w:rPr>
+          <w:sz w:val="28"/>
+          <w:szCs w:val="28"/>
+        </w:rPr>
+        <w:t xml:space="preserve">по адресу: </w:t>
+      </w:r>
+      <w:hyperlink r:id="rId7" w:tgtFrame="_blank" w:history="1">
+        <w:r>
+          <w:rPr>
+            <w:color w:val="0000FF"/>
+            <w:sz w:val="28"/>
+            <w:szCs w:val="28"/>
+            <w:u w:val="single"/>
+          </w:rPr>
+          <w:t>http://localhost:8080/</w:t>
+        </w:r>
+      </w:hyperlink>
+    </w:p>
+    <w:p>
+      <w:pPr>
+        <w:spacing w:line="360" w:lineRule="auto"/>
+        <w:jc w:val="both"/>
+        <w:rPr>
+          <w:sz w:val="28"/>
+          <w:szCs w:val="28"/>
+        </w:rPr>
+      </w:pPr>
+      <w:r>
+        <w:rPr>
+          <w:sz w:val="28"/>
+          <w:szCs w:val="28"/>
+        </w:rPr>
+        <w:tab/>
+      </w:r>
+      <w:r>
+        <w:rPr>
+          <w:sz w:val="28"/>
+          <w:szCs w:val="28"/>
+        </w:rPr>
+        <w:t xml:space="preserve">Вывод </w:t>
+      </w:r>
+      <w:proofErr w:type="spellStart"/>
+      <w:proofErr w:type="gramStart"/>
+      <w:r>
+        <w:rPr>
+          <w:sz w:val="28"/>
+          <w:szCs w:val="28"/>
+        </w:rPr>
+        <w:t>phpinfo</w:t>
+      </w:r>
+      <w:proofErr w:type="spellEnd"/>
+      <w:r>
+        <w:rPr>
+          <w:sz w:val="28"/>
+          <w:szCs w:val="28"/>
+        </w:rPr>
+        <w:t>(</w:t>
+      </w:r>
+      <w:proofErr w:type="gramEnd"/>
+      <w:r>
+        <w:rPr>
+          <w:sz w:val="28"/>
+          <w:szCs w:val="28"/>
+        </w:rPr>
+        <w:t>) подтверждает:</w:t>
+      </w:r>
+    </w:p>
+    <w:p>
+      <w:pPr>
+        <w:spacing w:line="360" w:lineRule="auto"/>
+        <w:ind w:left="720"/>
+        <w:jc w:val="both"/>
+        <w:rPr>
+          <w:sz w:val="28"/>
+          <w:szCs w:val="28"/>
+        </w:rPr>
+      </w:pPr>
+      <w:r>
+        <w:rPr>
+          <w:sz w:val="28"/>
+          <w:szCs w:val="28"/>
+        </w:rPr>
+        <w:t>В</w:t>
+      </w:r>
+      <w:r>
+        <w:rPr>
+          <w:sz w:val="28"/>
+          <w:szCs w:val="28"/>
+        </w:rPr>
+        <w:t>ерсия PHP 8.3</w:t>
+      </w:r>
+    </w:p>
+    <w:p>
+      <w:pPr>
+        <w:spacing w:line="360" w:lineRule="auto"/>
+        <w:ind w:left="720"/>
+        <w:jc w:val="both"/>
+        <w:rPr>
+          <w:sz w:val="28"/>
+          <w:szCs w:val="28"/>
+        </w:rPr>
+      </w:pPr>
+      <w:r>
+        <w:rPr>
+          <w:sz w:val="28"/>
+          <w:szCs w:val="28"/>
+        </w:rPr>
+        <w:t>М</w:t>
+      </w:r>
+      <w:r>
+        <w:rPr>
+          <w:sz w:val="28"/>
+          <w:szCs w:val="28"/>
+        </w:rPr>
+        <w:t xml:space="preserve">одуль </w:t>
+      </w:r>
+      <w:proofErr w:type="spellStart"/>
+      <w:r>
+        <w:rPr>
+          <w:sz w:val="28"/>
+          <w:szCs w:val="28"/>
+        </w:rPr>
+        <w:t>pdo_mysql</w:t>
+      </w:r>
+      <w:proofErr w:type="spellEnd"/>
+      <w:r>
+        <w:rPr>
+          <w:sz w:val="28"/>
+          <w:szCs w:val="28"/>
+        </w:rPr>
+        <w:t xml:space="preserve"> подключён</w:t>
+      </w:r>
+    </w:p>
+    <w:p>
+      <w:pPr>
+        <w:spacing w:line="360" w:lineRule="auto"/>
+        <w:ind w:left="720"/>
+        <w:jc w:val="both"/>
+        <w:rPr>
+          <w:b/>
+          <w:bCs/>
+          <w:noProof/>
+          <w:sz w:val="28"/>
+          <w:szCs w:val="28"/>
+        </w:rPr>
+      </w:pPr>
+      <w:r>
+        <w:rPr>
+          <w:sz w:val="28"/>
+          <w:szCs w:val="28"/>
+        </w:rPr>
+        <w:t>В</w:t>
+      </w:r>
+      <w:r>
+        <w:rPr>
+          <w:sz w:val="28"/>
+          <w:szCs w:val="28"/>
+        </w:rPr>
+        <w:t>еб-сервер Apache</w:t>
+      </w:r>
+    </w:p>
+    <w:p>
+      <w:pPr>
+        <w:spacing w:line="360" w:lineRule="auto"/>
+        <w:ind w:left="720"/>
+        <w:jc w:val="both"/>
+        <w:rPr>
+          <w:sz w:val="28"/>
+          <w:szCs w:val="28"/>
+        </w:rPr>
+      </w:pPr>
+      <w:r>
+        <w:rPr>
+          <w:b/>
+          <w:bCs/>
+          <w:noProof/>
+          <w:sz w:val="28"/>
+          <w:szCs w:val="28"/>
+        </w:rPr>
+        <w:t>4.</w:t>
+      </w:r>
+      <w:r>
+        <w:rPr>
+          <w:b/>
+          <w:bCs/>
+          <w:noProof/>
+          <w:sz w:val="28"/>
+          <w:szCs w:val="28"/>
+        </w:rPr>
+        <w:t xml:space="preserve"> </w:t>
+      </w:r>
+      <w:r>
+        <w:rPr>
+          <w:b/>
+          <w:bCs/>
+          <w:noProof/>
+          <w:sz w:val="28"/>
+          <w:szCs w:val="28"/>
+        </w:rPr>
+        <w:t>Написать Dockerfile для PHP-приложения.</w:t>
       </w:r>
     </w:p>
     <w:p>
       <w:pPr>
         <w:spacing w:after="200" w:line="276" w:lineRule="auto"/>
         <w:ind w:firstLine="708"/>
+        <w:rPr>
+          <w:noProof/>
+          <w:sz w:val="28"/>
+          <w:szCs w:val="28"/>
+          <w:lang w:val="en-US"/>
+        </w:rPr>
+      </w:pPr>
+      <w:r>
+        <w:rPr>
+          <w:noProof/>
+          <w:sz w:val="28"/>
+          <w:szCs w:val="28"/>
+        </w:rPr>
+        <w:t xml:space="preserve">Содержимое файла </w:t>
+      </w:r>
+      <w:r>
+        <w:rPr>
+          <w:noProof/>
+          <w:sz w:val="28"/>
+          <w:szCs w:val="28"/>
+          <w:lang w:val="en-US"/>
+        </w:rPr>
+        <w:t>Dockerfile:</w:t>
+      </w:r>
+    </w:p>
+    <w:p>
+      <w:pPr>
+        <w:spacing w:line="360" w:lineRule="auto"/>
+        <w:ind w:firstLine="708"/>
         <w:jc w:val="both"/>
         <w:rPr>
-          <w:sz w:val="28"/>
-          <w:szCs w:val="28"/>
-        </w:rPr>
-      </w:pPr>
-      <w:r>
-        <w:rPr>
-          <w:sz w:val="28"/>
-          <w:szCs w:val="28"/>
-        </w:rPr>
-        <w:t>Изучение численных методов решения систем нелинейных уравнений</w:t>
-      </w:r>
-      <w:r>
-        <w:rPr>
-          <w:sz w:val="28"/>
-          <w:szCs w:val="28"/>
-        </w:rPr>
-        <w:t>.</w:t>
-      </w:r>
-    </w:p>
-    <w:p>
-      <w:pPr>
-        <w:spacing w:after="200" w:line="276" w:lineRule="auto"/>
-        <w:rPr>
-          <w:sz w:val="28"/>
-          <w:szCs w:val="28"/>
-        </w:rPr>
-      </w:pPr>
-      <w:r>
-        <w:rPr>
-          <w:sz w:val="28"/>
-          <w:szCs w:val="28"/>
-        </w:rPr>
-        <w:br w:type="page"/>
+          <w:rFonts w:ascii="Consolas" w:hAnsi="Consolas"/>
+          <w:b/>
+          <w:bCs/>
+          <w:sz w:val="21"/>
+          <w:szCs w:val="21"/>
+          <w:lang w:val="en-US"/>
+        </w:rPr>
+      </w:pPr>
+      <w:r>
+        <w:rPr>
+          <w:rFonts w:ascii="Consolas" w:hAnsi="Consolas"/>
+          <w:b/>
+          <w:bCs/>
+          <w:sz w:val="21"/>
+          <w:szCs w:val="21"/>
+          <w:lang w:val="en-US"/>
+        </w:rPr>
+        <w:t>FROM php:8.3-apache</w:t>
+      </w:r>
+    </w:p>
+    <w:p>
+      <w:pPr>
+        <w:spacing w:line="360" w:lineRule="auto"/>
+        <w:ind w:firstLine="708"/>
+        <w:jc w:val="both"/>
+        <w:rPr>
+          <w:rFonts w:ascii="Consolas" w:hAnsi="Consolas"/>
+          <w:b/>
+          <w:bCs/>
+          <w:sz w:val="21"/>
+          <w:szCs w:val="21"/>
+          <w:lang w:val="en-US"/>
+        </w:rPr>
+      </w:pPr>
+      <w:r>
+        <w:rPr>
+          <w:rFonts w:ascii="Consolas" w:hAnsi="Consolas"/>
+          <w:b/>
+          <w:bCs/>
+          <w:sz w:val="21"/>
+          <w:szCs w:val="21"/>
+          <w:lang w:val="en-US"/>
+        </w:rPr>
+        <w:t>RUN docker-php-</w:t>
+      </w:r>
+      <w:proofErr w:type="spellStart"/>
+      <w:r>
+        <w:rPr>
+          <w:rFonts w:ascii="Consolas" w:hAnsi="Consolas"/>
+          <w:b/>
+          <w:bCs/>
+          <w:sz w:val="21"/>
+          <w:szCs w:val="21"/>
+          <w:lang w:val="en-US"/>
+        </w:rPr>
+        <w:t>ext</w:t>
+      </w:r>
+      <w:proofErr w:type="spellEnd"/>
+      <w:r>
+        <w:rPr>
+          <w:rFonts w:ascii="Consolas" w:hAnsi="Consolas"/>
+          <w:b/>
+          <w:bCs/>
+          <w:sz w:val="21"/>
+          <w:szCs w:val="21"/>
+          <w:lang w:val="en-US"/>
+        </w:rPr>
+        <w:t xml:space="preserve">-install </w:t>
+      </w:r>
+      <w:proofErr w:type="spellStart"/>
+      <w:r>
+        <w:rPr>
+          <w:rFonts w:ascii="Consolas" w:hAnsi="Consolas"/>
+          <w:b/>
+          <w:bCs/>
+          <w:sz w:val="21"/>
+          <w:szCs w:val="21"/>
+          <w:lang w:val="en-US"/>
+        </w:rPr>
+        <w:t>pdo_mysql</w:t>
+      </w:r>
+      <w:proofErr w:type="spellEnd"/>
+      <w:r>
+        <w:rPr>
+          <w:rFonts w:ascii="Consolas" w:hAnsi="Consolas"/>
+          <w:b/>
+          <w:bCs/>
+          <w:sz w:val="21"/>
+          <w:szCs w:val="21"/>
+          <w:lang w:val="en-US"/>
+        </w:rPr>
+        <w:t xml:space="preserve"> </w:t>
+      </w:r>
+      <w:proofErr w:type="spellStart"/>
+      <w:r>
+        <w:rPr>
+          <w:rFonts w:ascii="Consolas" w:hAnsi="Consolas"/>
+          <w:b/>
+          <w:bCs/>
+          <w:sz w:val="21"/>
+          <w:szCs w:val="21"/>
+          <w:lang w:val="en-US"/>
+        </w:rPr>
+        <w:t>mysqli</w:t>
+      </w:r>
+      <w:proofErr w:type="spellEnd"/>
+    </w:p>
+    <w:p>
+      <w:pPr>
+        <w:spacing w:line="360" w:lineRule="auto"/>
+        <w:ind w:firstLine="708"/>
+        <w:jc w:val="both"/>
+        <w:rPr>
+          <w:rFonts w:ascii="Consolas" w:hAnsi="Consolas"/>
+          <w:b/>
+          <w:bCs/>
+          <w:sz w:val="21"/>
+          <w:szCs w:val="21"/>
+          <w:lang w:val="en-US"/>
+        </w:rPr>
+      </w:pPr>
+      <w:r>
+        <w:rPr>
+          <w:rFonts w:ascii="Consolas" w:hAnsi="Consolas"/>
+          <w:b/>
+          <w:bCs/>
+          <w:sz w:val="21"/>
+          <w:szCs w:val="21"/>
+          <w:lang w:val="en-US"/>
+        </w:rPr>
+        <w:t>RUN a2enmod rewrite</w:t>
+      </w:r>
+    </w:p>
+    <w:p>
+      <w:pPr>
+        <w:spacing w:line="360" w:lineRule="auto"/>
+        <w:ind w:firstLine="708"/>
+        <w:jc w:val="both"/>
+        <w:rPr>
+          <w:rFonts w:ascii="Consolas" w:hAnsi="Consolas"/>
+          <w:b/>
+          <w:bCs/>
+          <w:sz w:val="21"/>
+          <w:szCs w:val="21"/>
+          <w:lang w:val="en-US"/>
+        </w:rPr>
+      </w:pPr>
+      <w:r>
+        <w:rPr>
+          <w:rFonts w:ascii="Consolas" w:hAnsi="Consolas"/>
+          <w:b/>
+          <w:bCs/>
+          <w:sz w:val="21"/>
+          <w:szCs w:val="21"/>
+          <w:lang w:val="en-US"/>
+        </w:rPr>
+        <w:t>WORKDIR /var/www/html</w:t>
+      </w:r>
+    </w:p>
+    <w:p>
+      <w:pPr>
+        <w:spacing w:line="360" w:lineRule="auto"/>
+        <w:ind w:firstLine="708"/>
+        <w:jc w:val="both"/>
+        <w:rPr>
+          <w:rFonts w:ascii="Consolas" w:hAnsi="Consolas"/>
+          <w:b/>
+          <w:bCs/>
+          <w:sz w:val="21"/>
+          <w:szCs w:val="21"/>
+          <w:lang w:val="en-US"/>
+        </w:rPr>
+      </w:pPr>
+      <w:r>
+        <w:rPr>
+          <w:rFonts w:ascii="Consolas" w:hAnsi="Consolas"/>
+          <w:b/>
+          <w:bCs/>
+          <w:sz w:val="21"/>
+          <w:szCs w:val="21"/>
+          <w:lang w:val="en-US"/>
+        </w:rPr>
+        <w:t>COPY www/ /var/www/html/</w:t>
+      </w:r>
+    </w:p>
+    <w:p>
+      <w:pPr>
+        <w:spacing w:line="360" w:lineRule="auto"/>
+        <w:ind w:firstLine="708"/>
+        <w:jc w:val="both"/>
+        <w:rPr>
+          <w:rFonts w:ascii="Consolas" w:hAnsi="Consolas"/>
+          <w:b/>
+          <w:bCs/>
+          <w:sz w:val="21"/>
+          <w:szCs w:val="21"/>
+          <w:lang w:val="en-US"/>
+        </w:rPr>
+      </w:pPr>
+      <w:r>
+        <w:rPr>
+          <w:rFonts w:ascii="Consolas" w:hAnsi="Consolas"/>
+          <w:b/>
+          <w:bCs/>
+          <w:sz w:val="21"/>
+          <w:szCs w:val="21"/>
+          <w:lang w:val="en-US"/>
+        </w:rPr>
+        <w:t>RUN chown -R www-</w:t>
+      </w:r>
+      <w:proofErr w:type="gramStart"/>
+      <w:r>
+        <w:rPr>
+          <w:rFonts w:ascii="Consolas" w:hAnsi="Consolas"/>
+          <w:b/>
+          <w:bCs/>
+          <w:sz w:val="21"/>
+          <w:szCs w:val="21"/>
+          <w:lang w:val="en-US"/>
+        </w:rPr>
+        <w:t>data:www</w:t>
+      </w:r>
+      <w:proofErr w:type="gramEnd"/>
+      <w:r>
+        <w:rPr>
+          <w:rFonts w:ascii="Consolas" w:hAnsi="Consolas"/>
+          <w:b/>
+          <w:bCs/>
+          <w:sz w:val="21"/>
+          <w:szCs w:val="21"/>
+          <w:lang w:val="en-US"/>
+        </w:rPr>
+        <w:t>-data /var/www/html \</w:t>
+      </w:r>
+    </w:p>
+    <w:p>
+      <w:pPr>
+        <w:spacing w:line="360" w:lineRule="auto"/>
+        <w:ind w:firstLine="708"/>
+        <w:jc w:val="both"/>
+        <w:rPr>
+          <w:rFonts w:ascii="Consolas" w:hAnsi="Consolas"/>
+          <w:b/>
+          <w:bCs/>
+          <w:sz w:val="21"/>
+          <w:szCs w:val="21"/>
+          <w:lang w:val="en-US"/>
+        </w:rPr>
+      </w:pPr>
+      <w:r>
+        <w:rPr>
+          <w:rFonts w:ascii="Consolas" w:hAnsi="Consolas"/>
+          <w:b/>
+          <w:bCs/>
+          <w:sz w:val="21"/>
+          <w:szCs w:val="21"/>
+          <w:lang w:val="en-US"/>
+        </w:rPr>
+        <w:t xml:space="preserve">    &amp;&amp; </w:t>
+      </w:r>
+      <w:proofErr w:type="spellStart"/>
+      <w:r>
+        <w:rPr>
+          <w:rFonts w:ascii="Consolas" w:hAnsi="Consolas"/>
+          <w:b/>
+          <w:bCs/>
+          <w:sz w:val="21"/>
+          <w:szCs w:val="21"/>
+          <w:lang w:val="en-US"/>
+        </w:rPr>
+        <w:t>chmod</w:t>
+      </w:r>
+      <w:proofErr w:type="spellEnd"/>
+      <w:r>
+        <w:rPr>
+          <w:rFonts w:ascii="Consolas" w:hAnsi="Consolas"/>
+          <w:b/>
+          <w:bCs/>
+          <w:sz w:val="21"/>
+          <w:szCs w:val="21"/>
+          <w:lang w:val="en-US"/>
+        </w:rPr>
+        <w:t xml:space="preserve"> -R 755 /var/www/html</w:t>
+      </w:r>
+    </w:p>
+    <w:p>
+      <w:pPr>
+        <w:spacing w:line="360" w:lineRule="auto"/>
+        <w:ind w:firstLine="708"/>
+        <w:jc w:val="both"/>
+        <w:rPr>
+          <w:rFonts w:ascii="Consolas" w:hAnsi="Consolas"/>
+          <w:b/>
+          <w:bCs/>
+          <w:sz w:val="21"/>
+          <w:szCs w:val="21"/>
+          <w:lang w:val="en-US"/>
+        </w:rPr>
+      </w:pPr>
+      <w:r>
+        <w:rPr>
+          <w:rFonts w:ascii="Consolas" w:hAnsi="Consolas"/>
+          <w:b/>
+          <w:bCs/>
+          <w:sz w:val="21"/>
+          <w:szCs w:val="21"/>
+          <w:lang w:val="en-US"/>
+        </w:rPr>
+        <w:t>RUN echo "</w:t>
+      </w:r>
+      <w:proofErr w:type="spellStart"/>
+      <w:r>
+        <w:rPr>
+          <w:rFonts w:ascii="Consolas" w:hAnsi="Consolas"/>
+          <w:b/>
+          <w:bCs/>
+          <w:sz w:val="21"/>
+          <w:szCs w:val="21"/>
+          <w:lang w:val="en-US"/>
+        </w:rPr>
+        <w:t>ServerName</w:t>
+      </w:r>
+      <w:proofErr w:type="spellEnd"/>
+      <w:r>
+        <w:rPr>
+          <w:rFonts w:ascii="Consolas" w:hAnsi="Consolas"/>
+          <w:b/>
+          <w:bCs/>
+          <w:sz w:val="21"/>
+          <w:szCs w:val="21"/>
+          <w:lang w:val="en-US"/>
+        </w:rPr>
+        <w:t xml:space="preserve"> localhost" &gt;&gt; /</w:t>
+      </w:r>
+      <w:proofErr w:type="spellStart"/>
+      <w:r>
+        <w:rPr>
+          <w:rFonts w:ascii="Consolas" w:hAnsi="Consolas"/>
+          <w:b/>
+          <w:bCs/>
+          <w:sz w:val="21"/>
+          <w:szCs w:val="21"/>
+          <w:lang w:val="en-US"/>
+        </w:rPr>
+        <w:t>etc</w:t>
+      </w:r>
+      <w:proofErr w:type="spellEnd"/>
+      <w:r>
+        <w:rPr>
+          <w:rFonts w:ascii="Consolas" w:hAnsi="Consolas"/>
+          <w:b/>
+          <w:bCs/>
+          <w:sz w:val="21"/>
+          <w:szCs w:val="21"/>
+          <w:lang w:val="en-US"/>
+        </w:rPr>
+        <w:t>/apache2/apache2.conf</w:t>
+      </w:r>
+    </w:p>
+    <w:p>
+      <w:pPr>
+        <w:spacing w:line="360" w:lineRule="auto"/>
+        <w:ind w:firstLine="708"/>
+        <w:jc w:val="both"/>
+        <w:rPr>
+          <w:sz w:val="28"/>
+          <w:szCs w:val="28"/>
+        </w:rPr>
+      </w:pPr>
+      <w:r>
+        <w:rPr>
+          <w:sz w:val="28"/>
+          <w:szCs w:val="28"/>
+        </w:rPr>
+        <w:t>Основные моменты:</w:t>
+      </w:r>
+    </w:p>
+    <w:p>
+      <w:pPr>
+        <w:spacing w:line="360" w:lineRule="auto"/>
+        <w:ind w:firstLine="708"/>
+        <w:jc w:val="both"/>
+        <w:rPr>
+          <w:sz w:val="28"/>
+          <w:szCs w:val="28"/>
+        </w:rPr>
+      </w:pPr>
+      <w:r>
+        <w:rPr>
+          <w:sz w:val="28"/>
+          <w:szCs w:val="28"/>
+        </w:rPr>
+        <w:t>1. Б</w:t>
+      </w:r>
+      <w:r>
+        <w:rPr>
+          <w:sz w:val="28"/>
+          <w:szCs w:val="28"/>
+        </w:rPr>
+        <w:t xml:space="preserve">азовый образ </w:t>
+      </w:r>
+      <w:r>
+        <w:rPr>
+          <w:sz w:val="28"/>
+          <w:szCs w:val="28"/>
+          <w:lang w:val="en-US"/>
+        </w:rPr>
+        <w:t>php</w:t>
+      </w:r>
+      <w:r>
+        <w:rPr>
+          <w:sz w:val="28"/>
+          <w:szCs w:val="28"/>
+        </w:rPr>
+        <w:t>:8.3-</w:t>
+      </w:r>
+      <w:r>
+        <w:rPr>
+          <w:sz w:val="28"/>
+          <w:szCs w:val="28"/>
+          <w:lang w:val="en-US"/>
+        </w:rPr>
+        <w:t>apache</w:t>
+      </w:r>
+    </w:p>
+    <w:p>
+      <w:pPr>
+        <w:spacing w:line="360" w:lineRule="auto"/>
+        <w:ind w:firstLine="708"/>
+        <w:jc w:val="both"/>
+        <w:rPr>
+          <w:sz w:val="28"/>
+          <w:szCs w:val="28"/>
+        </w:rPr>
+      </w:pPr>
+      <w:r>
+        <w:rPr>
+          <w:sz w:val="28"/>
+          <w:szCs w:val="28"/>
+        </w:rPr>
+        <w:t>2. У</w:t>
+      </w:r>
+      <w:r>
+        <w:rPr>
+          <w:sz w:val="28"/>
+          <w:szCs w:val="28"/>
+        </w:rPr>
+        <w:t xml:space="preserve">становлены расширения </w:t>
+      </w:r>
+      <w:proofErr w:type="spellStart"/>
+      <w:r>
+        <w:rPr>
+          <w:sz w:val="28"/>
+          <w:szCs w:val="28"/>
+          <w:lang w:val="en-US"/>
+        </w:rPr>
+        <w:t>pdo</w:t>
+      </w:r>
+      <w:proofErr w:type="spellEnd"/>
+      <w:r>
+        <w:rPr>
+          <w:sz w:val="28"/>
+          <w:szCs w:val="28"/>
+        </w:rPr>
+        <w:t>_</w:t>
+      </w:r>
+      <w:proofErr w:type="spellStart"/>
+      <w:r>
+        <w:rPr>
+          <w:sz w:val="28"/>
+          <w:szCs w:val="28"/>
+          <w:lang w:val="en-US"/>
+        </w:rPr>
+        <w:t>mysql</w:t>
+      </w:r>
+      <w:proofErr w:type="spellEnd"/>
+      <w:r>
+        <w:rPr>
+          <w:sz w:val="28"/>
+          <w:szCs w:val="28"/>
+        </w:rPr>
+        <w:t xml:space="preserve"> и </w:t>
+      </w:r>
+      <w:proofErr w:type="spellStart"/>
+      <w:r>
+        <w:rPr>
+          <w:sz w:val="28"/>
+          <w:szCs w:val="28"/>
+          <w:lang w:val="en-US"/>
+        </w:rPr>
+        <w:t>mysqli</w:t>
+      </w:r>
+      <w:proofErr w:type="spellEnd"/>
+    </w:p>
+    <w:p>
+      <w:pPr>
+        <w:spacing w:line="360" w:lineRule="auto"/>
+        <w:ind w:firstLine="708"/>
+        <w:jc w:val="both"/>
+        <w:rPr>
+          <w:sz w:val="28"/>
+          <w:szCs w:val="28"/>
+        </w:rPr>
+      </w:pPr>
+      <w:r>
+        <w:rPr>
+          <w:sz w:val="28"/>
+          <w:szCs w:val="28"/>
+        </w:rPr>
+        <w:lastRenderedPageBreak/>
+        <w:t>3. В</w:t>
+      </w:r>
+      <w:r>
+        <w:rPr>
+          <w:sz w:val="28"/>
+          <w:szCs w:val="28"/>
+        </w:rPr>
+        <w:t xml:space="preserve">ключён модуль </w:t>
+      </w:r>
+      <w:r>
+        <w:rPr>
+          <w:sz w:val="28"/>
+          <w:szCs w:val="28"/>
+          <w:lang w:val="en-US"/>
+        </w:rPr>
+        <w:t>rewrite</w:t>
+      </w:r>
+      <w:r>
+        <w:rPr>
+          <w:sz w:val="28"/>
+          <w:szCs w:val="28"/>
+        </w:rPr>
+        <w:t xml:space="preserve"> (на будущее)</w:t>
+      </w:r>
+    </w:p>
+    <w:p>
+      <w:pPr>
+        <w:spacing w:line="360" w:lineRule="auto"/>
+        <w:ind w:firstLine="708"/>
+        <w:jc w:val="both"/>
+        <w:rPr>
+          <w:sz w:val="28"/>
+          <w:szCs w:val="28"/>
+        </w:rPr>
+      </w:pPr>
+      <w:r>
+        <w:rPr>
+          <w:sz w:val="28"/>
+          <w:szCs w:val="28"/>
+        </w:rPr>
+        <w:t>4. К</w:t>
+      </w:r>
+      <w:r>
+        <w:rPr>
+          <w:sz w:val="28"/>
+          <w:szCs w:val="28"/>
+        </w:rPr>
+        <w:t xml:space="preserve">опируется содержимое папки </w:t>
+      </w:r>
+      <w:r>
+        <w:rPr>
+          <w:sz w:val="28"/>
+          <w:szCs w:val="28"/>
+          <w:lang w:val="en-US"/>
+        </w:rPr>
+        <w:t>www</w:t>
+      </w:r>
+      <w:r>
+        <w:rPr>
+          <w:sz w:val="28"/>
+          <w:szCs w:val="28"/>
+        </w:rPr>
+        <w:t>/</w:t>
+      </w:r>
+    </w:p>
+    <w:p>
+      <w:pPr>
+        <w:spacing w:line="360" w:lineRule="auto"/>
+        <w:ind w:firstLine="708"/>
+        <w:jc w:val="both"/>
+        <w:rPr>
+          <w:sz w:val="28"/>
+          <w:szCs w:val="28"/>
+        </w:rPr>
+      </w:pPr>
+      <w:r>
+        <w:rPr>
+          <w:sz w:val="28"/>
+          <w:szCs w:val="28"/>
+        </w:rPr>
+        <w:t>5. И</w:t>
+      </w:r>
+      <w:r>
+        <w:rPr>
+          <w:sz w:val="28"/>
+          <w:szCs w:val="28"/>
+        </w:rPr>
+        <w:t>справлены права на файлы</w:t>
       </w:r>
     </w:p>
     <w:p>
@@ -2746,19 +6036,40 @@
         <w:rPr>
           <w:b/>
           <w:bCs/>
-          <w:sz w:val="28"/>
-          <w:szCs w:val="28"/>
-        </w:rPr>
-      </w:pPr>
-      <w:r>
-        <w:rPr>
-          <w:b/>
-          <w:bCs/>
-          <w:sz w:val="28"/>
-          <w:szCs w:val="28"/>
-        </w:rPr>
-        <w:lastRenderedPageBreak/>
-        <w:t>Ход работы</w:t>
+          <w:noProof/>
+          <w:sz w:val="28"/>
+          <w:szCs w:val="28"/>
+        </w:rPr>
+      </w:pPr>
+      <w:r>
+        <w:rPr>
+          <w:b/>
+          <w:bCs/>
+          <w:noProof/>
+          <w:sz w:val="28"/>
+          <w:szCs w:val="28"/>
+        </w:rPr>
+        <w:t>5.</w:t>
+      </w:r>
+      <w:r>
+        <w:rPr>
+          <w:b/>
+          <w:bCs/>
+          <w:noProof/>
+          <w:sz w:val="28"/>
+          <w:szCs w:val="28"/>
+        </w:rPr>
+        <w:t xml:space="preserve"> </w:t>
+      </w:r>
+      <w:r>
+        <w:rPr>
+          <w:b/>
+          <w:bCs/>
+          <w:noProof/>
+          <w:sz w:val="28"/>
+          <w:szCs w:val="28"/>
+        </w:rPr>
+        <w:t>Подключить контейнер phpMyAdmin для работы с базой данных.</w:t>
       </w:r>
     </w:p>
     <w:p>
@@ -2766,49 +6077,18 @@
         <w:spacing w:after="200" w:line="276" w:lineRule="auto"/>
         <w:ind w:firstLine="708"/>
         <w:rPr>
-          <w:sz w:val="28"/>
-          <w:szCs w:val="28"/>
-        </w:rPr>
-      </w:pPr>
-      <w:r>
-        <w:rPr>
           <w:noProof/>
-        </w:rPr>
-        <w:drawing>
-          <wp:inline distT="0" distB="0" distL="0" distR="0" wp14:anchorId="355C7D1D" wp14:editId="33C9854A">
-            <wp:extent cx="6299835" cy="5161280"/>
-            <wp:effectExtent l="0" t="0" r="5715" b="1270"/>
-            <wp:docPr id="2" name="Рисунок 2"/>
-            <wp:cNvGraphicFramePr>
-              <a:graphicFrameLocks xmlns:a="http://schemas.openxmlformats.org/drawingml/2006/main" noChangeAspect="1"/>
-            </wp:cNvGraphicFramePr>
-            <a:graphic xmlns:a="http://schemas.openxmlformats.org/drawingml/2006/main">
-              <a:graphicData uri="http://schemas.openxmlformats.org/drawingml/2006/picture">
-                <pic:pic xmlns:pic="http://schemas.openxmlformats.org/drawingml/2006/picture">
-                  <pic:nvPicPr>
-                    <pic:cNvPr id="1" name=""/>
-                    <pic:cNvPicPr/>
-                  </pic:nvPicPr>
-                  <pic:blipFill>
-                    <a:blip r:embed="rId8"/>
-                    <a:stretch>
-                      <a:fillRect/>
-                    </a:stretch>
-                  </pic:blipFill>
-                  <pic:spPr>
-                    <a:xfrm>
-                      <a:off x="0" y="0"/>
-                      <a:ext cx="6299835" cy="5161280"/>
-                    </a:xfrm>
-                    <a:prstGeom prst="rect">
-                      <a:avLst/>
-                    </a:prstGeom>
-                  </pic:spPr>
-                </pic:pic>
-              </a:graphicData>
-            </a:graphic>
-          </wp:inline>
-        </w:drawing>
+          <w:sz w:val="28"/>
+          <w:szCs w:val="28"/>
+        </w:rPr>
+      </w:pPr>
+      <w:r>
+        <w:rPr>
+          <w:noProof/>
+          <w:sz w:val="28"/>
+          <w:szCs w:val="28"/>
+        </w:rPr>
+        <w:t>Сервис phpmyadmin добавлен в docker-compose.yml.</w:t>
       </w:r>
     </w:p>
     <w:p>
@@ -2817,8 +6097,18 @@
         <w:ind w:firstLine="708"/>
         <w:rPr>
           <w:noProof/>
-        </w:rPr>
-      </w:pPr>
+          <w:sz w:val="28"/>
+          <w:szCs w:val="28"/>
+        </w:rPr>
+      </w:pPr>
+      <w:r>
+        <w:rPr>
+          <w:noProof/>
+          <w:sz w:val="28"/>
+          <w:szCs w:val="28"/>
+        </w:rPr>
+        <w:t>Доступ осуществляется по адресу:</w:t>
+      </w:r>
     </w:p>
     <w:p>
       <w:pPr>
@@ -2826,57 +6116,258 @@
         <w:ind w:firstLine="708"/>
         <w:rPr>
           <w:noProof/>
+          <w:sz w:val="28"/>
+          <w:szCs w:val="28"/>
         </w:rPr>
       </w:pPr>
       <w:r>
         <w:rPr>
           <w:noProof/>
-        </w:rPr>
-        <w:drawing>
-          <wp:inline distT="0" distB="0" distL="0" distR="0" wp14:anchorId="7F9C2B61" wp14:editId="667B7550">
-            <wp:extent cx="6299835" cy="3230245"/>
-            <wp:effectExtent l="0" t="0" r="5715" b="8255"/>
-            <wp:docPr id="4" name="Рисунок 4"/>
-            <wp:cNvGraphicFramePr>
-              <a:graphicFrameLocks xmlns:a="http://schemas.openxmlformats.org/drawingml/2006/main" noChangeAspect="1"/>
-            </wp:cNvGraphicFramePr>
-            <a:graphic xmlns:a="http://schemas.openxmlformats.org/drawingml/2006/main">
-              <a:graphicData uri="http://schemas.openxmlformats.org/drawingml/2006/picture">
-                <pic:pic xmlns:pic="http://schemas.openxmlformats.org/drawingml/2006/picture">
-                  <pic:nvPicPr>
-                    <pic:cNvPr id="1" name=""/>
-                    <pic:cNvPicPr/>
-                  </pic:nvPicPr>
-                  <pic:blipFill>
-                    <a:blip r:embed="rId9"/>
-                    <a:stretch>
-                      <a:fillRect/>
-                    </a:stretch>
-                  </pic:blipFill>
-                  <pic:spPr>
-                    <a:xfrm>
-                      <a:off x="0" y="0"/>
-                      <a:ext cx="6299835" cy="3230245"/>
-                    </a:xfrm>
-                    <a:prstGeom prst="rect">
-                      <a:avLst/>
-                    </a:prstGeom>
-                  </pic:spPr>
-                </pic:pic>
-              </a:graphicData>
-            </a:graphic>
-          </wp:inline>
-        </w:drawing>
-      </w:r>
-    </w:p>
-    <w:p>
-      <w:pPr>
+          <w:sz w:val="28"/>
+          <w:szCs w:val="28"/>
+        </w:rPr>
+        <w:t>http://localhost:8081/</w:t>
+      </w:r>
+    </w:p>
+    <w:p>
+      <w:pPr>
+        <w:spacing w:after="200" w:line="276" w:lineRule="auto"/>
+        <w:ind w:firstLine="708"/>
         <w:rPr>
           <w:noProof/>
-        </w:rPr>
-      </w:pPr>
-      <w:bookmarkStart w:id="0" w:name="_GoBack"/>
-      <w:bookmarkEnd w:id="0"/>
+          <w:sz w:val="28"/>
+          <w:szCs w:val="28"/>
+        </w:rPr>
+      </w:pPr>
+      <w:r>
+        <w:rPr>
+          <w:noProof/>
+          <w:sz w:val="28"/>
+          <w:szCs w:val="28"/>
+        </w:rPr>
+        <w:t>Успешно выполняется вход:</w:t>
+      </w:r>
+    </w:p>
+    <w:p>
+      <w:pPr>
+        <w:spacing w:after="200" w:line="276" w:lineRule="auto"/>
+        <w:ind w:firstLine="708"/>
+        <w:rPr>
+          <w:noProof/>
+          <w:sz w:val="28"/>
+          <w:szCs w:val="28"/>
+        </w:rPr>
+      </w:pPr>
+      <w:r>
+        <w:rPr>
+          <w:noProof/>
+          <w:sz w:val="28"/>
+          <w:szCs w:val="28"/>
+        </w:rPr>
+        <w:t>1. С</w:t>
+      </w:r>
+      <w:r>
+        <w:rPr>
+          <w:noProof/>
+          <w:sz w:val="28"/>
+          <w:szCs w:val="28"/>
+        </w:rPr>
+        <w:t>ервер: db</w:t>
+      </w:r>
+    </w:p>
+    <w:p>
+      <w:pPr>
+        <w:spacing w:after="200" w:line="276" w:lineRule="auto"/>
+        <w:ind w:firstLine="708"/>
+        <w:rPr>
+          <w:noProof/>
+          <w:sz w:val="28"/>
+          <w:szCs w:val="28"/>
+        </w:rPr>
+      </w:pPr>
+      <w:r>
+        <w:rPr>
+          <w:noProof/>
+          <w:sz w:val="28"/>
+          <w:szCs w:val="28"/>
+        </w:rPr>
+        <w:t>2. П</w:t>
+      </w:r>
+      <w:r>
+        <w:rPr>
+          <w:noProof/>
+          <w:sz w:val="28"/>
+          <w:szCs w:val="28"/>
+        </w:rPr>
+        <w:t>ользователь: root / пароль: root123</w:t>
+      </w:r>
+      <w:r>
+        <w:rPr>
+          <w:noProof/>
+          <w:sz w:val="28"/>
+          <w:szCs w:val="28"/>
+        </w:rPr>
+        <w:t xml:space="preserve"> </w:t>
+      </w:r>
+      <w:r>
+        <w:rPr>
+          <w:noProof/>
+          <w:sz w:val="28"/>
+          <w:szCs w:val="28"/>
+        </w:rPr>
+        <w:t>или</w:t>
+      </w:r>
+      <w:r>
+        <w:rPr>
+          <w:noProof/>
+          <w:sz w:val="28"/>
+          <w:szCs w:val="28"/>
+        </w:rPr>
+        <w:t xml:space="preserve"> </w:t>
+      </w:r>
+      <w:r>
+        <w:rPr>
+          <w:noProof/>
+          <w:sz w:val="28"/>
+          <w:szCs w:val="28"/>
+        </w:rPr>
+        <w:t xml:space="preserve">пользователь: appuser / пароль: </w:t>
+      </w:r>
+      <w:r>
+        <w:rPr>
+          <w:noProof/>
+          <w:sz w:val="28"/>
+          <w:szCs w:val="28"/>
+        </w:rPr>
+        <w:tab/>
+      </w:r>
+      <w:r>
+        <w:rPr>
+          <w:noProof/>
+          <w:sz w:val="28"/>
+          <w:szCs w:val="28"/>
+        </w:rPr>
+        <w:t>appPass</w:t>
+      </w:r>
+    </w:p>
+    <w:p>
+      <w:pPr>
+        <w:spacing w:after="200" w:line="276" w:lineRule="auto"/>
+        <w:ind w:firstLine="708"/>
+        <w:rPr>
+          <w:noProof/>
+          <w:sz w:val="28"/>
+          <w:szCs w:val="28"/>
+        </w:rPr>
+      </w:pPr>
+      <w:r>
+        <w:rPr>
+          <w:noProof/>
+          <w:sz w:val="28"/>
+          <w:szCs w:val="28"/>
+        </w:rPr>
+        <w:t>База данных lab1_db видна и доступна для работы.</w:t>
+      </w:r>
+    </w:p>
+    <w:p>
+      <w:pPr>
+        <w:spacing w:after="200" w:line="276" w:lineRule="auto"/>
+        <w:ind w:firstLine="708"/>
+        <w:rPr>
+          <w:noProof/>
+          <w:sz w:val="28"/>
+          <w:szCs w:val="28"/>
+        </w:rPr>
+      </w:pPr>
+      <w:r>
+        <w:rPr>
+          <w:b/>
+          <w:bCs/>
+          <w:noProof/>
+          <w:sz w:val="28"/>
+          <w:szCs w:val="28"/>
+        </w:rPr>
+        <w:t>Вывод</w:t>
+      </w:r>
+    </w:p>
+    <w:p>
+      <w:pPr>
+        <w:spacing w:after="200" w:line="276" w:lineRule="auto"/>
+        <w:ind w:firstLine="708"/>
+        <w:rPr>
+          <w:noProof/>
+          <w:sz w:val="28"/>
+          <w:szCs w:val="28"/>
+        </w:rPr>
+      </w:pPr>
+      <w:r>
+        <w:rPr>
+          <w:noProof/>
+          <w:sz w:val="28"/>
+          <w:szCs w:val="28"/>
+        </w:rPr>
+        <w:t xml:space="preserve">Связка PHP + Apache + MySQL + phpMyAdmin успешно развёрнута с </w:t>
+      </w:r>
+      <w:r>
+        <w:rPr>
+          <w:noProof/>
+          <w:sz w:val="28"/>
+          <w:szCs w:val="28"/>
+        </w:rPr>
+        <w:tab/>
+      </w:r>
+      <w:r>
+        <w:rPr>
+          <w:noProof/>
+          <w:sz w:val="28"/>
+          <w:szCs w:val="28"/>
+        </w:rPr>
+        <w:t>помощью Docker Compose.</w:t>
+      </w:r>
+    </w:p>
+    <w:p>
+      <w:pPr>
+        <w:spacing w:after="200" w:line="276" w:lineRule="auto"/>
+        <w:ind w:firstLine="708"/>
+        <w:rPr>
+          <w:noProof/>
+          <w:sz w:val="28"/>
+          <w:szCs w:val="28"/>
+        </w:rPr>
+      </w:pPr>
+      <w:r>
+        <w:rPr>
+          <w:noProof/>
+          <w:sz w:val="28"/>
+          <w:szCs w:val="28"/>
+        </w:rPr>
+        <w:t xml:space="preserve">Все контейнеры запускаются, PHP видит базу данных (расширение PDO </w:t>
+      </w:r>
+      <w:r>
+        <w:rPr>
+          <w:noProof/>
+          <w:sz w:val="28"/>
+          <w:szCs w:val="28"/>
+        </w:rPr>
+        <w:tab/>
+      </w:r>
+      <w:r>
+        <w:rPr>
+          <w:noProof/>
+          <w:sz w:val="28"/>
+          <w:szCs w:val="28"/>
+        </w:rPr>
+        <w:t>установлено), phpMyAdmin работает корректно.</w:t>
+      </w:r>
+      <w:bookmarkStart w:id="4" w:name="_GoBack"/>
+      <w:bookmarkEnd w:id="4"/>
+    </w:p>
+    <w:p>
+      <w:pPr>
+        <w:rPr>
+          <w:noProof/>
+        </w:rPr>
+      </w:pPr>
     </w:p>
     <w:p>
       <w:pPr>
@@ -2894,109 +6385,29 @@
         </w:rPr>
         <w:tab/>
       </w:r>
-      <w:r>
+    </w:p>
+    <w:p>
+      <w:pPr>
+        <w:rPr>
+          <w:sz w:val="28"/>
+          <w:szCs w:val="28"/>
+        </w:rPr>
+      </w:pPr>
+    </w:p>
+    <w:p>
+      <w:pPr>
         <w:rPr>
           <w:noProof/>
         </w:rPr>
-        <w:drawing>
-          <wp:inline distT="0" distB="0" distL="0" distR="0" wp14:anchorId="65E0210C" wp14:editId="101769B3">
-            <wp:extent cx="6299835" cy="4330700"/>
-            <wp:effectExtent l="0" t="0" r="5715" b="0"/>
-            <wp:docPr id="7" name="Рисунок 7"/>
-            <wp:cNvGraphicFramePr>
-              <a:graphicFrameLocks xmlns:a="http://schemas.openxmlformats.org/drawingml/2006/main" noChangeAspect="1"/>
-            </wp:cNvGraphicFramePr>
-            <a:graphic xmlns:a="http://schemas.openxmlformats.org/drawingml/2006/main">
-              <a:graphicData uri="http://schemas.openxmlformats.org/drawingml/2006/picture">
-                <pic:pic xmlns:pic="http://schemas.openxmlformats.org/drawingml/2006/picture">
-                  <pic:nvPicPr>
-                    <pic:cNvPr id="1" name=""/>
-                    <pic:cNvPicPr/>
-                  </pic:nvPicPr>
-                  <pic:blipFill>
-                    <a:blip r:embed="rId10"/>
-                    <a:stretch>
-                      <a:fillRect/>
-                    </a:stretch>
-                  </pic:blipFill>
-                  <pic:spPr>
-                    <a:xfrm>
-                      <a:off x="0" y="0"/>
-                      <a:ext cx="6299835" cy="4330700"/>
-                    </a:xfrm>
-                    <a:prstGeom prst="rect">
-                      <a:avLst/>
-                    </a:prstGeom>
-                  </pic:spPr>
-                </pic:pic>
-              </a:graphicData>
-            </a:graphic>
-          </wp:inline>
-        </w:drawing>
-      </w:r>
-    </w:p>
-    <w:p>
-      <w:pPr>
-        <w:rPr>
-          <w:sz w:val="28"/>
-          <w:szCs w:val="28"/>
-        </w:rPr>
-      </w:pPr>
-    </w:p>
-    <w:p>
-      <w:pPr>
-        <w:rPr>
-          <w:noProof/>
-        </w:rPr>
-      </w:pPr>
-    </w:p>
-    <w:p>
-      <w:pPr>
-        <w:rPr>
-          <w:sz w:val="28"/>
-          <w:szCs w:val="28"/>
-        </w:rPr>
-      </w:pPr>
-      <w:r>
-        <w:rPr>
-          <w:noProof/>
-        </w:rPr>
-        <w:drawing>
-          <wp:inline distT="0" distB="0" distL="0" distR="0" wp14:anchorId="39C2CB27" wp14:editId="00F86F70">
-            <wp:extent cx="3038475" cy="1181100"/>
-            <wp:effectExtent l="0" t="0" r="9525" b="0"/>
-            <wp:docPr id="5" name="Рисунок 5"/>
-            <wp:cNvGraphicFramePr>
-              <a:graphicFrameLocks xmlns:a="http://schemas.openxmlformats.org/drawingml/2006/main" noChangeAspect="1"/>
-            </wp:cNvGraphicFramePr>
-            <a:graphic xmlns:a="http://schemas.openxmlformats.org/drawingml/2006/main">
-              <a:graphicData uri="http://schemas.openxmlformats.org/drawingml/2006/picture">
-                <pic:pic xmlns:pic="http://schemas.openxmlformats.org/drawingml/2006/picture">
-                  <pic:nvPicPr>
-                    <pic:cNvPr id="1" name=""/>
-                    <pic:cNvPicPr/>
-                  </pic:nvPicPr>
-                  <pic:blipFill>
-                    <a:blip r:embed="rId11"/>
-                    <a:stretch>
-                      <a:fillRect/>
-                    </a:stretch>
-                  </pic:blipFill>
-                  <pic:spPr>
-                    <a:xfrm>
-                      <a:off x="0" y="0"/>
-                      <a:ext cx="3038475" cy="1181100"/>
-                    </a:xfrm>
-                    <a:prstGeom prst="rect">
-                      <a:avLst/>
-                    </a:prstGeom>
-                  </pic:spPr>
-                </pic:pic>
-              </a:graphicData>
-            </a:graphic>
-          </wp:inline>
-        </w:drawing>
-      </w:r>
+      </w:pPr>
+    </w:p>
+    <w:p>
+      <w:pPr>
+        <w:rPr>
+          <w:sz w:val="28"/>
+          <w:szCs w:val="28"/>
+        </w:rPr>
+      </w:pPr>
     </w:p>
     <w:sectPr>
       <w:pgSz w:w="11906" w:h="16838"/>
@@ -3011,6 +6422,272 @@
 <file path=word/numbering.xml><?xml version="1.0" encoding="utf-8"?>
 <w:numbering xmlns:wpc="http://schemas.microsoft.com/office/word/2010/wordprocessingCanvas" xmlns:cx="http://schemas.microsoft.com/office/drawing/2014/chartex" xmlns:cx1="http://schemas.microsoft.com/office/drawing/2015/9/8/chartex" xmlns:cx2="http://schemas.microsoft.com/office/drawing/2015/10/21/chartex" xmlns:cx3="http://schemas.microsoft.com/office/drawing/2016/5/9/chartex" xmlns:cx4="http://schemas.microsoft.com/office/drawing/2016/5/10/chartex" xmlns:cx5="http://schemas.microsoft.com/office/drawing/2016/5/11/chartex" xmlns:cx6="http://schemas.microsoft.com/office/drawing/2016/5/12/chartex" xmlns:cx7="http://schemas.microsoft.com/office/drawing/2016/5/13/chartex" xmlns:cx8="http://schemas.microsoft.com/office/drawing/2016/5/14/chartex" xmlns:mc="http://schemas.openxmlformats.org/markup-compatibility/2006" xmlns:aink="http://schemas.microsoft.com/office/drawing/2016/ink" xmlns:am3d="http://schemas.microsoft.com/office/drawing/2017/model3d" xmlns:o="urn:schemas-microsoft-com:office:office" xmlns:r="http://schemas.openxmlformats.org/officeDocument/2006/relationships" xmlns:m="http://schemas.openxmlformats.org/officeDocument/2006/math" xmlns:v="urn:schemas-microsoft-com:vml" xmlns:wp14="http://schemas.microsoft.com/office/word/2010/wordprocessingDrawing" xmlns:wp="http://schemas.openxmlformats.org/drawingml/2006/wordprocessingDrawing" xmlns:w10="urn:schemas-microsoft-com:office:word" xmlns:w="http://schemas.openxmlformats.org/wordprocessingml/2006/main" xmlns:w14="http://schemas.microsoft.com/office/word/2010/wordml" xmlns:w15="http://schemas.microsoft.com/office/word/2012/wordml" xmlns:w16cex="http://schemas.microsoft.com/office/word/2018/wordml/cex" xmlns:w16cid="http://schemas.microsoft.com/office/word/2016/wordml/cid" xmlns:w16="http://schemas.microsoft.com/office/word/2018/wordml" xmlns:w16se="http://schemas.microsoft.com/office/word/2015/wordml/symex" xmlns:wpg="http://schemas.microsoft.com/office/word/2010/wordprocessingGroup" xmlns:wpi="http://schemas.microsoft.com/office/word/2010/wordprocessingInk" xmlns:wne="http://schemas.microsoft.com/office/word/2006/wordml" xmlns:wps="http://schemas.microsoft.com/office/word/2010/wordprocessingShape" mc:Ignorable="w14 w15 w16se w16cid w16 w16cex wp14">
   <w:abstractNum w:abstractNumId="0" w15:restartNumberingAfterBreak="0">
+    <w:nsid w:val="04C22532"/>
+    <w:multiLevelType w:val="multilevel"/>
+    <w:tmpl w:val="5B346AFC"/>
+    <w:lvl w:ilvl="0">
+      <w:start w:val="1"/>
+      <w:numFmt w:val="bullet"/>
+      <w:lvlText w:val=""/>
+      <w:lvlJc w:val="left"/>
+      <w:pPr>
+        <w:tabs>
+          <w:tab w:val="num" w:pos="720"/>
+        </w:tabs>
+        <w:ind w:left="720" w:hanging="360"/>
+      </w:pPr>
+      <w:rPr>
+        <w:rFonts w:ascii="Symbol" w:hAnsi="Symbol" w:hint="default"/>
+        <w:sz w:val="20"/>
+      </w:rPr>
+    </w:lvl>
+    <w:lvl w:ilvl="1" w:tentative="1">
+      <w:start w:val="1"/>
+      <w:numFmt w:val="bullet"/>
+      <w:lvlText w:val="o"/>
+      <w:lvlJc w:val="left"/>
+      <w:pPr>
+        <w:tabs>
+          <w:tab w:val="num" w:pos="1440"/>
+        </w:tabs>
+        <w:ind w:left="1440" w:hanging="360"/>
+      </w:pPr>
+      <w:rPr>
+        <w:rFonts w:ascii="Courier New" w:hAnsi="Courier New" w:hint="default"/>
+        <w:sz w:val="20"/>
+      </w:rPr>
+    </w:lvl>
+    <w:lvl w:ilvl="2" w:tentative="1">
+      <w:start w:val="1"/>
+      <w:numFmt w:val="bullet"/>
+      <w:lvlText w:val=""/>
+      <w:lvlJc w:val="left"/>
+      <w:pPr>
+        <w:tabs>
+          <w:tab w:val="num" w:pos="2160"/>
+        </w:tabs>
+        <w:ind w:left="2160" w:hanging="360"/>
+      </w:pPr>
+      <w:rPr>
+        <w:rFonts w:ascii="Wingdings" w:hAnsi="Wingdings" w:hint="default"/>
+        <w:sz w:val="20"/>
+      </w:rPr>
+    </w:lvl>
+    <w:lvl w:ilvl="3" w:tentative="1">
+      <w:start w:val="1"/>
+      <w:numFmt w:val="bullet"/>
+      <w:lvlText w:val=""/>
+      <w:lvlJc w:val="left"/>
+      <w:pPr>
+        <w:tabs>
+          <w:tab w:val="num" w:pos="2880"/>
+        </w:tabs>
+        <w:ind w:left="2880" w:hanging="360"/>
+      </w:pPr>
+      <w:rPr>
+        <w:rFonts w:ascii="Wingdings" w:hAnsi="Wingdings" w:hint="default"/>
+        <w:sz w:val="20"/>
+      </w:rPr>
+    </w:lvl>
+    <w:lvl w:ilvl="4" w:tentative="1">
+      <w:start w:val="1"/>
+      <w:numFmt w:val="bullet"/>
+      <w:lvlText w:val=""/>
+      <w:lvlJc w:val="left"/>
+      <w:pPr>
+        <w:tabs>
+          <w:tab w:val="num" w:pos="3600"/>
+        </w:tabs>
+        <w:ind w:left="3600" w:hanging="360"/>
+      </w:pPr>
+      <w:rPr>
+        <w:rFonts w:ascii="Wingdings" w:hAnsi="Wingdings" w:hint="default"/>
+        <w:sz w:val="20"/>
+      </w:rPr>
+    </w:lvl>
+    <w:lvl w:ilvl="5" w:tentative="1">
+      <w:start w:val="1"/>
+      <w:numFmt w:val="bullet"/>
+      <w:lvlText w:val=""/>
+      <w:lvlJc w:val="left"/>
+      <w:pPr>
+        <w:tabs>
+          <w:tab w:val="num" w:pos="4320"/>
+        </w:tabs>
+        <w:ind w:left="4320" w:hanging="360"/>
+      </w:pPr>
+      <w:rPr>
+        <w:rFonts w:ascii="Wingdings" w:hAnsi="Wingdings" w:hint="default"/>
+        <w:sz w:val="20"/>
+      </w:rPr>
+    </w:lvl>
+    <w:lvl w:ilvl="6" w:tentative="1">
+      <w:start w:val="1"/>
+      <w:numFmt w:val="bullet"/>
+      <w:lvlText w:val=""/>
+      <w:lvlJc w:val="left"/>
+      <w:pPr>
+        <w:tabs>
+          <w:tab w:val="num" w:pos="5040"/>
+        </w:tabs>
+        <w:ind w:left="5040" w:hanging="360"/>
+      </w:pPr>
+      <w:rPr>
+        <w:rFonts w:ascii="Wingdings" w:hAnsi="Wingdings" w:hint="default"/>
+        <w:sz w:val="20"/>
+      </w:rPr>
+    </w:lvl>
+    <w:lvl w:ilvl="7" w:tentative="1">
+      <w:start w:val="1"/>
+      <w:numFmt w:val="bullet"/>
+      <w:lvlText w:val=""/>
+      <w:lvlJc w:val="left"/>
+      <w:pPr>
+        <w:tabs>
+          <w:tab w:val="num" w:pos="5760"/>
+        </w:tabs>
+        <w:ind w:left="5760" w:hanging="360"/>
+      </w:pPr>
+      <w:rPr>
+        <w:rFonts w:ascii="Wingdings" w:hAnsi="Wingdings" w:hint="default"/>
+        <w:sz w:val="20"/>
+      </w:rPr>
+    </w:lvl>
+    <w:lvl w:ilvl="8" w:tentative="1">
+      <w:start w:val="1"/>
+      <w:numFmt w:val="bullet"/>
+      <w:lvlText w:val=""/>
+      <w:lvlJc w:val="left"/>
+      <w:pPr>
+        <w:tabs>
+          <w:tab w:val="num" w:pos="6480"/>
+        </w:tabs>
+        <w:ind w:left="6480" w:hanging="360"/>
+      </w:pPr>
+      <w:rPr>
+        <w:rFonts w:ascii="Wingdings" w:hAnsi="Wingdings" w:hint="default"/>
+        <w:sz w:val="20"/>
+      </w:rPr>
+    </w:lvl>
+  </w:abstractNum>
+  <w:abstractNum w:abstractNumId="1" w15:restartNumberingAfterBreak="0">
+    <w:nsid w:val="15CC5556"/>
+    <w:multiLevelType w:val="multilevel"/>
+    <w:tmpl w:val="F3524554"/>
+    <w:lvl w:ilvl="0">
+      <w:start w:val="1"/>
+      <w:numFmt w:val="decimal"/>
+      <w:lvlText w:val="%1."/>
+      <w:lvlJc w:val="left"/>
+      <w:pPr>
+        <w:tabs>
+          <w:tab w:val="num" w:pos="720"/>
+        </w:tabs>
+        <w:ind w:left="720" w:hanging="360"/>
+      </w:pPr>
+    </w:lvl>
+    <w:lvl w:ilvl="1">
+      <w:start w:val="1"/>
+      <w:numFmt w:val="bullet"/>
+      <w:lvlText w:val="o"/>
+      <w:lvlJc w:val="left"/>
+      <w:pPr>
+        <w:tabs>
+          <w:tab w:val="num" w:pos="1440"/>
+        </w:tabs>
+        <w:ind w:left="1440" w:hanging="360"/>
+      </w:pPr>
+      <w:rPr>
+        <w:rFonts w:ascii="Courier New" w:hAnsi="Courier New" w:cs="Courier New" w:hint="default"/>
+        <w:sz w:val="20"/>
+      </w:rPr>
+    </w:lvl>
+    <w:lvl w:ilvl="2">
+      <w:start w:val="1"/>
+      <w:numFmt w:val="decimal"/>
+      <w:lvlText w:val="%3."/>
+      <w:lvlJc w:val="left"/>
+      <w:pPr>
+        <w:tabs>
+          <w:tab w:val="num" w:pos="2160"/>
+        </w:tabs>
+        <w:ind w:left="2160" w:hanging="360"/>
+      </w:pPr>
+    </w:lvl>
+    <w:lvl w:ilvl="3">
+      <w:start w:val="1"/>
+      <w:numFmt w:val="decimal"/>
+      <w:lvlText w:val="%4."/>
+      <w:lvlJc w:val="left"/>
+      <w:pPr>
+        <w:tabs>
+          <w:tab w:val="num" w:pos="2880"/>
+        </w:tabs>
+        <w:ind w:left="2880" w:hanging="360"/>
+      </w:pPr>
+    </w:lvl>
+    <w:lvl w:ilvl="4">
+      <w:start w:val="1"/>
+      <w:numFmt w:val="decimal"/>
+      <w:lvlText w:val="%5."/>
+      <w:lvlJc w:val="left"/>
+      <w:pPr>
+        <w:tabs>
+          <w:tab w:val="num" w:pos="3600"/>
+        </w:tabs>
+        <w:ind w:left="3600" w:hanging="360"/>
+      </w:pPr>
+    </w:lvl>
+    <w:lvl w:ilvl="5">
+      <w:start w:val="1"/>
+      <w:numFmt w:val="decimal"/>
+      <w:lvlText w:val="%6."/>
+      <w:lvlJc w:val="left"/>
+      <w:pPr>
+        <w:tabs>
+          <w:tab w:val="num" w:pos="4320"/>
+        </w:tabs>
+        <w:ind w:left="4320" w:hanging="360"/>
+      </w:pPr>
+    </w:lvl>
+    <w:lvl w:ilvl="6">
+      <w:start w:val="1"/>
+      <w:numFmt w:val="decimal"/>
+      <w:lvlText w:val="%7."/>
+      <w:lvlJc w:val="left"/>
+      <w:pPr>
+        <w:tabs>
+          <w:tab w:val="num" w:pos="5040"/>
+        </w:tabs>
+        <w:ind w:left="5040" w:hanging="360"/>
+      </w:pPr>
+    </w:lvl>
+    <w:lvl w:ilvl="7">
+      <w:start w:val="1"/>
+      <w:numFmt w:val="decimal"/>
+      <w:lvlText w:val="%8."/>
+      <w:lvlJc w:val="left"/>
+      <w:pPr>
+        <w:tabs>
+          <w:tab w:val="num" w:pos="5760"/>
+        </w:tabs>
+        <w:ind w:left="5760" w:hanging="360"/>
+      </w:pPr>
+    </w:lvl>
+    <w:lvl w:ilvl="8">
+      <w:start w:val="1"/>
+      <w:numFmt w:val="decimal"/>
+      <w:lvlText w:val="%9."/>
+      <w:lvlJc w:val="left"/>
+      <w:pPr>
+        <w:tabs>
+          <w:tab w:val="num" w:pos="6480"/>
+        </w:tabs>
+        <w:ind w:left="6480" w:hanging="360"/>
+      </w:pPr>
+    </w:lvl>
+  </w:abstractNum>
+  <w:abstractNum w:abstractNumId="2" w15:restartNumberingAfterBreak="0">
     <w:nsid w:val="40065C6B"/>
     <w:multiLevelType w:val="hybridMultilevel"/>
     <w:tmpl w:val="86D4FEEE"/>
@@ -3123,7 +6800,7 @@
       </w:rPr>
     </w:lvl>
   </w:abstractNum>
-  <w:abstractNum w:abstractNumId="1" w15:restartNumberingAfterBreak="0">
+  <w:abstractNum w:abstractNumId="3" w15:restartNumberingAfterBreak="0">
     <w:nsid w:val="403611AC"/>
     <w:multiLevelType w:val="multilevel"/>
     <w:tmpl w:val="6354E4CA"/>
@@ -3240,7 +6917,305 @@
       </w:pPr>
     </w:lvl>
   </w:abstractNum>
-  <w:abstractNum w:abstractNumId="2" w15:restartNumberingAfterBreak="0">
+  <w:abstractNum w:abstractNumId="4" w15:restartNumberingAfterBreak="0">
+    <w:nsid w:val="67FE5594"/>
+    <w:multiLevelType w:val="multilevel"/>
+    <w:tmpl w:val="9D381006"/>
+    <w:lvl w:ilvl="0">
+      <w:start w:val="1"/>
+      <w:numFmt w:val="bullet"/>
+      <w:lvlText w:val=""/>
+      <w:lvlJc w:val="left"/>
+      <w:pPr>
+        <w:tabs>
+          <w:tab w:val="num" w:pos="720"/>
+        </w:tabs>
+        <w:ind w:left="720" w:hanging="360"/>
+      </w:pPr>
+      <w:rPr>
+        <w:rFonts w:ascii="Symbol" w:hAnsi="Symbol" w:hint="default"/>
+        <w:sz w:val="20"/>
+      </w:rPr>
+    </w:lvl>
+    <w:lvl w:ilvl="1" w:tentative="1">
+      <w:start w:val="1"/>
+      <w:numFmt w:val="bullet"/>
+      <w:lvlText w:val="o"/>
+      <w:lvlJc w:val="left"/>
+      <w:pPr>
+        <w:tabs>
+          <w:tab w:val="num" w:pos="1440"/>
+        </w:tabs>
+        <w:ind w:left="1440" w:hanging="360"/>
+      </w:pPr>
+      <w:rPr>
+        <w:rFonts w:ascii="Courier New" w:hAnsi="Courier New" w:hint="default"/>
+        <w:sz w:val="20"/>
+      </w:rPr>
+    </w:lvl>
+    <w:lvl w:ilvl="2" w:tentative="1">
+      <w:start w:val="1"/>
+      <w:numFmt w:val="bullet"/>
+      <w:lvlText w:val=""/>
+      <w:lvlJc w:val="left"/>
+      <w:pPr>
+        <w:tabs>
+          <w:tab w:val="num" w:pos="2160"/>
+        </w:tabs>
+        <w:ind w:left="2160" w:hanging="360"/>
+      </w:pPr>
+      <w:rPr>
+        <w:rFonts w:ascii="Wingdings" w:hAnsi="Wingdings" w:hint="default"/>
+        <w:sz w:val="20"/>
+      </w:rPr>
+    </w:lvl>
+    <w:lvl w:ilvl="3" w:tentative="1">
+      <w:start w:val="1"/>
+      <w:numFmt w:val="bullet"/>
+      <w:lvlText w:val=""/>
+      <w:lvlJc w:val="left"/>
+      <w:pPr>
+        <w:tabs>
+          <w:tab w:val="num" w:pos="2880"/>
+        </w:tabs>
+        <w:ind w:left="2880" w:hanging="360"/>
+      </w:pPr>
+      <w:rPr>
+        <w:rFonts w:ascii="Wingdings" w:hAnsi="Wingdings" w:hint="default"/>
+        <w:sz w:val="20"/>
+      </w:rPr>
+    </w:lvl>
+    <w:lvl w:ilvl="4" w:tentative="1">
+      <w:start w:val="1"/>
+      <w:numFmt w:val="bullet"/>
+      <w:lvlText w:val=""/>
+      <w:lvlJc w:val="left"/>
+      <w:pPr>
+        <w:tabs>
+          <w:tab w:val="num" w:pos="3600"/>
+        </w:tabs>
+        <w:ind w:left="3600" w:hanging="360"/>
+      </w:pPr>
+      <w:rPr>
+        <w:rFonts w:ascii="Wingdings" w:hAnsi="Wingdings" w:hint="default"/>
+        <w:sz w:val="20"/>
+      </w:rPr>
+    </w:lvl>
+    <w:lvl w:ilvl="5" w:tentative="1">
+      <w:start w:val="1"/>
+      <w:numFmt w:val="bullet"/>
+      <w:lvlText w:val=""/>
+      <w:lvlJc w:val="left"/>
+      <w:pPr>
+        <w:tabs>
+          <w:tab w:val="num" w:pos="4320"/>
+        </w:tabs>
+        <w:ind w:left="4320" w:hanging="360"/>
+      </w:pPr>
+      <w:rPr>
+        <w:rFonts w:ascii="Wingdings" w:hAnsi="Wingdings" w:hint="default"/>
+        <w:sz w:val="20"/>
+      </w:rPr>
+    </w:lvl>
+    <w:lvl w:ilvl="6" w:tentative="1">
+      <w:start w:val="1"/>
+      <w:numFmt w:val="bullet"/>
+      <w:lvlText w:val=""/>
+      <w:lvlJc w:val="left"/>
+      <w:pPr>
+        <w:tabs>
+          <w:tab w:val="num" w:pos="5040"/>
+        </w:tabs>
+        <w:ind w:left="5040" w:hanging="360"/>
+      </w:pPr>
+      <w:rPr>
+        <w:rFonts w:ascii="Wingdings" w:hAnsi="Wingdings" w:hint="default"/>
+        <w:sz w:val="20"/>
+      </w:rPr>
+    </w:lvl>
+    <w:lvl w:ilvl="7" w:tentative="1">
+      <w:start w:val="1"/>
+      <w:numFmt w:val="bullet"/>
+      <w:lvlText w:val=""/>
+      <w:lvlJc w:val="left"/>
+      <w:pPr>
+        <w:tabs>
+          <w:tab w:val="num" w:pos="5760"/>
+        </w:tabs>
+        <w:ind w:left="5760" w:hanging="360"/>
+      </w:pPr>
+      <w:rPr>
+        <w:rFonts w:ascii="Wingdings" w:hAnsi="Wingdings" w:hint="default"/>
+        <w:sz w:val="20"/>
+      </w:rPr>
+    </w:lvl>
+    <w:lvl w:ilvl="8" w:tentative="1">
+      <w:start w:val="1"/>
+      <w:numFmt w:val="bullet"/>
+      <w:lvlText w:val=""/>
+      <w:lvlJc w:val="left"/>
+      <w:pPr>
+        <w:tabs>
+          <w:tab w:val="num" w:pos="6480"/>
+        </w:tabs>
+        <w:ind w:left="6480" w:hanging="360"/>
+      </w:pPr>
+      <w:rPr>
+        <w:rFonts w:ascii="Wingdings" w:hAnsi="Wingdings" w:hint="default"/>
+        <w:sz w:val="20"/>
+      </w:rPr>
+    </w:lvl>
+  </w:abstractNum>
+  <w:abstractNum w:abstractNumId="5" w15:restartNumberingAfterBreak="0">
+    <w:nsid w:val="6DDD1722"/>
+    <w:multiLevelType w:val="multilevel"/>
+    <w:tmpl w:val="2F620940"/>
+    <w:lvl w:ilvl="0">
+      <w:start w:val="1"/>
+      <w:numFmt w:val="bullet"/>
+      <w:lvlText w:val=""/>
+      <w:lvlJc w:val="left"/>
+      <w:pPr>
+        <w:tabs>
+          <w:tab w:val="num" w:pos="720"/>
+        </w:tabs>
+        <w:ind w:left="720" w:hanging="360"/>
+      </w:pPr>
+      <w:rPr>
+        <w:rFonts w:ascii="Symbol" w:hAnsi="Symbol" w:hint="default"/>
+        <w:sz w:val="20"/>
+      </w:rPr>
+    </w:lvl>
+    <w:lvl w:ilvl="1" w:tentative="1">
+      <w:start w:val="1"/>
+      <w:numFmt w:val="bullet"/>
+      <w:lvlText w:val="o"/>
+      <w:lvlJc w:val="left"/>
+      <w:pPr>
+        <w:tabs>
+          <w:tab w:val="num" w:pos="1440"/>
+        </w:tabs>
+        <w:ind w:left="1440" w:hanging="360"/>
+      </w:pPr>
+      <w:rPr>
+        <w:rFonts w:ascii="Courier New" w:hAnsi="Courier New" w:hint="default"/>
+        <w:sz w:val="20"/>
+      </w:rPr>
+    </w:lvl>
+    <w:lvl w:ilvl="2" w:tentative="1">
+      <w:start w:val="1"/>
+      <w:numFmt w:val="bullet"/>
+      <w:lvlText w:val=""/>
+      <w:lvlJc w:val="left"/>
+      <w:pPr>
+        <w:tabs>
+          <w:tab w:val="num" w:pos="2160"/>
+        </w:tabs>
+        <w:ind w:left="2160" w:hanging="360"/>
+      </w:pPr>
+      <w:rPr>
+        <w:rFonts w:ascii="Wingdings" w:hAnsi="Wingdings" w:hint="default"/>
+        <w:sz w:val="20"/>
+      </w:rPr>
+    </w:lvl>
+    <w:lvl w:ilvl="3" w:tentative="1">
+      <w:start w:val="1"/>
+      <w:numFmt w:val="bullet"/>
+      <w:lvlText w:val=""/>
+      <w:lvlJc w:val="left"/>
+      <w:pPr>
+        <w:tabs>
+          <w:tab w:val="num" w:pos="2880"/>
+        </w:tabs>
+        <w:ind w:left="2880" w:hanging="360"/>
+      </w:pPr>
+      <w:rPr>
+        <w:rFonts w:ascii="Wingdings" w:hAnsi="Wingdings" w:hint="default"/>
+        <w:sz w:val="20"/>
+      </w:rPr>
+    </w:lvl>
+    <w:lvl w:ilvl="4" w:tentative="1">
+      <w:start w:val="1"/>
+      <w:numFmt w:val="bullet"/>
+      <w:lvlText w:val=""/>
+      <w:lvlJc w:val="left"/>
+      <w:pPr>
+        <w:tabs>
+          <w:tab w:val="num" w:pos="3600"/>
+        </w:tabs>
+        <w:ind w:left="3600" w:hanging="360"/>
+      </w:pPr>
+      <w:rPr>
+        <w:rFonts w:ascii="Wingdings" w:hAnsi="Wingdings" w:hint="default"/>
+        <w:sz w:val="20"/>
+      </w:rPr>
+    </w:lvl>
+    <w:lvl w:ilvl="5" w:tentative="1">
+      <w:start w:val="1"/>
+      <w:numFmt w:val="bullet"/>
+      <w:lvlText w:val=""/>
+      <w:lvlJc w:val="left"/>
+      <w:pPr>
+        <w:tabs>
+          <w:tab w:val="num" w:pos="4320"/>
+        </w:tabs>
+        <w:ind w:left="4320" w:hanging="360"/>
+      </w:pPr>
+      <w:rPr>
+        <w:rFonts w:ascii="Wingdings" w:hAnsi="Wingdings" w:hint="default"/>
+        <w:sz w:val="20"/>
+      </w:rPr>
+    </w:lvl>
+    <w:lvl w:ilvl="6" w:tentative="1">
+      <w:start w:val="1"/>
+      <w:numFmt w:val="bullet"/>
+      <w:lvlText w:val=""/>
+      <w:lvlJc w:val="left"/>
+      <w:pPr>
+        <w:tabs>
+          <w:tab w:val="num" w:pos="5040"/>
+        </w:tabs>
+        <w:ind w:left="5040" w:hanging="360"/>
+      </w:pPr>
+      <w:rPr>
+        <w:rFonts w:ascii="Wingdings" w:hAnsi="Wingdings" w:hint="default"/>
+        <w:sz w:val="20"/>
+      </w:rPr>
+    </w:lvl>
+    <w:lvl w:ilvl="7" w:tentative="1">
+      <w:start w:val="1"/>
+      <w:numFmt w:val="bullet"/>
+      <w:lvlText w:val=""/>
+      <w:lvlJc w:val="left"/>
+      <w:pPr>
+        <w:tabs>
+          <w:tab w:val="num" w:pos="5760"/>
+        </w:tabs>
+        <w:ind w:left="5760" w:hanging="360"/>
+      </w:pPr>
+      <w:rPr>
+        <w:rFonts w:ascii="Wingdings" w:hAnsi="Wingdings" w:hint="default"/>
+        <w:sz w:val="20"/>
+      </w:rPr>
+    </w:lvl>
+    <w:lvl w:ilvl="8" w:tentative="1">
+      <w:start w:val="1"/>
+      <w:numFmt w:val="bullet"/>
+      <w:lvlText w:val=""/>
+      <w:lvlJc w:val="left"/>
+      <w:pPr>
+        <w:tabs>
+          <w:tab w:val="num" w:pos="6480"/>
+        </w:tabs>
+        <w:ind w:left="6480" w:hanging="360"/>
+      </w:pPr>
+      <w:rPr>
+        <w:rFonts w:ascii="Wingdings" w:hAnsi="Wingdings" w:hint="default"/>
+        <w:sz w:val="20"/>
+      </w:rPr>
+    </w:lvl>
+  </w:abstractNum>
+  <w:abstractNum w:abstractNumId="6" w15:restartNumberingAfterBreak="0">
     <w:nsid w:val="6F624C36"/>
     <w:multiLevelType w:val="hybridMultilevel"/>
     <w:tmpl w:val="20B4E4D6"/>
@@ -3331,14 +7306,167 @@
       </w:pPr>
     </w:lvl>
   </w:abstractNum>
+  <w:abstractNum w:abstractNumId="7" w15:restartNumberingAfterBreak="0">
+    <w:nsid w:val="7AC944C3"/>
+    <w:multiLevelType w:val="multilevel"/>
+    <w:tmpl w:val="7204A590"/>
+    <w:lvl w:ilvl="0">
+      <w:start w:val="2"/>
+      <w:numFmt w:val="decimal"/>
+      <w:lvlText w:val="%1."/>
+      <w:lvlJc w:val="left"/>
+      <w:pPr>
+        <w:tabs>
+          <w:tab w:val="num" w:pos="720"/>
+        </w:tabs>
+        <w:ind w:left="720" w:hanging="360"/>
+      </w:pPr>
+    </w:lvl>
+    <w:lvl w:ilvl="1" w:tentative="1">
+      <w:start w:val="1"/>
+      <w:numFmt w:val="decimal"/>
+      <w:lvlText w:val="%2."/>
+      <w:lvlJc w:val="left"/>
+      <w:pPr>
+        <w:tabs>
+          <w:tab w:val="num" w:pos="1440"/>
+        </w:tabs>
+        <w:ind w:left="1440" w:hanging="360"/>
+      </w:pPr>
+    </w:lvl>
+    <w:lvl w:ilvl="2" w:tentative="1">
+      <w:start w:val="1"/>
+      <w:numFmt w:val="decimal"/>
+      <w:lvlText w:val="%3."/>
+      <w:lvlJc w:val="left"/>
+      <w:pPr>
+        <w:tabs>
+          <w:tab w:val="num" w:pos="2160"/>
+        </w:tabs>
+        <w:ind w:left="2160" w:hanging="360"/>
+      </w:pPr>
+    </w:lvl>
+    <w:lvl w:ilvl="3" w:tentative="1">
+      <w:start w:val="1"/>
+      <w:numFmt w:val="decimal"/>
+      <w:lvlText w:val="%4."/>
+      <w:lvlJc w:val="left"/>
+      <w:pPr>
+        <w:tabs>
+          <w:tab w:val="num" w:pos="2880"/>
+        </w:tabs>
+        <w:ind w:left="2880" w:hanging="360"/>
+      </w:pPr>
+    </w:lvl>
+    <w:lvl w:ilvl="4" w:tentative="1">
+      <w:start w:val="1"/>
+      <w:numFmt w:val="decimal"/>
+      <w:lvlText w:val="%5."/>
+      <w:lvlJc w:val="left"/>
+      <w:pPr>
+        <w:tabs>
+          <w:tab w:val="num" w:pos="3600"/>
+        </w:tabs>
+        <w:ind w:left="3600" w:hanging="360"/>
+      </w:pPr>
+    </w:lvl>
+    <w:lvl w:ilvl="5" w:tentative="1">
+      <w:start w:val="1"/>
+      <w:numFmt w:val="decimal"/>
+      <w:lvlText w:val="%6."/>
+      <w:lvlJc w:val="left"/>
+      <w:pPr>
+        <w:tabs>
+          <w:tab w:val="num" w:pos="4320"/>
+        </w:tabs>
+        <w:ind w:left="4320" w:hanging="360"/>
+      </w:pPr>
+    </w:lvl>
+    <w:lvl w:ilvl="6" w:tentative="1">
+      <w:start w:val="1"/>
+      <w:numFmt w:val="decimal"/>
+      <w:lvlText w:val="%7."/>
+      <w:lvlJc w:val="left"/>
+      <w:pPr>
+        <w:tabs>
+          <w:tab w:val="num" w:pos="5040"/>
+        </w:tabs>
+        <w:ind w:left="5040" w:hanging="360"/>
+      </w:pPr>
+    </w:lvl>
+    <w:lvl w:ilvl="7" w:tentative="1">
+      <w:start w:val="1"/>
+      <w:numFmt w:val="decimal"/>
+      <w:lvlText w:val="%8."/>
+      <w:lvlJc w:val="left"/>
+      <w:pPr>
+        <w:tabs>
+          <w:tab w:val="num" w:pos="5760"/>
+        </w:tabs>
+        <w:ind w:left="5760" w:hanging="360"/>
+      </w:pPr>
+    </w:lvl>
+    <w:lvl w:ilvl="8" w:tentative="1">
+      <w:start w:val="1"/>
+      <w:numFmt w:val="decimal"/>
+      <w:lvlText w:val="%9."/>
+      <w:lvlJc w:val="left"/>
+      <w:pPr>
+        <w:tabs>
+          <w:tab w:val="num" w:pos="6480"/>
+        </w:tabs>
+        <w:ind w:left="6480" w:hanging="360"/>
+      </w:pPr>
+    </w:lvl>
+  </w:abstractNum>
   <w:num w:numId="1">
+    <w:abstractNumId w:val="6"/>
+  </w:num>
+  <w:num w:numId="2">
+    <w:abstractNumId w:val="3"/>
+  </w:num>
+  <w:num w:numId="3">
     <w:abstractNumId w:val="2"/>
   </w:num>
-  <w:num w:numId="2">
+  <w:num w:numId="4">
     <w:abstractNumId w:val="1"/>
+    <w:lvlOverride w:ilvl="0">
+      <w:startOverride w:val="1"/>
+    </w:lvlOverride>
+    <w:lvlOverride w:ilvl="1"/>
+    <w:lvlOverride w:ilvl="2">
+      <w:startOverride w:val="1"/>
+    </w:lvlOverride>
+    <w:lvlOverride w:ilvl="3">
+      <w:startOverride w:val="1"/>
+    </w:lvlOverride>
+    <w:lvlOverride w:ilvl="4">
+      <w:startOverride w:val="1"/>
+    </w:lvlOverride>
+    <w:lvlOverride w:ilvl="5">
+      <w:startOverride w:val="1"/>
+    </w:lvlOverride>
+    <w:lvlOverride w:ilvl="6">
+      <w:startOverride w:val="1"/>
+    </w:lvlOverride>
+    <w:lvlOverride w:ilvl="7">
+      <w:startOverride w:val="1"/>
+    </w:lvlOverride>
+    <w:lvlOverride w:ilvl="8">
+      <w:startOverride w:val="1"/>
+    </w:lvlOverride>
   </w:num>
-  <w:num w:numId="3">
+  <w:num w:numId="5">
+    <w:abstractNumId w:val="7"/>
+  </w:num>
+  <w:num w:numId="6">
     <w:abstractNumId w:val="0"/>
+  </w:num>
+  <w:num w:numId="7">
+    <w:abstractNumId w:val="4"/>
+  </w:num>
+  <w:num w:numId="8">
+    <w:abstractNumId w:val="5"/>
   </w:num>
 </w:numbering>
 </file>
@@ -3741,7 +7869,7 @@
   <w:style w:type="paragraph" w:default="1" w:styleId="a">
     <w:name w:val="Normal"/>
     <w:qFormat/>
-    <w:rsid w:val="00F635AF"/>
+    <w:rsid w:val="008F5CBC"/>
     <w:pPr>
       <w:spacing w:after="0" w:line="240" w:lineRule="auto"/>
     </w:pPr>
@@ -3920,6 +8048,18 @@
     <w:rPr>
       <w:b/>
       <w:bCs/>
+    </w:rPr>
+  </w:style>
+  <w:style w:type="character" w:styleId="ac">
+    <w:name w:val="Hyperlink"/>
+    <w:basedOn w:val="a0"/>
+    <w:uiPriority w:val="99"/>
+    <w:semiHidden/>
+    <w:unhideWhenUsed/>
+    <w:rsid w:val="006A2411"/>
+    <w:rPr>
+      <w:color w:val="0000FF"/>
+      <w:u w:val="single"/>
     </w:rPr>
   </w:style>
 </w:styles>
@@ -4213,7 +8353,7 @@
 </file>
 
 <file path=customXml/itemProps1.xml><?xml version="1.0" encoding="utf-8"?>
-<ds:datastoreItem xmlns:ds="http://schemas.openxmlformats.org/officeDocument/2006/customXml" ds:itemID="{3550FD86-5FF3-4B52-AF36-9C0CF0097F8B}">
+<ds:datastoreItem xmlns:ds="http://schemas.openxmlformats.org/officeDocument/2006/customXml" ds:itemID="{2C52E865-86A4-4D66-AA52-81B497B68886}">
   <ds:schemaRefs>
     <ds:schemaRef ds:uri="http://schemas.openxmlformats.org/officeDocument/2006/bibliography"/>
   </ds:schemaRefs>

--- a/lab1/Лабораторная работа №1.docx
+++ b/lab1/Лабораторная работа №1.docx
@@ -1368,7 +1368,7 @@
                 <w:sz w:val="28"/>
                 <w:szCs w:val="28"/>
               </w:rPr>
-              <w:t>д.т.н., профессор</w:t>
+              <w:t>лаборант кафедры АСУ</w:t>
             </w:r>
           </w:p>
         </w:tc>
@@ -1429,21 +1429,21 @@
                 <w:szCs w:val="28"/>
               </w:rPr>
             </w:pPr>
-            <w:proofErr w:type="spellStart"/>
             <w:r>
               <w:rPr>
                 <w:sz w:val="28"/>
                 <w:szCs w:val="28"/>
               </w:rPr>
-              <w:t>Качановский</w:t>
+              <w:t>Титов В.А</w:t>
             </w:r>
-            <w:proofErr w:type="spellEnd"/>
+            <w:bookmarkStart w:id="0" w:name="_GoBack"/>
+            <w:bookmarkEnd w:id="0"/>
             <w:r>
               <w:rPr>
                 <w:sz w:val="28"/>
                 <w:szCs w:val="28"/>
               </w:rPr>
-              <w:t xml:space="preserve"> Ю.П.</w:t>
+              <w:t>.</w:t>
             </w:r>
           </w:p>
         </w:tc>
@@ -1822,24 +1822,15 @@
           <w:szCs w:val="28"/>
         </w:rPr>
       </w:pPr>
-      <w:bookmarkStart w:id="0" w:name="_Hlk221805892"/>
-      <w:r>
-        <w:rPr>
-          <w:sz w:val="28"/>
-          <w:szCs w:val="28"/>
-        </w:rPr>
-        <w:t xml:space="preserve">Написать </w:t>
-      </w:r>
-      <w:proofErr w:type="spellStart"/>
-      <w:r>
-        <w:rPr>
-          <w:sz w:val="28"/>
-          <w:szCs w:val="28"/>
-        </w:rPr>
-        <w:t>docker-compose.yml</w:t>
-      </w:r>
-      <w:bookmarkEnd w:id="0"/>
-      <w:proofErr w:type="spellEnd"/>
+      <w:bookmarkStart w:id="1" w:name="_Hlk221805892"/>
+      <w:r>
+        <w:rPr>
+          <w:sz w:val="28"/>
+          <w:szCs w:val="28"/>
+        </w:rPr>
+        <w:t>Написать docker-compose.yml</w:t>
+      </w:r>
+      <w:bookmarkEnd w:id="1"/>
       <w:r>
         <w:rPr>
           <w:sz w:val="28"/>
@@ -1883,23 +1874,7 @@
           <w:sz w:val="28"/>
           <w:szCs w:val="28"/>
         </w:rPr>
-        <w:t xml:space="preserve"> и </w:t>
-      </w:r>
-      <w:proofErr w:type="spellStart"/>
-      <w:r>
-        <w:rPr>
-          <w:sz w:val="28"/>
-          <w:szCs w:val="28"/>
-        </w:rPr>
-        <w:t>Apache</w:t>
-      </w:r>
-      <w:proofErr w:type="spellEnd"/>
-      <w:r>
-        <w:rPr>
-          <w:sz w:val="28"/>
-          <w:szCs w:val="28"/>
-        </w:rPr>
-        <w:t>.</w:t>
+        <w:t xml:space="preserve"> и Apache.</w:t>
       </w:r>
     </w:p>
     <w:p>
@@ -1923,7 +1898,6 @@
         </w:rPr>
         <w:t xml:space="preserve">Поднимает контейнер с </w:t>
       </w:r>
-      <w:proofErr w:type="spellStart"/>
       <w:r>
         <w:rPr>
           <w:b/>
@@ -1933,7 +1907,6 @@
         </w:rPr>
         <w:t>MySQL</w:t>
       </w:r>
-      <w:proofErr w:type="spellEnd"/>
       <w:r>
         <w:rPr>
           <w:sz w:val="28"/>
@@ -1994,54 +1967,13 @@
           <w:szCs w:val="28"/>
         </w:rPr>
       </w:pPr>
-      <w:bookmarkStart w:id="1" w:name="_Hlk221806605"/>
-      <w:r>
-        <w:rPr>
-          <w:sz w:val="28"/>
-          <w:szCs w:val="28"/>
-        </w:rPr>
-        <w:t xml:space="preserve">Проверить, что PHP работает (создать </w:t>
-      </w:r>
-      <w:proofErr w:type="spellStart"/>
-      <w:r>
-        <w:rPr>
-          <w:sz w:val="28"/>
-          <w:szCs w:val="28"/>
-        </w:rPr>
-        <w:t>index.php</w:t>
-      </w:r>
-      <w:proofErr w:type="spellEnd"/>
-      <w:r>
-        <w:rPr>
-          <w:sz w:val="28"/>
-          <w:szCs w:val="28"/>
-        </w:rPr>
-        <w:t xml:space="preserve">, который выводит </w:t>
-      </w:r>
-      <w:proofErr w:type="spellStart"/>
-      <w:proofErr w:type="gramStart"/>
-      <w:r>
-        <w:rPr>
-          <w:sz w:val="28"/>
-          <w:szCs w:val="28"/>
-        </w:rPr>
-        <w:t>phpinfo</w:t>
-      </w:r>
-      <w:proofErr w:type="spellEnd"/>
-      <w:r>
-        <w:rPr>
-          <w:sz w:val="28"/>
-          <w:szCs w:val="28"/>
-        </w:rPr>
-        <w:t>(</w:t>
-      </w:r>
-      <w:proofErr w:type="gramEnd"/>
-      <w:r>
-        <w:rPr>
-          <w:sz w:val="28"/>
-          <w:szCs w:val="28"/>
-        </w:rPr>
-        <w:t>)).</w:t>
+      <w:bookmarkStart w:id="2" w:name="_Hlk221806605"/>
+      <w:r>
+        <w:rPr>
+          <w:sz w:val="28"/>
+          <w:szCs w:val="28"/>
+        </w:rPr>
+        <w:t>Проверить, что PHP работает (создать index.php, который выводит phpinfo()).</w:t>
       </w:r>
     </w:p>
     <w:p>
@@ -2058,8 +1990,8 @@
           <w:szCs w:val="28"/>
         </w:rPr>
       </w:pPr>
-      <w:bookmarkStart w:id="2" w:name="_Hlk221806830"/>
-      <w:bookmarkEnd w:id="1"/>
+      <w:bookmarkStart w:id="3" w:name="_Hlk221806830"/>
+      <w:bookmarkEnd w:id="2"/>
       <w:r>
         <w:rPr>
           <w:sz w:val="28"/>
@@ -2067,7 +1999,6 @@
         </w:rPr>
         <w:t xml:space="preserve">Написать </w:t>
       </w:r>
-      <w:proofErr w:type="spellStart"/>
       <w:r>
         <w:rPr>
           <w:b/>
@@ -2077,7 +2008,6 @@
         </w:rPr>
         <w:t>Dockerfile</w:t>
       </w:r>
-      <w:proofErr w:type="spellEnd"/>
       <w:r>
         <w:rPr>
           <w:sz w:val="28"/>
@@ -2100,8 +2030,8 @@
           <w:szCs w:val="28"/>
         </w:rPr>
       </w:pPr>
-      <w:bookmarkStart w:id="3" w:name="_Hlk221807013"/>
-      <w:bookmarkEnd w:id="2"/>
+      <w:bookmarkStart w:id="4" w:name="_Hlk221807013"/>
+      <w:bookmarkEnd w:id="3"/>
       <w:r>
         <w:rPr>
           <w:sz w:val="28"/>
@@ -2109,7 +2039,6 @@
         </w:rPr>
         <w:t xml:space="preserve">Подключить контейнер </w:t>
       </w:r>
-      <w:proofErr w:type="spellStart"/>
       <w:r>
         <w:rPr>
           <w:b/>
@@ -2119,7 +2048,6 @@
         </w:rPr>
         <w:t>phpMyAdmin</w:t>
       </w:r>
-      <w:proofErr w:type="spellEnd"/>
       <w:r>
         <w:rPr>
           <w:sz w:val="28"/>
@@ -2128,7 +2056,7 @@
         <w:t xml:space="preserve"> для работы с базой данных.</w:t>
       </w:r>
     </w:p>
-    <w:bookmarkEnd w:id="3"/>
+    <w:bookmarkEnd w:id="4"/>
     <w:p>
       <w:pPr>
         <w:spacing w:after="200" w:line="276" w:lineRule="auto"/>
@@ -2189,16 +2117,14 @@
           <w:bCs/>
           <w:sz w:val="28"/>
           <w:szCs w:val="28"/>
-          <w:lang w:val="en-US"/>
-        </w:rPr>
-      </w:pPr>
-      <w:r>
-        <w:rPr>
-          <w:b/>
-          <w:bCs/>
-          <w:sz w:val="28"/>
-          <w:szCs w:val="28"/>
-          <w:lang w:val="en-US"/>
+        </w:rPr>
+      </w:pPr>
+      <w:r>
+        <w:rPr>
+          <w:b/>
+          <w:bCs/>
+          <w:sz w:val="28"/>
+          <w:szCs w:val="28"/>
         </w:rPr>
         <w:t xml:space="preserve">1. </w:t>
       </w:r>
@@ -2217,9 +2143,27 @@
           <w:bCs/>
           <w:sz w:val="28"/>
           <w:szCs w:val="28"/>
-          <w:lang w:val="en-US"/>
-        </w:rPr>
-        <w:t xml:space="preserve"> Docker </w:t>
+        </w:rPr>
+        <w:t xml:space="preserve"> </w:t>
+      </w:r>
+      <w:r>
+        <w:rPr>
+          <w:b/>
+          <w:bCs/>
+          <w:sz w:val="28"/>
+          <w:szCs w:val="28"/>
+          <w:lang w:val="en-US"/>
+        </w:rPr>
+        <w:t>Docker</w:t>
+      </w:r>
+      <w:r>
+        <w:rPr>
+          <w:b/>
+          <w:bCs/>
+          <w:sz w:val="28"/>
+          <w:szCs w:val="28"/>
+        </w:rPr>
+        <w:t xml:space="preserve"> </w:t>
       </w:r>
       <w:r>
         <w:rPr>
@@ -2236,9 +2180,37 @@
           <w:bCs/>
           <w:sz w:val="28"/>
           <w:szCs w:val="28"/>
-          <w:lang w:val="en-US"/>
-        </w:rPr>
-        <w:t xml:space="preserve"> Docker Compose</w:t>
+        </w:rPr>
+        <w:t xml:space="preserve"> </w:t>
+      </w:r>
+      <w:r>
+        <w:rPr>
+          <w:b/>
+          <w:bCs/>
+          <w:sz w:val="28"/>
+          <w:szCs w:val="28"/>
+          <w:lang w:val="en-US"/>
+        </w:rPr>
+        <w:t>Docker</w:t>
+      </w:r>
+      <w:r>
+        <w:rPr>
+          <w:b/>
+          <w:bCs/>
+          <w:sz w:val="28"/>
+          <w:szCs w:val="28"/>
+        </w:rPr>
+        <w:t xml:space="preserve"> </w:t>
+      </w:r>
+      <w:r>
+        <w:rPr>
+          <w:b/>
+          <w:bCs/>
+          <w:sz w:val="28"/>
+          <w:szCs w:val="28"/>
+          <w:lang w:val="en-US"/>
+        </w:rPr>
+        <w:t>Compose</w:t>
       </w:r>
     </w:p>
     <w:p>
@@ -2258,386 +2230,14 @@
           <w:sz w:val="28"/>
           <w:szCs w:val="28"/>
         </w:rPr>
-        <w:t xml:space="preserve">Платформа </w:t>
-      </w:r>
-      <w:proofErr w:type="spellStart"/>
-      <w:r>
-        <w:rPr>
-          <w:b/>
-          <w:bCs/>
-          <w:sz w:val="28"/>
-          <w:szCs w:val="28"/>
-        </w:rPr>
-        <w:t>Docker</w:t>
-      </w:r>
-      <w:proofErr w:type="spellEnd"/>
-      <w:r>
-        <w:rPr>
-          <w:b/>
-          <w:bCs/>
-          <w:sz w:val="28"/>
-          <w:szCs w:val="28"/>
-        </w:rPr>
-        <w:t xml:space="preserve"> (</w:t>
-      </w:r>
-      <w:proofErr w:type="spellStart"/>
-      <w:r>
-        <w:rPr>
-          <w:b/>
-          <w:bCs/>
-          <w:sz w:val="28"/>
-          <w:szCs w:val="28"/>
-        </w:rPr>
-        <w:t>Docker</w:t>
-      </w:r>
-      <w:proofErr w:type="spellEnd"/>
-      <w:r>
-        <w:rPr>
-          <w:b/>
-          <w:bCs/>
-          <w:sz w:val="28"/>
-          <w:szCs w:val="28"/>
-        </w:rPr>
-        <w:t xml:space="preserve"> </w:t>
-      </w:r>
-      <w:proofErr w:type="spellStart"/>
-      <w:r>
-        <w:rPr>
-          <w:b/>
-          <w:bCs/>
-          <w:sz w:val="28"/>
-          <w:szCs w:val="28"/>
-        </w:rPr>
-        <w:t>Platform</w:t>
-      </w:r>
-      <w:proofErr w:type="spellEnd"/>
-      <w:r>
-        <w:rPr>
-          <w:b/>
-          <w:bCs/>
-          <w:sz w:val="28"/>
-          <w:szCs w:val="28"/>
-        </w:rPr>
-        <w:t>)</w:t>
-      </w:r>
-      <w:r>
-        <w:rPr>
-          <w:sz w:val="28"/>
-          <w:szCs w:val="28"/>
-        </w:rPr>
-        <w:t xml:space="preserve"> — это программа, которая даёт возможность упаковывать приложения в контейнеры и запускать их на серверах. Платформа </w:t>
-      </w:r>
-      <w:proofErr w:type="spellStart"/>
-      <w:r>
-        <w:rPr>
-          <w:sz w:val="28"/>
-          <w:szCs w:val="28"/>
-        </w:rPr>
-        <w:t>Docker</w:t>
-      </w:r>
-      <w:proofErr w:type="spellEnd"/>
-      <w:r>
-        <w:rPr>
-          <w:sz w:val="28"/>
-          <w:szCs w:val="28"/>
-        </w:rPr>
-        <w:t xml:space="preserve"> позволяет помещать в контейнеры код и его зависимости. Как результат, системы, основанные на контейнерах, легко масштабировать, так как контейнеры можно переносить и воспроизводить.</w:t>
-      </w:r>
-    </w:p>
-    <w:p>
-      <w:pPr>
-        <w:spacing w:after="200" w:line="360" w:lineRule="auto"/>
-        <w:ind w:firstLine="708"/>
-        <w:jc w:val="both"/>
-        <w:rPr>
-          <w:sz w:val="28"/>
-          <w:szCs w:val="28"/>
-        </w:rPr>
-      </w:pPr>
-      <w:proofErr w:type="spellStart"/>
-      <w:r>
-        <w:rPr>
-          <w:b/>
-          <w:bCs/>
-          <w:sz w:val="28"/>
-          <w:szCs w:val="28"/>
-        </w:rPr>
-        <w:t>Docker</w:t>
-      </w:r>
-      <w:proofErr w:type="spellEnd"/>
-      <w:r>
-        <w:rPr>
-          <w:b/>
-          <w:bCs/>
-          <w:sz w:val="28"/>
-          <w:szCs w:val="28"/>
-        </w:rPr>
-        <w:t xml:space="preserve"> </w:t>
-      </w:r>
-      <w:proofErr w:type="spellStart"/>
-      <w:r>
-        <w:rPr>
-          <w:b/>
-          <w:bCs/>
-          <w:sz w:val="28"/>
-          <w:szCs w:val="28"/>
-        </w:rPr>
-        <w:t>Compose</w:t>
-      </w:r>
-      <w:proofErr w:type="spellEnd"/>
-      <w:r>
-        <w:rPr>
-          <w:sz w:val="28"/>
-          <w:szCs w:val="28"/>
-        </w:rPr>
-        <w:t xml:space="preserve"> — это инструмент, который упрощает развёртывание приложений, для работы которых требуется несколько контейнеров </w:t>
-      </w:r>
-      <w:proofErr w:type="spellStart"/>
-      <w:r>
-        <w:rPr>
-          <w:sz w:val="28"/>
-          <w:szCs w:val="28"/>
-        </w:rPr>
-        <w:t>Docker</w:t>
-      </w:r>
-      <w:proofErr w:type="spellEnd"/>
-      <w:r>
-        <w:rPr>
-          <w:sz w:val="28"/>
-          <w:szCs w:val="28"/>
-        </w:rPr>
-        <w:t xml:space="preserve">. </w:t>
-      </w:r>
-      <w:proofErr w:type="spellStart"/>
-      <w:r>
-        <w:rPr>
-          <w:sz w:val="28"/>
-          <w:szCs w:val="28"/>
-        </w:rPr>
-        <w:t>Docker</w:t>
-      </w:r>
-      <w:proofErr w:type="spellEnd"/>
-      <w:r>
-        <w:rPr>
-          <w:sz w:val="28"/>
-          <w:szCs w:val="28"/>
-        </w:rPr>
-        <w:t xml:space="preserve"> </w:t>
-      </w:r>
-      <w:proofErr w:type="spellStart"/>
-      <w:r>
-        <w:rPr>
-          <w:sz w:val="28"/>
-          <w:szCs w:val="28"/>
-        </w:rPr>
-        <w:t>Compose</w:t>
-      </w:r>
-      <w:proofErr w:type="spellEnd"/>
-      <w:r>
-        <w:rPr>
-          <w:sz w:val="28"/>
-          <w:szCs w:val="28"/>
-        </w:rPr>
-        <w:t xml:space="preserve"> позволяет выполнять команды, описываемые в файле </w:t>
-      </w:r>
-      <w:proofErr w:type="spellStart"/>
-      <w:r>
-        <w:rPr>
-          <w:sz w:val="28"/>
-          <w:szCs w:val="28"/>
-        </w:rPr>
-        <w:t>docker-compose.yml</w:t>
-      </w:r>
-      <w:proofErr w:type="spellEnd"/>
-      <w:r>
-        <w:rPr>
-          <w:sz w:val="28"/>
-          <w:szCs w:val="28"/>
-        </w:rPr>
-        <w:t xml:space="preserve">. Эти команды можно выполнять столько раз, сколько потребуется. Интерфейс командной строки </w:t>
-      </w:r>
-      <w:proofErr w:type="spellStart"/>
-      <w:r>
-        <w:rPr>
-          <w:sz w:val="28"/>
-          <w:szCs w:val="28"/>
-        </w:rPr>
-        <w:t>Docker</w:t>
-      </w:r>
-      <w:proofErr w:type="spellEnd"/>
-      <w:r>
-        <w:rPr>
-          <w:sz w:val="28"/>
-          <w:szCs w:val="28"/>
-        </w:rPr>
-        <w:t xml:space="preserve"> </w:t>
-      </w:r>
-      <w:proofErr w:type="spellStart"/>
-      <w:r>
-        <w:rPr>
-          <w:sz w:val="28"/>
-          <w:szCs w:val="28"/>
-        </w:rPr>
-        <w:t>Compose</w:t>
-      </w:r>
-      <w:proofErr w:type="spellEnd"/>
-      <w:r>
-        <w:rPr>
-          <w:sz w:val="28"/>
-          <w:szCs w:val="28"/>
-        </w:rPr>
-        <w:t xml:space="preserve"> упрощает взаимодействие с </w:t>
-      </w:r>
-      <w:proofErr w:type="spellStart"/>
-      <w:r>
-        <w:rPr>
-          <w:sz w:val="28"/>
-          <w:szCs w:val="28"/>
-        </w:rPr>
-        <w:t>многоконтейнерными</w:t>
-      </w:r>
-      <w:proofErr w:type="spellEnd"/>
-      <w:r>
-        <w:rPr>
-          <w:sz w:val="28"/>
-          <w:szCs w:val="28"/>
-        </w:rPr>
-        <w:t xml:space="preserve"> приложениями. Этот инструмент устанавливается при установке </w:t>
-      </w:r>
-      <w:proofErr w:type="spellStart"/>
-      <w:r>
-        <w:rPr>
-          <w:sz w:val="28"/>
-          <w:szCs w:val="28"/>
-        </w:rPr>
-        <w:t>Docker</w:t>
-      </w:r>
-      <w:proofErr w:type="spellEnd"/>
-      <w:r>
-        <w:rPr>
-          <w:sz w:val="28"/>
-          <w:szCs w:val="28"/>
-        </w:rPr>
-        <w:t>.</w:t>
-      </w:r>
-    </w:p>
-    <w:p>
-      <w:pPr>
-        <w:spacing w:after="200" w:line="360" w:lineRule="auto"/>
-        <w:ind w:firstLine="708"/>
-        <w:jc w:val="both"/>
-        <w:rPr>
-          <w:sz w:val="28"/>
-          <w:szCs w:val="28"/>
-        </w:rPr>
-      </w:pPr>
-      <w:r>
-        <w:rPr>
-          <w:sz w:val="28"/>
-          <w:szCs w:val="28"/>
-        </w:rPr>
-        <w:t xml:space="preserve">Для установки </w:t>
-      </w:r>
-      <w:r>
-        <w:rPr>
-          <w:sz w:val="28"/>
-          <w:szCs w:val="28"/>
-          <w:lang w:val="en-US"/>
-        </w:rPr>
-        <w:t>Docker</w:t>
-      </w:r>
-      <w:r>
-        <w:rPr>
-          <w:sz w:val="28"/>
-          <w:szCs w:val="28"/>
-        </w:rPr>
-        <w:t xml:space="preserve"> </w:t>
-      </w:r>
-      <w:r>
-        <w:rPr>
-          <w:sz w:val="28"/>
-          <w:szCs w:val="28"/>
-        </w:rPr>
-        <w:t xml:space="preserve">и </w:t>
-      </w:r>
-      <w:r>
-        <w:rPr>
-          <w:sz w:val="28"/>
-          <w:szCs w:val="28"/>
-          <w:lang w:val="en-US"/>
-        </w:rPr>
-        <w:t>Docker</w:t>
-      </w:r>
-      <w:r>
-        <w:rPr>
-          <w:sz w:val="28"/>
-          <w:szCs w:val="28"/>
-        </w:rPr>
-        <w:t xml:space="preserve"> </w:t>
-      </w:r>
-      <w:r>
-        <w:rPr>
-          <w:sz w:val="28"/>
-          <w:szCs w:val="28"/>
-          <w:lang w:val="en-US"/>
-        </w:rPr>
-        <w:t>Compose</w:t>
-      </w:r>
-      <w:r>
-        <w:rPr>
-          <w:sz w:val="28"/>
-          <w:szCs w:val="28"/>
-        </w:rPr>
-        <w:t xml:space="preserve">, </w:t>
-      </w:r>
-      <w:r>
-        <w:rPr>
-          <w:sz w:val="28"/>
-          <w:szCs w:val="28"/>
-        </w:rPr>
-        <w:t xml:space="preserve">зайдём на официальный сайт </w:t>
-      </w:r>
-      <w:r>
-        <w:rPr>
-          <w:sz w:val="28"/>
-          <w:szCs w:val="28"/>
-          <w:lang w:val="en-US"/>
-        </w:rPr>
-        <w:t>Docker</w:t>
-      </w:r>
-      <w:r>
-        <w:rPr>
-          <w:sz w:val="28"/>
-          <w:szCs w:val="28"/>
-        </w:rPr>
-        <w:t xml:space="preserve"> </w:t>
-      </w:r>
-      <w:r>
-        <w:rPr>
-          <w:sz w:val="28"/>
-          <w:szCs w:val="28"/>
-        </w:rPr>
-        <w:t>и установим его. После установки ОС перезагрузится.</w:t>
-      </w:r>
-    </w:p>
-    <w:p>
-      <w:pPr>
-        <w:spacing w:after="200" w:line="276" w:lineRule="auto"/>
-        <w:rPr>
-          <w:b/>
-          <w:bCs/>
-          <w:sz w:val="28"/>
-          <w:szCs w:val="28"/>
-        </w:rPr>
-      </w:pPr>
-      <w:r>
-        <w:rPr>
-          <w:b/>
-          <w:bCs/>
-          <w:sz w:val="28"/>
-          <w:szCs w:val="28"/>
-        </w:rPr>
-        <w:br w:type="page"/>
+        <w:t>Платформа Docker (Docker Platform)</w:t>
+      </w:r>
+      <w:r>
+        <w:rPr>
+          <w:sz w:val="28"/>
+          <w:szCs w:val="28"/>
+        </w:rPr>
+        <w:t xml:space="preserve"> — это программа, которая даёт возможность упаковывать приложения в контейнеры и запускать их на серверах. Платформа Docker позволяет помещать в контейнеры код и его зависимости. Как результат, системы, основанные на контейнерах, легко масштабировать, так как контейнеры можно переносить и воспроизводить.</w:t>
       </w:r>
     </w:p>
     <w:p>
@@ -2646,6 +2246,215 @@
         <w:ind w:firstLine="708"/>
         <w:jc w:val="both"/>
         <w:rPr>
+          <w:sz w:val="28"/>
+          <w:szCs w:val="28"/>
+        </w:rPr>
+      </w:pPr>
+      <w:r>
+        <w:rPr>
+          <w:b/>
+          <w:bCs/>
+          <w:sz w:val="28"/>
+          <w:szCs w:val="28"/>
+        </w:rPr>
+        <w:t>Docker Compose</w:t>
+      </w:r>
+      <w:r>
+        <w:rPr>
+          <w:sz w:val="28"/>
+          <w:szCs w:val="28"/>
+        </w:rPr>
+        <w:t xml:space="preserve"> — это инструмент, который упрощает развёртывание приложений, для работы которых требуется несколько контейнеров Docker. Docker Compose позволяет выполнять команды, описываемые в файле docker-compose.yml. Эти команды можно выполнять столько раз, сколько потребуется. Интерфейс командной строки Docker Compose упрощает взаимодействие с многоконтейнерными приложениями. Этот инструмент устанавливается при установке Docker.</w:t>
+      </w:r>
+    </w:p>
+    <w:p>
+      <w:pPr>
+        <w:spacing w:line="360" w:lineRule="auto"/>
+        <w:ind w:firstLine="708"/>
+        <w:jc w:val="both"/>
+        <w:rPr>
+          <w:sz w:val="28"/>
+          <w:szCs w:val="28"/>
+        </w:rPr>
+      </w:pPr>
+      <w:r>
+        <w:rPr>
+          <w:sz w:val="28"/>
+          <w:szCs w:val="28"/>
+        </w:rPr>
+        <w:t xml:space="preserve">Для установки </w:t>
+      </w:r>
+      <w:r>
+        <w:rPr>
+          <w:sz w:val="28"/>
+          <w:szCs w:val="28"/>
+          <w:lang w:val="en-US"/>
+        </w:rPr>
+        <w:t>Docker</w:t>
+      </w:r>
+      <w:r>
+        <w:rPr>
+          <w:sz w:val="28"/>
+          <w:szCs w:val="28"/>
+        </w:rPr>
+        <w:t xml:space="preserve"> </w:t>
+      </w:r>
+      <w:r>
+        <w:rPr>
+          <w:sz w:val="28"/>
+          <w:szCs w:val="28"/>
+        </w:rPr>
+        <w:t xml:space="preserve">и </w:t>
+      </w:r>
+      <w:r>
+        <w:rPr>
+          <w:sz w:val="28"/>
+          <w:szCs w:val="28"/>
+          <w:lang w:val="en-US"/>
+        </w:rPr>
+        <w:t>Docker</w:t>
+      </w:r>
+      <w:r>
+        <w:rPr>
+          <w:sz w:val="28"/>
+          <w:szCs w:val="28"/>
+        </w:rPr>
+        <w:t xml:space="preserve"> </w:t>
+      </w:r>
+      <w:r>
+        <w:rPr>
+          <w:sz w:val="28"/>
+          <w:szCs w:val="28"/>
+          <w:lang w:val="en-US"/>
+        </w:rPr>
+        <w:t>Compose</w:t>
+      </w:r>
+      <w:r>
+        <w:rPr>
+          <w:sz w:val="28"/>
+          <w:szCs w:val="28"/>
+        </w:rPr>
+        <w:t xml:space="preserve">, </w:t>
+      </w:r>
+      <w:r>
+        <w:rPr>
+          <w:sz w:val="28"/>
+          <w:szCs w:val="28"/>
+        </w:rPr>
+        <w:t xml:space="preserve">зайдём на официальный сайт </w:t>
+      </w:r>
+      <w:r>
+        <w:rPr>
+          <w:sz w:val="28"/>
+          <w:szCs w:val="28"/>
+          <w:lang w:val="en-US"/>
+        </w:rPr>
+        <w:t>Docker</w:t>
+      </w:r>
+      <w:r>
+        <w:rPr>
+          <w:sz w:val="28"/>
+          <w:szCs w:val="28"/>
+        </w:rPr>
+        <w:t xml:space="preserve"> </w:t>
+      </w:r>
+      <w:r>
+        <w:rPr>
+          <w:sz w:val="28"/>
+          <w:szCs w:val="28"/>
+        </w:rPr>
+        <w:t>и установим его. После установки ОС перезагрузится.</w:t>
+      </w:r>
+    </w:p>
+    <w:p>
+      <w:pPr>
+        <w:spacing w:after="200" w:line="276" w:lineRule="auto"/>
+        <w:jc w:val="center"/>
+        <w:rPr>
+          <w:b/>
+          <w:bCs/>
+          <w:sz w:val="28"/>
+          <w:szCs w:val="28"/>
+        </w:rPr>
+      </w:pPr>
+      <w:r>
+        <w:rPr>
+          <w:noProof/>
+        </w:rPr>
+        <w:drawing>
+          <wp:inline distT="0" distB="0" distL="0" distR="0" wp14:anchorId="72B189CD" wp14:editId="6EFB1752">
+            <wp:extent cx="5565140" cy="3733575"/>
+            <wp:effectExtent l="0" t="0" r="0" b="635"/>
+            <wp:docPr id="2" name="Рисунок 2"/>
+            <wp:cNvGraphicFramePr>
+              <a:graphicFrameLocks xmlns:a="http://schemas.openxmlformats.org/drawingml/2006/main" noChangeAspect="1"/>
+            </wp:cNvGraphicFramePr>
+            <a:graphic xmlns:a="http://schemas.openxmlformats.org/drawingml/2006/main">
+              <a:graphicData uri="http://schemas.openxmlformats.org/drawingml/2006/picture">
+                <pic:pic xmlns:pic="http://schemas.openxmlformats.org/drawingml/2006/picture">
+                  <pic:nvPicPr>
+                    <pic:cNvPr id="1" name=""/>
+                    <pic:cNvPicPr/>
+                  </pic:nvPicPr>
+                  <pic:blipFill>
+                    <a:blip r:embed="rId7">
+                      <a:extLst>
+                        <a:ext uri="{28A0092B-C50C-407E-A947-70E740481C1C}">
+                          <a14:useLocalDpi xmlns:a14="http://schemas.microsoft.com/office/drawing/2010/main" val="0"/>
+                        </a:ext>
+                      </a:extLst>
+                    </a:blip>
+                    <a:stretch>
+                      <a:fillRect/>
+                    </a:stretch>
+                  </pic:blipFill>
+                  <pic:spPr>
+                    <a:xfrm>
+                      <a:off x="0" y="0"/>
+                      <a:ext cx="5600856" cy="3757537"/>
+                    </a:xfrm>
+                    <a:prstGeom prst="rect">
+                      <a:avLst/>
+                    </a:prstGeom>
+                  </pic:spPr>
+                </pic:pic>
+              </a:graphicData>
+            </a:graphic>
+          </wp:inline>
+        </w:drawing>
+      </w:r>
+    </w:p>
+    <w:p>
+      <w:pPr>
+        <w:spacing w:after="200" w:line="276" w:lineRule="auto"/>
+        <w:jc w:val="center"/>
+        <w:rPr>
+          <w:sz w:val="28"/>
+          <w:szCs w:val="28"/>
+        </w:rPr>
+      </w:pPr>
+      <w:r>
+        <w:rPr>
+          <w:sz w:val="28"/>
+          <w:szCs w:val="28"/>
+        </w:rPr>
+        <w:t xml:space="preserve">Рисунок 1 – </w:t>
+      </w:r>
+      <w:r>
+        <w:rPr>
+          <w:sz w:val="28"/>
+          <w:szCs w:val="28"/>
+          <w:lang w:val="en-US"/>
+        </w:rPr>
+        <w:t>Docker Desktop</w:t>
+      </w:r>
+    </w:p>
+    <w:p>
+      <w:pPr>
+        <w:spacing w:line="360" w:lineRule="auto"/>
+        <w:ind w:firstLine="708"/>
+        <w:jc w:val="both"/>
+        <w:rPr>
           <w:b/>
           <w:bCs/>
           <w:sz w:val="28"/>
@@ -2678,19 +2487,8 @@
           <w:sz w:val="28"/>
           <w:szCs w:val="28"/>
         </w:rPr>
-        <w:t xml:space="preserve">Написать </w:t>
-      </w:r>
-      <w:proofErr w:type="spellStart"/>
-      <w:r>
-        <w:rPr>
-          <w:b/>
-          <w:bCs/>
-          <w:sz w:val="28"/>
-          <w:szCs w:val="28"/>
-        </w:rPr>
-        <w:t>docker-compose.yml</w:t>
-      </w:r>
-      <w:proofErr w:type="spellEnd"/>
+        <w:t>Написать docker-compose.yml</w:t>
+      </w:r>
     </w:p>
     <w:p>
       <w:pPr>
@@ -2715,23 +2513,7 @@
           <w:sz w:val="28"/>
           <w:szCs w:val="28"/>
         </w:rPr>
-        <w:t xml:space="preserve">аписать </w:t>
-      </w:r>
-      <w:proofErr w:type="spellStart"/>
-      <w:r>
-        <w:rPr>
-          <w:sz w:val="28"/>
-          <w:szCs w:val="28"/>
-        </w:rPr>
-        <w:t>docker-compose.yml</w:t>
-      </w:r>
-      <w:proofErr w:type="spellEnd"/>
-      <w:r>
-        <w:rPr>
-          <w:sz w:val="28"/>
-          <w:szCs w:val="28"/>
-        </w:rPr>
-        <w:t>, который:</w:t>
+        <w:t>аписать docker-compose.yml, который:</w:t>
       </w:r>
     </w:p>
     <w:p>
@@ -2769,23 +2551,7 @@
           <w:sz w:val="28"/>
           <w:szCs w:val="28"/>
         </w:rPr>
-        <w:t xml:space="preserve"> и </w:t>
-      </w:r>
-      <w:proofErr w:type="spellStart"/>
-      <w:r>
-        <w:rPr>
-          <w:sz w:val="28"/>
-          <w:szCs w:val="28"/>
-        </w:rPr>
-        <w:t>Apache</w:t>
-      </w:r>
-      <w:proofErr w:type="spellEnd"/>
-      <w:r>
-        <w:rPr>
-          <w:sz w:val="28"/>
-          <w:szCs w:val="28"/>
-        </w:rPr>
-        <w:t>.</w:t>
+        <w:t xml:space="preserve"> и Apache.</w:t>
       </w:r>
     </w:p>
     <w:p>
@@ -2809,7 +2575,6 @@
         </w:rPr>
         <w:t xml:space="preserve">Поднимает контейнер с </w:t>
       </w:r>
-      <w:proofErr w:type="spellStart"/>
       <w:r>
         <w:rPr>
           <w:b/>
@@ -2819,7 +2584,6 @@
         </w:rPr>
         <w:t>MySQL</w:t>
       </w:r>
-      <w:proofErr w:type="spellEnd"/>
       <w:r>
         <w:rPr>
           <w:sz w:val="28"/>
@@ -2883,7 +2647,6 @@
         </w:rPr>
         <w:t xml:space="preserve">Был создан файл </w:t>
       </w:r>
-      <w:proofErr w:type="spellStart"/>
       <w:r>
         <w:rPr>
           <w:b/>
@@ -2893,7 +2656,6 @@
         </w:rPr>
         <w:t>docker-compose.yml</w:t>
       </w:r>
-      <w:proofErr w:type="spellEnd"/>
       <w:r>
         <w:rPr>
           <w:sz w:val="28"/>
@@ -2912,53 +2674,12 @@
           <w:szCs w:val="28"/>
         </w:rPr>
       </w:pPr>
-      <w:proofErr w:type="spellStart"/>
-      <w:r>
-        <w:rPr>
-          <w:sz w:val="28"/>
-          <w:szCs w:val="28"/>
-        </w:rPr>
-        <w:t>web</w:t>
-      </w:r>
-      <w:proofErr w:type="spellEnd"/>
-      <w:r>
-        <w:rPr>
-          <w:sz w:val="28"/>
-          <w:szCs w:val="28"/>
-        </w:rPr>
-        <w:t xml:space="preserve"> — PHP 8.3 + </w:t>
-      </w:r>
-      <w:proofErr w:type="spellStart"/>
-      <w:r>
-        <w:rPr>
-          <w:sz w:val="28"/>
-          <w:szCs w:val="28"/>
-        </w:rPr>
-        <w:t>Apache</w:t>
-      </w:r>
-      <w:proofErr w:type="spellEnd"/>
-      <w:r>
-        <w:rPr>
-          <w:sz w:val="28"/>
-          <w:szCs w:val="28"/>
-        </w:rPr>
-        <w:t xml:space="preserve"> (сборка через собственный </w:t>
-      </w:r>
-      <w:proofErr w:type="spellStart"/>
-      <w:r>
-        <w:rPr>
-          <w:sz w:val="28"/>
-          <w:szCs w:val="28"/>
-        </w:rPr>
-        <w:t>Dockerfile</w:t>
-      </w:r>
-      <w:proofErr w:type="spellEnd"/>
-      <w:r>
-        <w:rPr>
-          <w:sz w:val="28"/>
-          <w:szCs w:val="28"/>
-        </w:rPr>
-        <w:t>)</w:t>
+      <w:r>
+        <w:rPr>
+          <w:sz w:val="28"/>
+          <w:szCs w:val="28"/>
+        </w:rPr>
+        <w:t>web — PHP 8.3 + Apache (сборка через собственный Dockerfile)</w:t>
       </w:r>
     </w:p>
     <w:p>
@@ -2971,37 +2692,12 @@
           <w:szCs w:val="28"/>
         </w:rPr>
       </w:pPr>
-      <w:proofErr w:type="spellStart"/>
-      <w:r>
-        <w:rPr>
-          <w:sz w:val="28"/>
-          <w:szCs w:val="28"/>
-        </w:rPr>
-        <w:t>db</w:t>
-      </w:r>
-      <w:proofErr w:type="spellEnd"/>
-      <w:r>
-        <w:rPr>
-          <w:sz w:val="28"/>
-          <w:szCs w:val="28"/>
-        </w:rPr>
-        <w:t xml:space="preserve"> — </w:t>
-      </w:r>
-      <w:proofErr w:type="spellStart"/>
-      <w:r>
-        <w:rPr>
-          <w:sz w:val="28"/>
-          <w:szCs w:val="28"/>
-        </w:rPr>
-        <w:t>MySQL</w:t>
-      </w:r>
-      <w:proofErr w:type="spellEnd"/>
-      <w:r>
-        <w:rPr>
-          <w:sz w:val="28"/>
-          <w:szCs w:val="28"/>
-        </w:rPr>
-        <w:t xml:space="preserve"> 8.0</w:t>
+      <w:r>
+        <w:rPr>
+          <w:sz w:val="28"/>
+          <w:szCs w:val="28"/>
+        </w:rPr>
+        <w:t>db — MySQL 8.0</w:t>
       </w:r>
     </w:p>
     <w:p>
@@ -3014,21 +2710,12 @@
           <w:szCs w:val="28"/>
         </w:rPr>
       </w:pPr>
-      <w:proofErr w:type="spellStart"/>
-      <w:r>
-        <w:rPr>
-          <w:sz w:val="28"/>
-          <w:szCs w:val="28"/>
-        </w:rPr>
-        <w:t>phpmyadmin</w:t>
-      </w:r>
-      <w:proofErr w:type="spellEnd"/>
-      <w:r>
-        <w:rPr>
-          <w:sz w:val="28"/>
-          <w:szCs w:val="28"/>
-        </w:rPr>
-        <w:t xml:space="preserve"> — для удобного администрирования базы данных</w:t>
+      <w:r>
+        <w:rPr>
+          <w:sz w:val="28"/>
+          <w:szCs w:val="28"/>
+        </w:rPr>
+        <w:t>phpmyadmin — для удобного администрирования базы данных</w:t>
       </w:r>
     </w:p>
     <w:p>
@@ -3094,20 +2781,8 @@
           <w:szCs w:val="28"/>
           <w:lang w:val="en-US"/>
         </w:rPr>
-        <w:t>docker-</w:t>
-      </w:r>
-      <w:proofErr w:type="spellStart"/>
-      <w:r>
-        <w:rPr>
-          <w:b/>
-          <w:bCs/>
-          <w:sz w:val="28"/>
-          <w:szCs w:val="28"/>
-          <w:lang w:val="en-US"/>
-        </w:rPr>
-        <w:t>compose.yml</w:t>
-      </w:r>
-      <w:proofErr w:type="spellEnd"/>
+        <w:t>docker-compose.yml</w:t>
+      </w:r>
       <w:r>
         <w:rPr>
           <w:sz w:val="28"/>
@@ -3272,21 +2947,8 @@
           <w:szCs w:val="21"/>
           <w:lang w:val="en-US"/>
         </w:rPr>
-        <w:t>    build</w:t>
-      </w:r>
-      <w:proofErr w:type="gramStart"/>
-      <w:r>
-        <w:rPr>
-          <w:rFonts w:ascii="Consolas" w:hAnsi="Consolas"/>
-          <w:b/>
-          <w:bCs/>
-          <w:sz w:val="21"/>
-          <w:szCs w:val="21"/>
-          <w:lang w:val="en-US"/>
-        </w:rPr>
-        <w:t>: .</w:t>
-      </w:r>
-      <w:proofErr w:type="gramEnd"/>
+        <w:t>    build: .</w:t>
+      </w:r>
     </w:p>
     <w:p>
       <w:pPr>
@@ -3321,31 +2983,7 @@
           <w:szCs w:val="21"/>
           <w:lang w:val="en-US"/>
         </w:rPr>
-        <w:t xml:space="preserve">    </w:t>
-      </w:r>
-      <w:proofErr w:type="spellStart"/>
-      <w:r>
-        <w:rPr>
-          <w:rFonts w:ascii="Consolas" w:hAnsi="Consolas"/>
-          <w:b/>
-          <w:bCs/>
-          <w:sz w:val="21"/>
-          <w:szCs w:val="21"/>
-          <w:lang w:val="en-US"/>
-        </w:rPr>
-        <w:t>container_name</w:t>
-      </w:r>
-      <w:proofErr w:type="spellEnd"/>
-      <w:r>
-        <w:rPr>
-          <w:rFonts w:ascii="Consolas" w:hAnsi="Consolas"/>
-          <w:b/>
-          <w:bCs/>
-          <w:sz w:val="21"/>
-          <w:szCs w:val="21"/>
-          <w:lang w:val="en-US"/>
-        </w:rPr>
-        <w:t>: lab1-web</w:t>
+        <w:t>    container_name: lab1-web</w:t>
       </w:r>
     </w:p>
     <w:p>
@@ -3453,31 +3091,7 @@
           <w:szCs w:val="21"/>
           <w:lang w:val="en-US"/>
         </w:rPr>
-        <w:t xml:space="preserve">    </w:t>
-      </w:r>
-      <w:proofErr w:type="spellStart"/>
-      <w:r>
-        <w:rPr>
-          <w:rFonts w:ascii="Consolas" w:hAnsi="Consolas"/>
-          <w:b/>
-          <w:bCs/>
-          <w:sz w:val="21"/>
-          <w:szCs w:val="21"/>
-          <w:lang w:val="en-US"/>
-        </w:rPr>
-        <w:t>depends_on</w:t>
-      </w:r>
-      <w:proofErr w:type="spellEnd"/>
-      <w:r>
-        <w:rPr>
-          <w:rFonts w:ascii="Consolas" w:hAnsi="Consolas"/>
-          <w:b/>
-          <w:bCs/>
-          <w:sz w:val="21"/>
-          <w:szCs w:val="21"/>
-          <w:lang w:val="en-US"/>
-        </w:rPr>
-        <w:t>:</w:t>
+        <w:t>    depends_on:</w:t>
       </w:r>
     </w:p>
     <w:p>
@@ -3513,21 +3127,8 @@
           <w:szCs w:val="21"/>
           <w:lang w:val="en-US"/>
         </w:rPr>
-        <w:t xml:space="preserve">      - </w:t>
-      </w:r>
-      <w:proofErr w:type="spellStart"/>
-      <w:r>
-        <w:rPr>
-          <w:rFonts w:ascii="Consolas" w:hAnsi="Consolas"/>
-          <w:b/>
-          <w:bCs/>
-          <w:sz w:val="21"/>
-          <w:szCs w:val="21"/>
-          <w:lang w:val="en-US"/>
-        </w:rPr>
-        <w:t>db</w:t>
-      </w:r>
-      <w:proofErr w:type="spellEnd"/>
+        <w:t>      - db</w:t>
+      </w:r>
     </w:p>
     <w:p>
       <w:pPr>
@@ -3576,31 +3177,7 @@
           <w:szCs w:val="21"/>
           <w:lang w:val="en-US"/>
         </w:rPr>
-        <w:t xml:space="preserve">  </w:t>
-      </w:r>
-      <w:proofErr w:type="spellStart"/>
-      <w:r>
-        <w:rPr>
-          <w:rFonts w:ascii="Consolas" w:hAnsi="Consolas"/>
-          <w:b/>
-          <w:bCs/>
-          <w:sz w:val="21"/>
-          <w:szCs w:val="21"/>
-          <w:lang w:val="en-US"/>
-        </w:rPr>
-        <w:t>db</w:t>
-      </w:r>
-      <w:proofErr w:type="spellEnd"/>
-      <w:r>
-        <w:rPr>
-          <w:rFonts w:ascii="Consolas" w:hAnsi="Consolas"/>
-          <w:b/>
-          <w:bCs/>
-          <w:sz w:val="21"/>
-          <w:szCs w:val="21"/>
-          <w:lang w:val="en-US"/>
-        </w:rPr>
-        <w:t>:</w:t>
+        <w:t>  db:</w:t>
       </w:r>
     </w:p>
     <w:p>
@@ -3672,31 +3249,7 @@
           <w:szCs w:val="21"/>
           <w:lang w:val="en-US"/>
         </w:rPr>
-        <w:t xml:space="preserve">    </w:t>
-      </w:r>
-      <w:proofErr w:type="spellStart"/>
-      <w:r>
-        <w:rPr>
-          <w:rFonts w:ascii="Consolas" w:hAnsi="Consolas"/>
-          <w:b/>
-          <w:bCs/>
-          <w:sz w:val="21"/>
-          <w:szCs w:val="21"/>
-          <w:lang w:val="en-US"/>
-        </w:rPr>
-        <w:t>container_name</w:t>
-      </w:r>
-      <w:proofErr w:type="spellEnd"/>
-      <w:r>
-        <w:rPr>
-          <w:rFonts w:ascii="Consolas" w:hAnsi="Consolas"/>
-          <w:b/>
-          <w:bCs/>
-          <w:sz w:val="21"/>
-          <w:szCs w:val="21"/>
-          <w:lang w:val="en-US"/>
-        </w:rPr>
-        <w:t>: lab1-db</w:t>
+        <w:t>    container_name: lab1-db</w:t>
       </w:r>
     </w:p>
     <w:p>
@@ -3887,21 +3440,8 @@
           <w:szCs w:val="21"/>
           <w:lang w:val="en-US"/>
         </w:rPr>
-        <w:t xml:space="preserve">      MYSQL_USER: </w:t>
-      </w:r>
-      <w:proofErr w:type="spellStart"/>
-      <w:r>
-        <w:rPr>
-          <w:rFonts w:ascii="Consolas" w:hAnsi="Consolas"/>
-          <w:b/>
-          <w:bCs/>
-          <w:sz w:val="21"/>
-          <w:szCs w:val="21"/>
-          <w:lang w:val="en-US"/>
-        </w:rPr>
-        <w:t>appuser</w:t>
-      </w:r>
-      <w:proofErr w:type="spellEnd"/>
+        <w:t>      MYSQL_USER: appuser</w:t>
+      </w:r>
     </w:p>
     <w:p>
       <w:pPr>
@@ -3936,21 +3476,8 @@
           <w:szCs w:val="21"/>
           <w:lang w:val="en-US"/>
         </w:rPr>
-        <w:t xml:space="preserve">      MYSQL_PASSWORD: </w:t>
-      </w:r>
-      <w:proofErr w:type="spellStart"/>
-      <w:r>
-        <w:rPr>
-          <w:rFonts w:ascii="Consolas" w:hAnsi="Consolas"/>
-          <w:b/>
-          <w:bCs/>
-          <w:sz w:val="21"/>
-          <w:szCs w:val="21"/>
-          <w:lang w:val="en-US"/>
-        </w:rPr>
-        <w:t>appPass</w:t>
-      </w:r>
-      <w:proofErr w:type="spellEnd"/>
+        <w:t>      MYSQL_PASSWORD: appPass</w:t>
+      </w:r>
     </w:p>
     <w:p>
       <w:pPr>
@@ -4021,45 +3548,8 @@
           <w:szCs w:val="21"/>
           <w:lang w:val="en-US"/>
         </w:rPr>
-        <w:t xml:space="preserve">      - </w:t>
-      </w:r>
-      <w:proofErr w:type="spellStart"/>
-      <w:r>
-        <w:rPr>
-          <w:rFonts w:ascii="Consolas" w:hAnsi="Consolas"/>
-          <w:b/>
-          <w:bCs/>
-          <w:sz w:val="21"/>
-          <w:szCs w:val="21"/>
-          <w:lang w:val="en-US"/>
-        </w:rPr>
-        <w:t>db</w:t>
-      </w:r>
-      <w:proofErr w:type="spellEnd"/>
-      <w:r>
-        <w:rPr>
-          <w:rFonts w:ascii="Consolas" w:hAnsi="Consolas"/>
-          <w:b/>
-          <w:bCs/>
-          <w:sz w:val="21"/>
-          <w:szCs w:val="21"/>
-          <w:lang w:val="en-US"/>
-        </w:rPr>
-        <w:t>-data:/var/lib/</w:t>
-      </w:r>
-      <w:proofErr w:type="spellStart"/>
-      <w:r>
-        <w:rPr>
-          <w:rFonts w:ascii="Consolas" w:hAnsi="Consolas"/>
-          <w:b/>
-          <w:bCs/>
-          <w:sz w:val="21"/>
-          <w:szCs w:val="21"/>
-          <w:lang w:val="en-US"/>
-        </w:rPr>
-        <w:t>mysql</w:t>
-      </w:r>
-      <w:proofErr w:type="spellEnd"/>
+        <w:t>      - db-data:/var/lib/mysql</w:t>
+      </w:r>
     </w:p>
     <w:p>
       <w:pPr>
@@ -4180,31 +3670,7 @@
           <w:szCs w:val="21"/>
           <w:lang w:val="en-US"/>
         </w:rPr>
-        <w:t xml:space="preserve">  </w:t>
-      </w:r>
-      <w:proofErr w:type="spellStart"/>
-      <w:r>
-        <w:rPr>
-          <w:rFonts w:ascii="Consolas" w:hAnsi="Consolas"/>
-          <w:b/>
-          <w:bCs/>
-          <w:sz w:val="21"/>
-          <w:szCs w:val="21"/>
-          <w:lang w:val="en-US"/>
-        </w:rPr>
-        <w:t>phpmyadmin</w:t>
-      </w:r>
-      <w:proofErr w:type="spellEnd"/>
-      <w:r>
-        <w:rPr>
-          <w:rFonts w:ascii="Consolas" w:hAnsi="Consolas"/>
-          <w:b/>
-          <w:bCs/>
-          <w:sz w:val="21"/>
-          <w:szCs w:val="21"/>
-          <w:lang w:val="en-US"/>
-        </w:rPr>
-        <w:t>:</w:t>
+        <w:t>  phpmyadmin:</w:t>
       </w:r>
     </w:p>
     <w:p>
@@ -4276,31 +3742,7 @@
           <w:szCs w:val="21"/>
           <w:lang w:val="en-US"/>
         </w:rPr>
-        <w:t xml:space="preserve">    </w:t>
-      </w:r>
-      <w:proofErr w:type="spellStart"/>
-      <w:r>
-        <w:rPr>
-          <w:rFonts w:ascii="Consolas" w:hAnsi="Consolas"/>
-          <w:b/>
-          <w:bCs/>
-          <w:sz w:val="21"/>
-          <w:szCs w:val="21"/>
-          <w:lang w:val="en-US"/>
-        </w:rPr>
-        <w:t>container_name</w:t>
-      </w:r>
-      <w:proofErr w:type="spellEnd"/>
-      <w:r>
-        <w:rPr>
-          <w:rFonts w:ascii="Consolas" w:hAnsi="Consolas"/>
-          <w:b/>
-          <w:bCs/>
-          <w:sz w:val="21"/>
-          <w:szCs w:val="21"/>
-          <w:lang w:val="en-US"/>
-        </w:rPr>
-        <w:t>: lab1-pma</w:t>
+        <w:t>    container_name: lab1-pma</w:t>
       </w:r>
     </w:p>
     <w:p>
@@ -4480,21 +3922,8 @@
           <w:szCs w:val="21"/>
           <w:lang w:val="en-US"/>
         </w:rPr>
-        <w:t xml:space="preserve">      PMA_HOST: </w:t>
-      </w:r>
-      <w:proofErr w:type="spellStart"/>
-      <w:r>
-        <w:rPr>
-          <w:rFonts w:ascii="Consolas" w:hAnsi="Consolas"/>
-          <w:b/>
-          <w:bCs/>
-          <w:sz w:val="21"/>
-          <w:szCs w:val="21"/>
-          <w:lang w:val="en-US"/>
-        </w:rPr>
-        <w:t>db</w:t>
-      </w:r>
-      <w:proofErr w:type="spellEnd"/>
+        <w:t>      PMA_HOST: db</w:t>
+      </w:r>
     </w:p>
     <w:p>
       <w:pPr>
@@ -4636,27 +4065,15 @@
         </w:rPr>
         <w:t xml:space="preserve">   </w:t>
       </w:r>
-      <w:proofErr w:type="spellStart"/>
-      <w:r>
-        <w:rPr>
-          <w:rFonts w:ascii="Consolas" w:hAnsi="Consolas"/>
-          <w:b/>
-          <w:bCs/>
-          <w:sz w:val="21"/>
-          <w:szCs w:val="21"/>
-        </w:rPr>
-        <w:t>depends_on</w:t>
-      </w:r>
-      <w:proofErr w:type="spellEnd"/>
-      <w:r>
-        <w:rPr>
-          <w:rFonts w:ascii="Consolas" w:hAnsi="Consolas"/>
-          <w:b/>
-          <w:bCs/>
-          <w:sz w:val="21"/>
-          <w:szCs w:val="21"/>
-        </w:rPr>
-        <w:t>:</w:t>
+      <w:r>
+        <w:rPr>
+          <w:rFonts w:ascii="Consolas" w:hAnsi="Consolas"/>
+          <w:b/>
+          <w:bCs/>
+          <w:sz w:val="21"/>
+          <w:szCs w:val="21"/>
+        </w:rPr>
+        <w:t>depends_on:</w:t>
       </w:r>
     </w:p>
     <w:p>
@@ -4699,20 +4116,8 @@
           <w:sz w:val="21"/>
           <w:szCs w:val="21"/>
         </w:rPr>
-        <w:t xml:space="preserve">     - </w:t>
-      </w:r>
-      <w:proofErr w:type="spellStart"/>
-      <w:r>
-        <w:rPr>
-          <w:rFonts w:ascii="Consolas" w:hAnsi="Consolas"/>
-          <w:b/>
-          <w:bCs/>
-          <w:sz w:val="21"/>
-          <w:szCs w:val="21"/>
-        </w:rPr>
-        <w:t>db</w:t>
-      </w:r>
-      <w:proofErr w:type="spellEnd"/>
+        <w:t xml:space="preserve">     - db</w:t>
+      </w:r>
     </w:p>
     <w:p>
       <w:pPr>
@@ -4760,23 +4165,7 @@
           <w:sz w:val="28"/>
           <w:szCs w:val="28"/>
         </w:rPr>
-        <w:t>орты: 8080 (веб), 8081 (</w:t>
-      </w:r>
-      <w:proofErr w:type="spellStart"/>
-      <w:r>
-        <w:rPr>
-          <w:sz w:val="28"/>
-          <w:szCs w:val="28"/>
-        </w:rPr>
-        <w:t>phpMyAdmin</w:t>
-      </w:r>
-      <w:proofErr w:type="spellEnd"/>
-      <w:r>
-        <w:rPr>
-          <w:sz w:val="28"/>
-          <w:szCs w:val="28"/>
-        </w:rPr>
-        <w:t>), 3307 → 3306</w:t>
+        <w:t>орты: 8080 (веб), 8081 (phpMyAdmin), 3307 → 3306</w:t>
       </w:r>
     </w:p>
     <w:p>
@@ -4801,23 +4190,7 @@
           <w:sz w:val="28"/>
           <w:szCs w:val="28"/>
         </w:rPr>
-        <w:t xml:space="preserve">еременные окружения для создания базы, пользователя и </w:t>
-      </w:r>
-      <w:proofErr w:type="spellStart"/>
-      <w:r>
-        <w:rPr>
-          <w:sz w:val="28"/>
-          <w:szCs w:val="28"/>
-        </w:rPr>
-        <w:t>root</w:t>
-      </w:r>
-      <w:proofErr w:type="spellEnd"/>
-      <w:r>
-        <w:rPr>
-          <w:sz w:val="28"/>
-          <w:szCs w:val="28"/>
-        </w:rPr>
-        <w:t>-пароля</w:t>
+        <w:t>еременные окружения для создания базы, пользователя и root-пароля</w:t>
       </w:r>
     </w:p>
     <w:p>
@@ -4842,17 +4215,8 @@
           <w:sz w:val="28"/>
           <w:szCs w:val="28"/>
         </w:rPr>
-        <w:t xml:space="preserve">остоянный том для данных </w:t>
-      </w:r>
-      <w:proofErr w:type="spellStart"/>
-      <w:r>
-        <w:rPr>
-          <w:sz w:val="28"/>
-          <w:szCs w:val="28"/>
-        </w:rPr>
-        <w:t>MySQL</w:t>
-      </w:r>
-      <w:proofErr w:type="spellEnd"/>
+        <w:t>остоянный том для данных MySQL</w:t>
+      </w:r>
     </w:p>
     <w:p>
       <w:pPr>
@@ -4885,76 +4249,7 @@
           <w:sz w:val="28"/>
           <w:szCs w:val="28"/>
         </w:rPr>
-        <w:t>3.</w:t>
-      </w:r>
-      <w:r>
-        <w:rPr>
-          <w:b/>
-          <w:bCs/>
-          <w:sz w:val="28"/>
-          <w:szCs w:val="28"/>
-        </w:rPr>
-        <w:t xml:space="preserve"> </w:t>
-      </w:r>
-      <w:r>
-        <w:rPr>
-          <w:b/>
-          <w:bCs/>
-          <w:sz w:val="28"/>
-          <w:szCs w:val="28"/>
-        </w:rPr>
-        <w:t xml:space="preserve">Проверить, что PHP работает (создать </w:t>
-      </w:r>
-      <w:proofErr w:type="spellStart"/>
-      <w:r>
-        <w:rPr>
-          <w:b/>
-          <w:bCs/>
-          <w:sz w:val="28"/>
-          <w:szCs w:val="28"/>
-        </w:rPr>
-        <w:t>index.php</w:t>
-      </w:r>
-      <w:proofErr w:type="spellEnd"/>
-      <w:r>
-        <w:rPr>
-          <w:b/>
-          <w:bCs/>
-          <w:sz w:val="28"/>
-          <w:szCs w:val="28"/>
-        </w:rPr>
-        <w:t xml:space="preserve">, который выводит </w:t>
-      </w:r>
-      <w:proofErr w:type="spellStart"/>
-      <w:proofErr w:type="gramStart"/>
-      <w:r>
-        <w:rPr>
-          <w:b/>
-          <w:bCs/>
-          <w:sz w:val="28"/>
-          <w:szCs w:val="28"/>
-        </w:rPr>
-        <w:t>phpinfo</w:t>
-      </w:r>
-      <w:proofErr w:type="spellEnd"/>
-      <w:r>
-        <w:rPr>
-          <w:b/>
-          <w:bCs/>
-          <w:sz w:val="28"/>
-          <w:szCs w:val="28"/>
-        </w:rPr>
-        <w:t>(</w:t>
-      </w:r>
-      <w:proofErr w:type="gramEnd"/>
-      <w:r>
-        <w:rPr>
-          <w:b/>
-          <w:bCs/>
-          <w:sz w:val="28"/>
-          <w:szCs w:val="28"/>
-        </w:rPr>
-        <w:t>)).</w:t>
+        <w:t>3. Проверить, что PHP работает (создать index.php, который выводит phpinfo()).</w:t>
       </w:r>
     </w:p>
     <w:p>
@@ -4972,39 +4267,7 @@
           <w:sz w:val="28"/>
           <w:szCs w:val="28"/>
         </w:rPr>
-        <w:t xml:space="preserve">В директории </w:t>
-      </w:r>
-      <w:proofErr w:type="spellStart"/>
-      <w:r>
-        <w:rPr>
-          <w:sz w:val="28"/>
-          <w:szCs w:val="28"/>
-        </w:rPr>
-        <w:t>www</w:t>
-      </w:r>
-      <w:proofErr w:type="spellEnd"/>
-      <w:r>
-        <w:rPr>
-          <w:sz w:val="28"/>
-          <w:szCs w:val="28"/>
-        </w:rPr>
-        <w:t xml:space="preserve">/ создан файл </w:t>
-      </w:r>
-      <w:proofErr w:type="spellStart"/>
-      <w:r>
-        <w:rPr>
-          <w:sz w:val="28"/>
-          <w:szCs w:val="28"/>
-        </w:rPr>
-        <w:t>index.php</w:t>
-      </w:r>
-      <w:proofErr w:type="spellEnd"/>
-      <w:r>
-        <w:rPr>
-          <w:sz w:val="28"/>
-          <w:szCs w:val="28"/>
-        </w:rPr>
-        <w:t xml:space="preserve"> с содержимым:</w:t>
+        <w:t>В директории www/ создан файл index.php с содержимым:</w:t>
       </w:r>
     </w:p>
     <w:p>
@@ -5052,8 +4315,6 @@
         </w:rPr>
         <w:tab/>
       </w:r>
-      <w:proofErr w:type="spellStart"/>
-      <w:proofErr w:type="gramStart"/>
       <w:r>
         <w:rPr>
           <w:rFonts w:ascii="Consolas" w:hAnsi="Consolas"/>
@@ -5065,27 +4326,15 @@
         </w:rPr>
         <w:t>phpinfo</w:t>
       </w:r>
-      <w:proofErr w:type="spellEnd"/>
-      <w:r>
-        <w:rPr>
-          <w:rFonts w:ascii="Consolas" w:hAnsi="Consolas"/>
-          <w:b/>
-          <w:bCs/>
-          <w:sz w:val="21"/>
-          <w:szCs w:val="21"/>
-        </w:rPr>
-        <w:t>(</w:t>
-      </w:r>
-      <w:proofErr w:type="gramEnd"/>
-      <w:r>
-        <w:rPr>
-          <w:rFonts w:ascii="Consolas" w:hAnsi="Consolas"/>
-          <w:b/>
-          <w:bCs/>
-          <w:sz w:val="21"/>
-          <w:szCs w:val="21"/>
-        </w:rPr>
-        <w:t>);</w:t>
+      <w:r>
+        <w:rPr>
+          <w:rFonts w:ascii="Consolas" w:hAnsi="Consolas"/>
+          <w:b/>
+          <w:bCs/>
+          <w:sz w:val="21"/>
+          <w:szCs w:val="21"/>
+        </w:rPr>
+        <w:t>();</w:t>
       </w:r>
     </w:p>
     <w:p>
@@ -5109,80 +4358,7 @@
           <w:sz w:val="28"/>
           <w:szCs w:val="28"/>
         </w:rPr>
-        <w:t xml:space="preserve">После запуска </w:t>
-      </w:r>
-      <w:proofErr w:type="spellStart"/>
-      <w:r>
-        <w:rPr>
-          <w:sz w:val="28"/>
-          <w:szCs w:val="28"/>
-        </w:rPr>
-        <w:t>docker</w:t>
-      </w:r>
-      <w:proofErr w:type="spellEnd"/>
-      <w:r>
-        <w:rPr>
-          <w:sz w:val="28"/>
-          <w:szCs w:val="28"/>
-        </w:rPr>
-        <w:t xml:space="preserve"> </w:t>
-      </w:r>
-      <w:proofErr w:type="spellStart"/>
-      <w:r>
-        <w:rPr>
-          <w:sz w:val="28"/>
-          <w:szCs w:val="28"/>
-        </w:rPr>
-        <w:t>compose</w:t>
-      </w:r>
-      <w:proofErr w:type="spellEnd"/>
-      <w:r>
-        <w:rPr>
-          <w:sz w:val="28"/>
-          <w:szCs w:val="28"/>
-        </w:rPr>
-        <w:t xml:space="preserve"> </w:t>
-      </w:r>
-      <w:proofErr w:type="spellStart"/>
-      <w:r>
-        <w:rPr>
-          <w:sz w:val="28"/>
-          <w:szCs w:val="28"/>
-        </w:rPr>
-        <w:t>up</w:t>
-      </w:r>
-      <w:proofErr w:type="spellEnd"/>
-      <w:r>
-        <w:rPr>
-          <w:sz w:val="28"/>
-          <w:szCs w:val="28"/>
-        </w:rPr>
-        <w:t xml:space="preserve"> -d страница </w:t>
-      </w:r>
-      <w:proofErr w:type="spellStart"/>
-      <w:proofErr w:type="gramStart"/>
-      <w:r>
-        <w:rPr>
-          <w:sz w:val="28"/>
-          <w:szCs w:val="28"/>
-        </w:rPr>
-        <w:t>phpinfo</w:t>
-      </w:r>
-      <w:proofErr w:type="spellEnd"/>
-      <w:r>
-        <w:rPr>
-          <w:sz w:val="28"/>
-          <w:szCs w:val="28"/>
-        </w:rPr>
-        <w:t>(</w:t>
-      </w:r>
-      <w:proofErr w:type="gramEnd"/>
-      <w:r>
-        <w:rPr>
-          <w:sz w:val="28"/>
-          <w:szCs w:val="28"/>
-        </w:rPr>
-        <w:t xml:space="preserve">) успешно открывается </w:t>
+        <w:t xml:space="preserve">После запуска docker compose up -d страница phpinfo() успешно открывается </w:t>
       </w:r>
       <w:r>
         <w:rPr>
@@ -5198,7 +4374,7 @@
         </w:rPr>
         <w:t xml:space="preserve">по адресу: </w:t>
       </w:r>
-      <w:hyperlink r:id="rId7" w:tgtFrame="_blank" w:history="1">
+      <w:hyperlink r:id="rId8" w:tgtFrame="_blank" w:history="1">
         <w:r>
           <w:rPr>
             <w:color w:val="0000FF"/>
@@ -5231,32 +4407,7 @@
           <w:sz w:val="28"/>
           <w:szCs w:val="28"/>
         </w:rPr>
-        <w:t xml:space="preserve">Вывод </w:t>
-      </w:r>
-      <w:proofErr w:type="spellStart"/>
-      <w:proofErr w:type="gramStart"/>
-      <w:r>
-        <w:rPr>
-          <w:sz w:val="28"/>
-          <w:szCs w:val="28"/>
-        </w:rPr>
-        <w:t>phpinfo</w:t>
-      </w:r>
-      <w:proofErr w:type="spellEnd"/>
-      <w:r>
-        <w:rPr>
-          <w:sz w:val="28"/>
-          <w:szCs w:val="28"/>
-        </w:rPr>
-        <w:t>(</w:t>
-      </w:r>
-      <w:proofErr w:type="gramEnd"/>
-      <w:r>
-        <w:rPr>
-          <w:sz w:val="28"/>
-          <w:szCs w:val="28"/>
-        </w:rPr>
-        <w:t>) подтверждает:</w:t>
+        <w:t>Вывод phpinfo() подтверждает:</w:t>
       </w:r>
     </w:p>
     <w:p>
@@ -5306,23 +4457,7 @@
           <w:sz w:val="28"/>
           <w:szCs w:val="28"/>
         </w:rPr>
-        <w:t xml:space="preserve">одуль </w:t>
-      </w:r>
-      <w:proofErr w:type="spellStart"/>
-      <w:r>
-        <w:rPr>
-          <w:sz w:val="28"/>
-          <w:szCs w:val="28"/>
-        </w:rPr>
-        <w:t>pdo_mysql</w:t>
-      </w:r>
-      <w:proofErr w:type="spellEnd"/>
-      <w:r>
-        <w:rPr>
-          <w:sz w:val="28"/>
-          <w:szCs w:val="28"/>
-        </w:rPr>
-        <w:t xml:space="preserve"> подключён</w:t>
+        <w:t>одуль pdo_mysql подключён</w:t>
       </w:r>
     </w:p>
     <w:p>
@@ -5331,6 +4466,31 @@
         <w:ind w:left="720"/>
         <w:jc w:val="both"/>
         <w:rPr>
+          <w:sz w:val="28"/>
+          <w:szCs w:val="28"/>
+        </w:rPr>
+      </w:pPr>
+      <w:r>
+        <w:rPr>
+          <w:sz w:val="28"/>
+          <w:szCs w:val="28"/>
+        </w:rPr>
+        <w:t>В</w:t>
+      </w:r>
+      <w:r>
+        <w:rPr>
+          <w:sz w:val="28"/>
+          <w:szCs w:val="28"/>
+        </w:rPr>
+        <w:t>еб-сервер Apache</w:t>
+      </w:r>
+    </w:p>
+    <w:p>
+      <w:pPr>
+        <w:spacing w:line="360" w:lineRule="auto"/>
+        <w:ind w:left="720" w:hanging="720"/>
+        <w:jc w:val="center"/>
+        <w:rPr>
           <w:b/>
           <w:bCs/>
           <w:noProof/>
@@ -5340,17 +4500,72 @@
       </w:pPr>
       <w:r>
         <w:rPr>
-          <w:sz w:val="28"/>
-          <w:szCs w:val="28"/>
-        </w:rPr>
-        <w:t>В</w:t>
-      </w:r>
-      <w:r>
-        <w:rPr>
-          <w:sz w:val="28"/>
-          <w:szCs w:val="28"/>
-        </w:rPr>
-        <w:t>еб-сервер Apache</w:t>
+          <w:noProof/>
+        </w:rPr>
+        <w:drawing>
+          <wp:inline distT="0" distB="0" distL="0" distR="0" wp14:anchorId="61C01D26" wp14:editId="6AD9F9E2">
+            <wp:extent cx="6299835" cy="2943225"/>
+            <wp:effectExtent l="0" t="0" r="5715" b="9525"/>
+            <wp:docPr id="3" name="Рисунок 3"/>
+            <wp:cNvGraphicFramePr>
+              <a:graphicFrameLocks xmlns:a="http://schemas.openxmlformats.org/drawingml/2006/main" noChangeAspect="1"/>
+            </wp:cNvGraphicFramePr>
+            <a:graphic xmlns:a="http://schemas.openxmlformats.org/drawingml/2006/main">
+              <a:graphicData uri="http://schemas.openxmlformats.org/drawingml/2006/picture">
+                <pic:pic xmlns:pic="http://schemas.openxmlformats.org/drawingml/2006/picture">
+                  <pic:nvPicPr>
+                    <pic:cNvPr id="1" name=""/>
+                    <pic:cNvPicPr/>
+                  </pic:nvPicPr>
+                  <pic:blipFill>
+                    <a:blip r:embed="rId9"/>
+                    <a:stretch>
+                      <a:fillRect/>
+                    </a:stretch>
+                  </pic:blipFill>
+                  <pic:spPr>
+                    <a:xfrm>
+                      <a:off x="0" y="0"/>
+                      <a:ext cx="6299835" cy="2943225"/>
+                    </a:xfrm>
+                    <a:prstGeom prst="rect">
+                      <a:avLst/>
+                    </a:prstGeom>
+                  </pic:spPr>
+                </pic:pic>
+              </a:graphicData>
+            </a:graphic>
+          </wp:inline>
+        </w:drawing>
+      </w:r>
+    </w:p>
+    <w:p>
+      <w:pPr>
+        <w:spacing w:line="360" w:lineRule="auto"/>
+        <w:ind w:left="720" w:hanging="720"/>
+        <w:jc w:val="center"/>
+        <w:rPr>
+          <w:noProof/>
+          <w:sz w:val="28"/>
+          <w:szCs w:val="28"/>
+        </w:rPr>
+      </w:pPr>
+      <w:r>
+        <w:rPr>
+          <w:noProof/>
+          <w:sz w:val="28"/>
+          <w:szCs w:val="28"/>
+        </w:rPr>
+        <w:t xml:space="preserve">Рисунок 2 – Вывод </w:t>
+      </w:r>
+      <w:r>
+        <w:rPr>
+          <w:noProof/>
+          <w:sz w:val="28"/>
+          <w:szCs w:val="28"/>
+          <w:lang w:val="en-US"/>
+        </w:rPr>
+        <w:t>phpinfo()</w:t>
       </w:r>
     </w:p>
     <w:p>
@@ -5371,6 +4586,7 @@
           <w:sz w:val="28"/>
           <w:szCs w:val="28"/>
         </w:rPr>
+        <w:lastRenderedPageBreak/>
         <w:t>4.</w:t>
       </w:r>
       <w:r>
@@ -5411,7 +4627,33 @@
           <w:sz w:val="28"/>
           <w:szCs w:val="28"/>
         </w:rPr>
-        <w:t xml:space="preserve">Содержимое файла </w:t>
+        <w:t>Содержимое</w:t>
+      </w:r>
+      <w:r>
+        <w:rPr>
+          <w:noProof/>
+          <w:sz w:val="28"/>
+          <w:szCs w:val="28"/>
+          <w:lang w:val="en-US"/>
+        </w:rPr>
+        <w:t xml:space="preserve"> </w:t>
+      </w:r>
+      <w:r>
+        <w:rPr>
+          <w:noProof/>
+          <w:sz w:val="28"/>
+          <w:szCs w:val="28"/>
+        </w:rPr>
+        <w:t>файла</w:t>
+      </w:r>
+      <w:r>
+        <w:rPr>
+          <w:noProof/>
+          <w:sz w:val="28"/>
+          <w:szCs w:val="28"/>
+          <w:lang w:val="en-US"/>
+        </w:rPr>
+        <w:t xml:space="preserve"> </w:t>
       </w:r>
       <w:r>
         <w:rPr>
@@ -5472,69 +4714,8 @@
           <w:szCs w:val="21"/>
           <w:lang w:val="en-US"/>
         </w:rPr>
-        <w:t>RUN docker-php-</w:t>
-      </w:r>
-      <w:proofErr w:type="spellStart"/>
-      <w:r>
-        <w:rPr>
-          <w:rFonts w:ascii="Consolas" w:hAnsi="Consolas"/>
-          <w:b/>
-          <w:bCs/>
-          <w:sz w:val="21"/>
-          <w:szCs w:val="21"/>
-          <w:lang w:val="en-US"/>
-        </w:rPr>
-        <w:t>ext</w:t>
-      </w:r>
-      <w:proofErr w:type="spellEnd"/>
-      <w:r>
-        <w:rPr>
-          <w:rFonts w:ascii="Consolas" w:hAnsi="Consolas"/>
-          <w:b/>
-          <w:bCs/>
-          <w:sz w:val="21"/>
-          <w:szCs w:val="21"/>
-          <w:lang w:val="en-US"/>
-        </w:rPr>
-        <w:t xml:space="preserve">-install </w:t>
-      </w:r>
-      <w:proofErr w:type="spellStart"/>
-      <w:r>
-        <w:rPr>
-          <w:rFonts w:ascii="Consolas" w:hAnsi="Consolas"/>
-          <w:b/>
-          <w:bCs/>
-          <w:sz w:val="21"/>
-          <w:szCs w:val="21"/>
-          <w:lang w:val="en-US"/>
-        </w:rPr>
-        <w:t>pdo_mysql</w:t>
-      </w:r>
-      <w:proofErr w:type="spellEnd"/>
-      <w:r>
-        <w:rPr>
-          <w:rFonts w:ascii="Consolas" w:hAnsi="Consolas"/>
-          <w:b/>
-          <w:bCs/>
-          <w:sz w:val="21"/>
-          <w:szCs w:val="21"/>
-          <w:lang w:val="en-US"/>
-        </w:rPr>
-        <w:t xml:space="preserve"> </w:t>
-      </w:r>
-      <w:proofErr w:type="spellStart"/>
-      <w:r>
-        <w:rPr>
-          <w:rFonts w:ascii="Consolas" w:hAnsi="Consolas"/>
-          <w:b/>
-          <w:bCs/>
-          <w:sz w:val="21"/>
-          <w:szCs w:val="21"/>
-          <w:lang w:val="en-US"/>
-        </w:rPr>
-        <w:t>mysqli</w:t>
-      </w:r>
-      <w:proofErr w:type="spellEnd"/>
+        <w:t>RUN docker-php-ext-install pdo_mysql mysqli</w:t>
+      </w:r>
     </w:p>
     <w:p>
       <w:pPr>
@@ -5637,31 +4818,7 @@
           <w:szCs w:val="21"/>
           <w:lang w:val="en-US"/>
         </w:rPr>
-        <w:t>RUN chown -R www-</w:t>
-      </w:r>
-      <w:proofErr w:type="gramStart"/>
-      <w:r>
-        <w:rPr>
-          <w:rFonts w:ascii="Consolas" w:hAnsi="Consolas"/>
-          <w:b/>
-          <w:bCs/>
-          <w:sz w:val="21"/>
-          <w:szCs w:val="21"/>
-          <w:lang w:val="en-US"/>
-        </w:rPr>
-        <w:t>data:www</w:t>
-      </w:r>
-      <w:proofErr w:type="gramEnd"/>
-      <w:r>
-        <w:rPr>
-          <w:rFonts w:ascii="Consolas" w:hAnsi="Consolas"/>
-          <w:b/>
-          <w:bCs/>
-          <w:sz w:val="21"/>
-          <w:szCs w:val="21"/>
-          <w:lang w:val="en-US"/>
-        </w:rPr>
-        <w:t>-data /var/www/html \</w:t>
+        <w:t>RUN chown -R www-data:www-data /var/www/html \</w:t>
       </w:r>
     </w:p>
     <w:p>
@@ -5687,31 +4844,7 @@
           <w:szCs w:val="21"/>
           <w:lang w:val="en-US"/>
         </w:rPr>
-        <w:t xml:space="preserve">    &amp;&amp; </w:t>
-      </w:r>
-      <w:proofErr w:type="spellStart"/>
-      <w:r>
-        <w:rPr>
-          <w:rFonts w:ascii="Consolas" w:hAnsi="Consolas"/>
-          <w:b/>
-          <w:bCs/>
-          <w:sz w:val="21"/>
-          <w:szCs w:val="21"/>
-          <w:lang w:val="en-US"/>
-        </w:rPr>
-        <w:t>chmod</w:t>
-      </w:r>
-      <w:proofErr w:type="spellEnd"/>
-      <w:r>
-        <w:rPr>
-          <w:rFonts w:ascii="Consolas" w:hAnsi="Consolas"/>
-          <w:b/>
-          <w:bCs/>
-          <w:sz w:val="21"/>
-          <w:szCs w:val="21"/>
-          <w:lang w:val="en-US"/>
-        </w:rPr>
-        <w:t xml:space="preserve"> -R 755 /var/www/html</w:t>
+        <w:t xml:space="preserve">    &amp;&amp; chmod -R 755 /var/www/html</w:t>
       </w:r>
     </w:p>
     <w:p>
@@ -5737,55 +4870,7 @@
           <w:szCs w:val="21"/>
           <w:lang w:val="en-US"/>
         </w:rPr>
-        <w:t>RUN echo "</w:t>
-      </w:r>
-      <w:proofErr w:type="spellStart"/>
-      <w:r>
-        <w:rPr>
-          <w:rFonts w:ascii="Consolas" w:hAnsi="Consolas"/>
-          <w:b/>
-          <w:bCs/>
-          <w:sz w:val="21"/>
-          <w:szCs w:val="21"/>
-          <w:lang w:val="en-US"/>
-        </w:rPr>
-        <w:t>ServerName</w:t>
-      </w:r>
-      <w:proofErr w:type="spellEnd"/>
-      <w:r>
-        <w:rPr>
-          <w:rFonts w:ascii="Consolas" w:hAnsi="Consolas"/>
-          <w:b/>
-          <w:bCs/>
-          <w:sz w:val="21"/>
-          <w:szCs w:val="21"/>
-          <w:lang w:val="en-US"/>
-        </w:rPr>
-        <w:t xml:space="preserve"> localhost" &gt;&gt; /</w:t>
-      </w:r>
-      <w:proofErr w:type="spellStart"/>
-      <w:r>
-        <w:rPr>
-          <w:rFonts w:ascii="Consolas" w:hAnsi="Consolas"/>
-          <w:b/>
-          <w:bCs/>
-          <w:sz w:val="21"/>
-          <w:szCs w:val="21"/>
-          <w:lang w:val="en-US"/>
-        </w:rPr>
-        <w:t>etc</w:t>
-      </w:r>
-      <w:proofErr w:type="spellEnd"/>
-      <w:r>
-        <w:rPr>
-          <w:rFonts w:ascii="Consolas" w:hAnsi="Consolas"/>
-          <w:b/>
-          <w:bCs/>
-          <w:sz w:val="21"/>
-          <w:szCs w:val="21"/>
-          <w:lang w:val="en-US"/>
-        </w:rPr>
-        <w:t>/apache2/apache2.conf</w:t>
+        <w:t>RUN echo "ServerName localhost" &gt;&gt; /etc/apache2/apache2.conf</w:t>
       </w:r>
     </w:p>
     <w:p>
@@ -5878,7 +4963,6 @@
         </w:rPr>
         <w:t xml:space="preserve">становлены расширения </w:t>
       </w:r>
-      <w:proofErr w:type="spellStart"/>
       <w:r>
         <w:rPr>
           <w:sz w:val="28"/>
@@ -5887,7 +4971,6 @@
         </w:rPr>
         <w:t>pdo</w:t>
       </w:r>
-      <w:proofErr w:type="spellEnd"/>
       <w:r>
         <w:rPr>
           <w:sz w:val="28"/>
@@ -5895,7 +4978,6 @@
         </w:rPr>
         <w:t>_</w:t>
       </w:r>
-      <w:proofErr w:type="spellStart"/>
       <w:r>
         <w:rPr>
           <w:sz w:val="28"/>
@@ -5904,7 +4986,6 @@
         </w:rPr>
         <w:t>mysql</w:t>
       </w:r>
-      <w:proofErr w:type="spellEnd"/>
       <w:r>
         <w:rPr>
           <w:sz w:val="28"/>
@@ -5912,7 +4993,6 @@
         </w:rPr>
         <w:t xml:space="preserve"> и </w:t>
       </w:r>
-      <w:proofErr w:type="spellStart"/>
       <w:r>
         <w:rPr>
           <w:sz w:val="28"/>
@@ -5921,7 +5001,6 @@
         </w:rPr>
         <w:t>mysqli</w:t>
       </w:r>
-      <w:proofErr w:type="spellEnd"/>
     </w:p>
     <w:p>
       <w:pPr>
@@ -5938,7 +5017,6 @@
           <w:sz w:val="28"/>
           <w:szCs w:val="28"/>
         </w:rPr>
-        <w:lastRenderedPageBreak/>
         <w:t>3. В</w:t>
       </w:r>
       <w:r>
@@ -6272,7 +5350,7 @@
     <w:p>
       <w:pPr>
         <w:spacing w:after="200" w:line="276" w:lineRule="auto"/>
-        <w:ind w:firstLine="708"/>
+        <w:jc w:val="center"/>
         <w:rPr>
           <w:noProof/>
           <w:sz w:val="28"/>
@@ -6281,13 +5359,72 @@
       </w:pPr>
       <w:r>
         <w:rPr>
-          <w:b/>
-          <w:bCs/>
           <w:noProof/>
-          <w:sz w:val="28"/>
-          <w:szCs w:val="28"/>
-        </w:rPr>
-        <w:t>Вывод</w:t>
+        </w:rPr>
+        <w:lastRenderedPageBreak/>
+        <w:drawing>
+          <wp:inline distT="0" distB="0" distL="0" distR="0" wp14:anchorId="3932C904" wp14:editId="586EF474">
+            <wp:extent cx="6479663" cy="2105025"/>
+            <wp:effectExtent l="0" t="0" r="0" b="0"/>
+            <wp:docPr id="4" name="Рисунок 4"/>
+            <wp:cNvGraphicFramePr>
+              <a:graphicFrameLocks xmlns:a="http://schemas.openxmlformats.org/drawingml/2006/main" noChangeAspect="1"/>
+            </wp:cNvGraphicFramePr>
+            <a:graphic xmlns:a="http://schemas.openxmlformats.org/drawingml/2006/main">
+              <a:graphicData uri="http://schemas.openxmlformats.org/drawingml/2006/picture">
+                <pic:pic xmlns:pic="http://schemas.openxmlformats.org/drawingml/2006/picture">
+                  <pic:nvPicPr>
+                    <pic:cNvPr id="1" name=""/>
+                    <pic:cNvPicPr/>
+                  </pic:nvPicPr>
+                  <pic:blipFill>
+                    <a:blip r:embed="rId10"/>
+                    <a:stretch>
+                      <a:fillRect/>
+                    </a:stretch>
+                  </pic:blipFill>
+                  <pic:spPr>
+                    <a:xfrm>
+                      <a:off x="0" y="0"/>
+                      <a:ext cx="6484777" cy="2106686"/>
+                    </a:xfrm>
+                    <a:prstGeom prst="rect">
+                      <a:avLst/>
+                    </a:prstGeom>
+                  </pic:spPr>
+                </pic:pic>
+              </a:graphicData>
+            </a:graphic>
+          </wp:inline>
+        </w:drawing>
+      </w:r>
+    </w:p>
+    <w:p>
+      <w:pPr>
+        <w:spacing w:after="200" w:line="276" w:lineRule="auto"/>
+        <w:jc w:val="center"/>
+        <w:rPr>
+          <w:noProof/>
+          <w:sz w:val="28"/>
+          <w:szCs w:val="28"/>
+        </w:rPr>
+      </w:pPr>
+      <w:r>
+        <w:rPr>
+          <w:noProof/>
+          <w:sz w:val="28"/>
+          <w:szCs w:val="28"/>
+        </w:rPr>
+        <w:t xml:space="preserve">Рисунок 3 – Подключенный контейнер </w:t>
+      </w:r>
+      <w:r>
+        <w:rPr>
+          <w:noProof/>
+          <w:sz w:val="28"/>
+          <w:szCs w:val="28"/>
+          <w:lang w:val="en-US"/>
+        </w:rPr>
+        <w:t>phpMyAdmin</w:t>
       </w:r>
     </w:p>
     <w:p>
@@ -6302,27 +5439,13 @@
       </w:pPr>
       <w:r>
         <w:rPr>
+          <w:b/>
+          <w:bCs/>
           <w:noProof/>
           <w:sz w:val="28"/>
           <w:szCs w:val="28"/>
         </w:rPr>
-        <w:t xml:space="preserve">Связка PHP + Apache + MySQL + phpMyAdmin успешно развёрнута с </w:t>
-      </w:r>
-      <w:r>
-        <w:rPr>
-          <w:noProof/>
-          <w:sz w:val="28"/>
-          <w:szCs w:val="28"/>
-        </w:rPr>
-        <w:tab/>
-      </w:r>
-      <w:r>
-        <w:rPr>
-          <w:noProof/>
-          <w:sz w:val="28"/>
-          <w:szCs w:val="28"/>
-        </w:rPr>
-        <w:t>помощью Docker Compose.</w:t>
+        <w:t>Вывод</w:t>
       </w:r>
     </w:p>
     <w:p>
@@ -6341,6 +5464,41 @@
           <w:sz w:val="28"/>
           <w:szCs w:val="28"/>
         </w:rPr>
+        <w:t xml:space="preserve">Связка PHP + Apache + MySQL + phpMyAdmin успешно развёрнута с </w:t>
+      </w:r>
+      <w:r>
+        <w:rPr>
+          <w:noProof/>
+          <w:sz w:val="28"/>
+          <w:szCs w:val="28"/>
+        </w:rPr>
+        <w:tab/>
+      </w:r>
+      <w:r>
+        <w:rPr>
+          <w:noProof/>
+          <w:sz w:val="28"/>
+          <w:szCs w:val="28"/>
+        </w:rPr>
+        <w:t>помощью Docker Compose.</w:t>
+      </w:r>
+    </w:p>
+    <w:p>
+      <w:pPr>
+        <w:spacing w:after="200" w:line="276" w:lineRule="auto"/>
+        <w:ind w:firstLine="708"/>
+        <w:rPr>
+          <w:noProof/>
+          <w:sz w:val="28"/>
+          <w:szCs w:val="28"/>
+        </w:rPr>
+      </w:pPr>
+      <w:r>
+        <w:rPr>
+          <w:noProof/>
+          <w:sz w:val="28"/>
+          <w:szCs w:val="28"/>
+        </w:rPr>
         <w:t xml:space="preserve">Все контейнеры запускаются, PHP видит базу данных (расширение PDO </w:t>
       </w:r>
       <w:r>
@@ -6359,8 +5517,6 @@
         </w:rPr>
         <w:t>установлено), phpMyAdmin работает корректно.</w:t>
       </w:r>
-      <w:bookmarkStart w:id="4" w:name="_GoBack"/>
-      <w:bookmarkEnd w:id="4"/>
     </w:p>
     <w:p>
       <w:pPr>
@@ -8353,7 +7509,7 @@
 </file>
 
 <file path=customXml/itemProps1.xml><?xml version="1.0" encoding="utf-8"?>
-<ds:datastoreItem xmlns:ds="http://schemas.openxmlformats.org/officeDocument/2006/customXml" ds:itemID="{2C52E865-86A4-4D66-AA52-81B497B68886}">
+<ds:datastoreItem xmlns:ds="http://schemas.openxmlformats.org/officeDocument/2006/customXml" ds:itemID="{9FFD69FC-B66C-4735-894B-0D0CB7936B4F}">
   <ds:schemaRefs>
     <ds:schemaRef ds:uri="http://schemas.openxmlformats.org/officeDocument/2006/bibliography"/>
   </ds:schemaRefs>
